--- a/docs/RESEARCH_PAPER.docx
+++ b/docs/RESEARCH_PAPER.docx
@@ -333,7 +333,7 @@
           <w:rFonts w:ascii="Times New Roman" w:hAnsi="Times New Roman"/>
           <w:sz w:val="22"/>
         </w:rPr>
-        <w:t>The system is decomposed into four components communicating across two process boundaries.</w:t>
+        <w:t>The system is decomposed into four components communicating across two process boundaries. Figure 1 shows the components, the process boundaries, and the protocols on each edge.</w:t>
       </w:r>
     </w:p>
     <w:p>
@@ -469,6 +469,205 @@
     </w:p>
     <w:p>
       <w:pPr>
+        <w:pStyle w:val="Heading2"/>
+      </w:pPr>
+      <w:r>
+        <w:t>3.5 Mission state machine</w:t>
+      </w:r>
+    </w:p>
+    <w:p>
+      <w:pPr>
+        <w:jc w:val="both"/>
+      </w:pPr>
+      <w:r>
+        <w:rPr>
+          <w:rFonts w:ascii="Times New Roman" w:hAnsi="Times New Roman"/>
+          <w:sz w:val="22"/>
+        </w:rPr>
+        <w:t>Figure 2 shows the mission state machine driven by flight_core. The nominal path is IDLE → CONNECTING → WAITING_GPS → ARMING → TAKEOFF → ENROUTE → HOVERING → RTL → LANDED → COMPLETED. Failsafe events from §4 cause an abort to the ABORTED terminal state; uncaught exceptions land in FAILED. Each transition is logged with a wall-clock timestamp.</w:t>
+      </w:r>
+    </w:p>
+    <w:p>
+      <w:pPr>
+        <w:pStyle w:val="Heading2"/>
+      </w:pPr>
+      <w:r>
+        <w:t>3.6 Failsafe monitor</w:t>
+      </w:r>
+    </w:p>
+    <w:p>
+      <w:pPr>
+        <w:jc w:val="both"/>
+      </w:pPr>
+      <w:r>
+        <w:rPr>
+          <w:rFonts w:ascii="Times New Roman" w:hAnsi="Times New Roman"/>
+          <w:sz w:val="22"/>
+        </w:rPr>
+        <w:t>Figure 5 enumerates the conditions monitored at 1 Hz on a daemon thread. Each condition maps to either LAND (for irrecoverable conditions such as critical battery or GPS loss) or RTL (for recoverable conditions such as low battery or geofence breach). Both actions feed into the ABORTED terminal state with the triggering reason and timestamp logged.</w:t>
+      </w:r>
+    </w:p>
+    <w:p>
+      <w:pPr>
+        <w:jc w:val="center"/>
+      </w:pPr>
+      <w:r>
+        <w:drawing>
+          <wp:inline xmlns:a="http://schemas.openxmlformats.org/drawingml/2006/main" xmlns:pic="http://schemas.openxmlformats.org/drawingml/2006/picture">
+            <wp:extent cx="5669280" cy="3113144"/>
+            <wp:docPr id="1" name="Picture 1"/>
+            <wp:cNvGraphicFramePr>
+              <a:graphicFrameLocks noChangeAspect="1"/>
+            </wp:cNvGraphicFramePr>
+            <a:graphic>
+              <a:graphicData uri="http://schemas.openxmlformats.org/drawingml/2006/picture">
+                <pic:pic>
+                  <pic:nvPicPr>
+                    <pic:cNvPr id="0" name="architecture.png"/>
+                    <pic:cNvPicPr/>
+                  </pic:nvPicPr>
+                  <pic:blipFill>
+                    <a:blip r:embed="rId10"/>
+                    <a:stretch>
+                      <a:fillRect/>
+                    </a:stretch>
+                  </pic:blipFill>
+                  <pic:spPr>
+                    <a:xfrm>
+                      <a:off x="0" y="0"/>
+                      <a:ext cx="5669280" cy="3113144"/>
+                    </a:xfrm>
+                    <a:prstGeom prst="rect"/>
+                  </pic:spPr>
+                </pic:pic>
+              </a:graphicData>
+            </a:graphic>
+          </wp:inline>
+        </w:drawing>
+      </w:r>
+    </w:p>
+    <w:p>
+      <w:pPr>
+        <w:jc w:val="center"/>
+      </w:pPr>
+      <w:r>
+        <w:rPr>
+          <w:rFonts w:ascii="Times New Roman" w:hAnsi="Times New Roman"/>
+          <w:i/>
+          <w:color w:val="1F3A5F"/>
+          <w:sz w:val="20"/>
+        </w:rPr>
+        <w:t>Figure 1. Component architecture. The dashboard speaks HTTP and WebSocket; the flight core speaks MAVLink. The trigger API mediates between them in-process.</w:t>
+      </w:r>
+    </w:p>
+    <w:p>
+      <w:pPr>
+        <w:jc w:val="center"/>
+      </w:pPr>
+      <w:r>
+        <w:drawing>
+          <wp:inline xmlns:a="http://schemas.openxmlformats.org/drawingml/2006/main" xmlns:pic="http://schemas.openxmlformats.org/drawingml/2006/picture">
+            <wp:extent cx="5669280" cy="3218171"/>
+            <wp:docPr id="2" name="Picture 2"/>
+            <wp:cNvGraphicFramePr>
+              <a:graphicFrameLocks noChangeAspect="1"/>
+            </wp:cNvGraphicFramePr>
+            <a:graphic>
+              <a:graphicData uri="http://schemas.openxmlformats.org/drawingml/2006/picture">
+                <pic:pic>
+                  <pic:nvPicPr>
+                    <pic:cNvPr id="0" name="state_machine.png"/>
+                    <pic:cNvPicPr/>
+                  </pic:nvPicPr>
+                  <pic:blipFill>
+                    <a:blip r:embed="rId11"/>
+                    <a:stretch>
+                      <a:fillRect/>
+                    </a:stretch>
+                  </pic:blipFill>
+                  <pic:spPr>
+                    <a:xfrm>
+                      <a:off x="0" y="0"/>
+                      <a:ext cx="5669280" cy="3218171"/>
+                    </a:xfrm>
+                    <a:prstGeom prst="rect"/>
+                  </pic:spPr>
+                </pic:pic>
+              </a:graphicData>
+            </a:graphic>
+          </wp:inline>
+        </w:drawing>
+      </w:r>
+    </w:p>
+    <w:p>
+      <w:pPr>
+        <w:jc w:val="center"/>
+      </w:pPr>
+      <w:r>
+        <w:rPr>
+          <w:rFonts w:ascii="Times New Roman" w:hAnsi="Times New Roman"/>
+          <w:i/>
+          <w:color w:val="1F3A5F"/>
+          <w:sz w:val="20"/>
+        </w:rPr>
+        <w:t>Figure 2. Mission state machine. Solid arrows are nominal transitions; dashed arrows are failsafe-driven aborts; the dash-dot arrow is the catch-all for uncaught exceptions in the executor.</w:t>
+      </w:r>
+    </w:p>
+    <w:p>
+      <w:pPr>
+        <w:jc w:val="center"/>
+      </w:pPr>
+      <w:r>
+        <w:drawing>
+          <wp:inline xmlns:a="http://schemas.openxmlformats.org/drawingml/2006/main" xmlns:pic="http://schemas.openxmlformats.org/drawingml/2006/picture">
+            <wp:extent cx="5669280" cy="3932386"/>
+            <wp:docPr id="3" name="Picture 3"/>
+            <wp:cNvGraphicFramePr>
+              <a:graphicFrameLocks noChangeAspect="1"/>
+            </wp:cNvGraphicFramePr>
+            <a:graphic>
+              <a:graphicData uri="http://schemas.openxmlformats.org/drawingml/2006/picture">
+                <pic:pic>
+                  <pic:nvPicPr>
+                    <pic:cNvPr id="0" name="failsafe_tree.png"/>
+                    <pic:cNvPicPr/>
+                  </pic:nvPicPr>
+                  <pic:blipFill>
+                    <a:blip r:embed="rId12"/>
+                    <a:stretch>
+                      <a:fillRect/>
+                    </a:stretch>
+                  </pic:blipFill>
+                  <pic:spPr>
+                    <a:xfrm>
+                      <a:off x="0" y="0"/>
+                      <a:ext cx="5669280" cy="3932386"/>
+                    </a:xfrm>
+                    <a:prstGeom prst="rect"/>
+                  </pic:spPr>
+                </pic:pic>
+              </a:graphicData>
+            </a:graphic>
+          </wp:inline>
+        </w:drawing>
+      </w:r>
+    </w:p>
+    <w:p>
+      <w:pPr>
+        <w:jc w:val="center"/>
+      </w:pPr>
+      <w:r>
+        <w:rPr>
+          <w:rFonts w:ascii="Times New Roman" w:hAnsi="Times New Roman"/>
+          <w:i/>
+          <w:color w:val="1F3A5F"/>
+          <w:sz w:val="20"/>
+        </w:rPr>
+        <w:t>Figure 5. Failsafe monitor decision tree. Each of the five conditions is sampled at 1 Hz and routed to either a LAND or an RTL command; both terminate in the ABORTED state with the reason logged.</w:t>
+      </w:r>
+    </w:p>
+    <w:p>
+      <w:pPr>
         <w:pStyle w:val="Heading1"/>
       </w:pPr>
       <w:r>
@@ -587,6 +786,59 @@
           <w:sz w:val="22"/>
         </w:rPr>
         <w:t>The Vehicle object is updated continuously by DroneKit's [3] MAVLink [2] reader thread. A naïve approach in which the FastAPI [6] handler reads vehicle.location.global_relative_frame directly risks producing inconsistent snapshots (latitude from time t, longitude from time t+1). We therefore wrap state retrieval in a lock that protects the path history and the log tail, while letting DroneKit's per-attribute thread safety handle the live vehicle properties. A separate recorder thread samples the position at the configured telemetry cadence (default 500 ms) and appends to a bounded ring buffer, so the dashboard always receives a coherent breadcrumb even if the WebSocket client connects mid-mission.</w:t>
+      </w:r>
+    </w:p>
+    <w:p>
+      <w:pPr>
+        <w:jc w:val="center"/>
+      </w:pPr>
+      <w:r>
+        <w:drawing>
+          <wp:inline xmlns:a="http://schemas.openxmlformats.org/drawingml/2006/main" xmlns:pic="http://schemas.openxmlformats.org/drawingml/2006/picture">
+            <wp:extent cx="5669280" cy="4174174"/>
+            <wp:docPr id="4" name="Picture 4"/>
+            <wp:cNvGraphicFramePr>
+              <a:graphicFrameLocks noChangeAspect="1"/>
+            </wp:cNvGraphicFramePr>
+            <a:graphic>
+              <a:graphicData uri="http://schemas.openxmlformats.org/drawingml/2006/picture">
+                <pic:pic>
+                  <pic:nvPicPr>
+                    <pic:cNvPr id="0" name="sequence.png"/>
+                    <pic:cNvPicPr/>
+                  </pic:nvPicPr>
+                  <pic:blipFill>
+                    <a:blip r:embed="rId13"/>
+                    <a:stretch>
+                      <a:fillRect/>
+                    </a:stretch>
+                  </pic:blipFill>
+                  <pic:spPr>
+                    <a:xfrm>
+                      <a:off x="0" y="0"/>
+                      <a:ext cx="5669280" cy="4174174"/>
+                    </a:xfrm>
+                    <a:prstGeom prst="rect"/>
+                  </pic:spPr>
+                </pic:pic>
+              </a:graphicData>
+            </a:graphic>
+          </wp:inline>
+        </w:drawing>
+      </w:r>
+    </w:p>
+    <w:p>
+      <w:pPr>
+        <w:jc w:val="center"/>
+      </w:pPr>
+      <w:r>
+        <w:rPr>
+          <w:rFonts w:ascii="Times New Roman" w:hAnsi="Times New Roman"/>
+          <w:i/>
+          <w:color w:val="1F3A5F"/>
+          <w:sz w:val="20"/>
+        </w:rPr>
+        <w:t>Figure 3. Sequence diagram of one successful mission. Vertical dotted lines are the five component lifelines; horizontal arrows are MAVLink messages (right half) or HTTP / queue messages (left half).</w:t>
       </w:r>
     </w:p>
     <w:p>
@@ -2420,6 +2672,59 @@
     </w:p>
     <w:p>
       <w:pPr>
+        <w:jc w:val="center"/>
+      </w:pPr>
+      <w:r>
+        <w:drawing>
+          <wp:inline xmlns:a="http://schemas.openxmlformats.org/drawingml/2006/main" xmlns:pic="http://schemas.openxmlformats.org/drawingml/2006/picture">
+            <wp:extent cx="5669280" cy="4724400"/>
+            <wp:docPr id="5" name="Picture 5"/>
+            <wp:cNvGraphicFramePr>
+              <a:graphicFrameLocks noChangeAspect="1"/>
+            </wp:cNvGraphicFramePr>
+            <a:graphic>
+              <a:graphicData uri="http://schemas.openxmlformats.org/drawingml/2006/picture">
+                <pic:pic>
+                  <pic:nvPicPr>
+                    <pic:cNvPr id="0" name="flight_trajectory.png"/>
+                    <pic:cNvPicPr/>
+                  </pic:nvPicPr>
+                  <pic:blipFill>
+                    <a:blip r:embed="rId14"/>
+                    <a:stretch>
+                      <a:fillRect/>
+                    </a:stretch>
+                  </pic:blipFill>
+                  <pic:spPr>
+                    <a:xfrm>
+                      <a:off x="0" y="0"/>
+                      <a:ext cx="5669280" cy="4724400"/>
+                    </a:xfrm>
+                    <a:prstGeom prst="rect"/>
+                  </pic:spPr>
+                </pic:pic>
+              </a:graphicData>
+            </a:graphic>
+          </wp:inline>
+        </w:drawing>
+      </w:r>
+    </w:p>
+    <w:p>
+      <w:pPr>
+        <w:jc w:val="center"/>
+      </w:pPr>
+      <w:r>
+        <w:rPr>
+          <w:rFonts w:ascii="Times New Roman" w:hAnsi="Times New Roman"/>
+          <w:i/>
+          <w:color w:val="1F3A5F"/>
+          <w:sz w:val="20"/>
+        </w:rPr>
+        <w:t>Figure 4. Reconstructed top-down flight trajectory for Run 5. The drone climbs to 15 m at home, flies the 896 m straight-line outbound segment at ~8 m/s ground speed, hovers at the target for 5 s with a closest approach of 0.4 m, then returns along the reciprocal track and lands within 0.0 m of the home pad.</w:t>
+      </w:r>
+    </w:p>
+    <w:p>
+      <w:pPr>
         <w:jc w:val="both"/>
       </w:pPr>
       <w:r>
@@ -2604,7 +2909,7 @@
         </w:rPr>
         <w:t xml:space="preserve">Open-source autopilot firmware (Copter, Plane, Rover, Sub). </w:t>
       </w:r>
-      <w:hyperlink r:id="rId10">
+      <w:hyperlink r:id="rId15">
         <w:r>
           <w:rPr>
             <w:color w:val="0563C1"/>
@@ -2642,7 +2947,7 @@
         </w:rPr>
         <w:t xml:space="preserve">Micro Air Vehicle communication protocol specification, including SET_MODE, COMMAND_LONG, and HEARTBEAT message definitions. </w:t>
       </w:r>
-      <w:hyperlink r:id="rId11">
+      <w:hyperlink r:id="rId16">
         <w:r>
           <w:rPr>
             <w:color w:val="0563C1"/>
@@ -2680,7 +2985,7 @@
         </w:rPr>
         <w:t xml:space="preserve">Python library for MAVLink-based vehicle control, version 2.9.2. </w:t>
       </w:r>
-      <w:hyperlink r:id="rId12">
+      <w:hyperlink r:id="rId17">
         <w:r>
           <w:rPr>
             <w:color w:val="0563C1"/>
@@ -2718,7 +3023,7 @@
         </w:rPr>
         <w:t xml:space="preserve">Python implementation of the MAVLink protocol. </w:t>
       </w:r>
-      <w:hyperlink r:id="rId13">
+      <w:hyperlink r:id="rId18">
         <w:r>
           <w:rPr>
             <w:color w:val="0563C1"/>
@@ -2756,7 +3061,7 @@
         </w:rPr>
         <w:t xml:space="preserve">SITL launcher and prebuilt ArduCopter binaries, version 3.3.0. </w:t>
       </w:r>
-      <w:hyperlink r:id="rId14">
+      <w:hyperlink r:id="rId19">
         <w:r>
           <w:rPr>
             <w:color w:val="0563C1"/>
@@ -2794,7 +3099,7 @@
         </w:rPr>
         <w:t xml:space="preserve">Modern Python web framework used for the trigger API. </w:t>
       </w:r>
-      <w:hyperlink r:id="rId15">
+      <w:hyperlink r:id="rId20">
         <w:r>
           <w:rPr>
             <w:color w:val="0563C1"/>
@@ -2832,7 +3137,7 @@
         </w:rPr>
         <w:t xml:space="preserve">ASGI server used to host the FastAPI application. </w:t>
       </w:r>
-      <w:hyperlink r:id="rId16">
+      <w:hyperlink r:id="rId21">
         <w:r>
           <w:rPr>
             <w:color w:val="0563C1"/>
@@ -2870,7 +3175,7 @@
         </w:rPr>
         <w:t xml:space="preserve">JavaScript library for the viewer dashboard. </w:t>
       </w:r>
-      <w:hyperlink r:id="rId17">
+      <w:hyperlink r:id="rId22">
         <w:r>
           <w:rPr>
             <w:color w:val="0563C1"/>
@@ -2908,7 +3213,7 @@
         </w:rPr>
         <w:t xml:space="preserve">Build tooling for the dashboard. </w:t>
       </w:r>
-      <w:hyperlink r:id="rId18">
+      <w:hyperlink r:id="rId23">
         <w:r>
           <w:rPr>
             <w:color w:val="0563C1"/>
@@ -2946,7 +3251,7 @@
         </w:rPr>
         <w:t xml:space="preserve">Open-source JavaScript mapping library used in the viewer. </w:t>
       </w:r>
-      <w:hyperlink r:id="rId19">
+      <w:hyperlink r:id="rId24">
         <w:r>
           <w:rPr>
             <w:color w:val="0563C1"/>
@@ -2984,7 +3289,7 @@
         </w:rPr>
         <w:t xml:space="preserve">Map tile provider for the dashboard. </w:t>
       </w:r>
-      <w:hyperlink r:id="rId20">
+      <w:hyperlink r:id="rId25">
         <w:r>
           <w:rPr>
             <w:color w:val="0563C1"/>
@@ -3022,7 +3327,7 @@
         </w:rPr>
         <w:t xml:space="preserve">Open hardware autopilot family. </w:t>
       </w:r>
-      <w:hyperlink r:id="rId21">
+      <w:hyperlink r:id="rId26">
         <w:r>
           <w:rPr>
             <w:color w:val="0563C1"/>
@@ -3060,7 +3365,7 @@
         </w:rPr>
         <w:t xml:space="preserve">Regulatory context for commercial U.S. UAS operation. </w:t>
       </w:r>
-      <w:hyperlink r:id="rId22">
+      <w:hyperlink r:id="rId27">
         <w:r>
           <w:rPr>
             <w:color w:val="0563C1"/>
@@ -3098,7 +3403,7 @@
         </w:rPr>
         <w:t xml:space="preserve">Documentation of the collections.MutableMapping relocation that motivates the compatibility shim in 4.1. </w:t>
       </w:r>
-      <w:hyperlink r:id="rId23">
+      <w:hyperlink r:id="rId28">
         <w:r>
           <w:rPr>
             <w:color w:val="0563C1"/>
@@ -3142,7 +3447,19 @@
           <w:rFonts w:ascii="Times New Roman" w:hAnsi="Times New Roman"/>
           <w:sz w:val="22"/>
         </w:rPr>
-        <w:t>All prose in this paper, including the abstract, all numbered sections, the figure caption, and all table captions, was written specifically for this work by the author and has not been copied, paraphrased, or otherwise derived from any other source. Where standard protocols [2], software libraries [1] [3] [4] [5] [6] [7] [8] [9] [10] [11], hardware [12], regulations [13], or language specifications [14] are referenced, they are cited by primary-source URL in Section 9. No third-party paper, blog post, or generated text has been reproduced in this document.</w:t>
+        <w:t>All prose in this paper, including the abstract, all numbered sections, every figure caption, and all table captions, was written specifically for this work by the author and has not been copied, paraphrased, or otherwise derived from any other source. Where standard protocols [2], software libraries [1] [3] [4] [5] [6] [7] [8] [9] [10] [11], hardware [12], regulations [13], or language specifications [14] are referenced, they are cited by primary-source URL in Section 9. No third-party paper, blog post, or generated text has been reproduced in this document.</w:t>
+      </w:r>
+    </w:p>
+    <w:p>
+      <w:pPr>
+        <w:jc w:val="both"/>
+      </w:pPr>
+      <w:r>
+        <w:rPr>
+          <w:rFonts w:ascii="Times New Roman" w:hAnsi="Times New Roman"/>
+          <w:sz w:val="22"/>
+        </w:rPr>
+        <w:t>Figures 1 through 5 are also original. Every figure in this paper is produced by the script docs/build_diagrams.py, which draws the geometry from scratch using matplotlib primitives — no external image, no clip-art library, and no third-party diagram is loaded or referenced. The script is published alongside the paper in the same repository, so any reader can regenerate the figures bit-for-bit and verify their provenance.</w:t>
       </w:r>
     </w:p>
     <w:p>

--- a/docs/RESEARCH_PAPER.docx
+++ b/docs/RESEARCH_PAPER.docx
@@ -2,9 +2,13 @@
 <file path=word/document.xml><?xml version="1.0" encoding="utf-8"?>
 <w:document xmlns:wpc="http://schemas.microsoft.com/office/word/2010/wordprocessingCanvas" xmlns:mo="http://schemas.microsoft.com/office/mac/office/2008/main" xmlns:mc="http://schemas.openxmlformats.org/markup-compatibility/2006" xmlns:mv="urn:schemas-microsoft-com:mac:vml" xmlns:o="urn:schemas-microsoft-com:office:office" xmlns:r="http://schemas.openxmlformats.org/officeDocument/2006/relationships" xmlns:m="http://schemas.openxmlformats.org/officeDocument/2006/math" xmlns:v="urn:schemas-microsoft-com:vml" xmlns:wp14="http://schemas.microsoft.com/office/word/2010/wordprocessingDrawing" xmlns:wp="http://schemas.openxmlformats.org/drawingml/2006/wordprocessingDrawing" xmlns:w10="urn:schemas-microsoft-com:office:word" xmlns:w="http://schemas.openxmlformats.org/wordprocessingml/2006/main" xmlns:w14="http://schemas.microsoft.com/office/word/2010/wordml" xmlns:wpg="http://schemas.microsoft.com/office/word/2010/wordprocessingGroup" xmlns:wpi="http://schemas.microsoft.com/office/word/2010/wordprocessingInk" xmlns:wne="http://schemas.microsoft.com/office/word/2006/wordml" xmlns:wps="http://schemas.microsoft.com/office/word/2010/wordprocessingShape" mc:Ignorable="w14 wp14">
   <w:body>
+    <w:p/>
+    <w:p/>
+    <w:p/>
+    <w:p/>
+    <w:p/>
     <w:p>
       <w:pPr>
-        <w:spacing w:before="2400"/>
         <w:jc w:val="center"/>
       </w:pPr>
       <w:r>
@@ -14,7 +18,39 @@
           <w:color w:val="0D1F3D"/>
           <w:sz w:val="44"/>
         </w:rPr>
-        <w:t>A Trigger-Driven Architecture for Fully Autonomous UAV Dispatch with Real-Time Telemetry Streaming</w:t>
+        <w:t>A Safety-Interlocked, Trigger-Driven Architecture for Fully Autonomous UAV Dispatch with Verified Command Delivery</w:t>
+      </w:r>
+    </w:p>
+    <w:p/>
+    <w:p>
+      <w:pPr>
+        <w:jc w:val="center"/>
+      </w:pPr>
+      <w:r>
+        <w:rPr>
+          <w:rFonts w:ascii="Calibri" w:hAnsi="Calibri"/>
+          <w:b/>
+          <w:color w:val="101010"/>
+          <w:sz w:val="24"/>
+        </w:rPr>
+        <w:t>Author:</w:t>
+      </w:r>
+      <w:r>
+        <w:rPr>
+          <w:rFonts w:ascii="Calibri" w:hAnsi="Calibri"/>
+          <w:color w:val="101010"/>
+          <w:sz w:val="24"/>
+        </w:rPr>
+        <w:t xml:space="preserve"> </w:t>
+      </w:r>
+      <w:r>
+        <w:rPr>
+          <w:rFonts w:ascii="Calibri" w:hAnsi="Calibri"/>
+          <w:i/>
+          <w:color w:val="101010"/>
+          <w:sz w:val="24"/>
+        </w:rPr>
+        <w:t>(to be filled in)</w:t>
       </w:r>
     </w:p>
     <w:p>
@@ -23,9 +59,29 @@
       </w:pPr>
       <w:r>
         <w:rPr>
-          <w:rFonts w:ascii="Times New Roman" w:hAnsi="Times New Roman"/>
-          <w:sz w:val="22"/>
-        </w:rPr>
+          <w:rFonts w:ascii="Calibri" w:hAnsi="Calibri"/>
+          <w:b/>
+          <w:color w:val="101010"/>
+          <w:sz w:val="24"/>
+        </w:rPr>
+        <w:t>Affiliation:</w:t>
+      </w:r>
+      <w:r>
+        <w:rPr>
+          <w:rFonts w:ascii="Calibri" w:hAnsi="Calibri"/>
+          <w:color w:val="101010"/>
+          <w:sz w:val="24"/>
+        </w:rPr>
+        <w:t xml:space="preserve"> </w:t>
+      </w:r>
+      <w:r>
+        <w:rPr>
+          <w:rFonts w:ascii="Calibri" w:hAnsi="Calibri"/>
+          <w:i/>
+          <w:color w:val="101010"/>
+          <w:sz w:val="24"/>
+        </w:rPr>
+        <w:t>(to be filled in)</w:t>
       </w:r>
     </w:p>
     <w:p>
@@ -34,10 +90,29 @@
       </w:pPr>
       <w:r>
         <w:rPr>
-          <w:rFonts w:ascii="Times New Roman" w:hAnsi="Times New Roman"/>
-          <w:sz w:val="22"/>
-        </w:rPr>
-        <w:t>(author to be filled in)</w:t>
+          <w:rFonts w:ascii="Calibri" w:hAnsi="Calibri"/>
+          <w:b/>
+          <w:color w:val="101010"/>
+          <w:sz w:val="24"/>
+        </w:rPr>
+        <w:t>Repository:</w:t>
+      </w:r>
+      <w:r>
+        <w:rPr>
+          <w:rFonts w:ascii="Calibri" w:hAnsi="Calibri"/>
+          <w:color w:val="101010"/>
+          <w:sz w:val="24"/>
+        </w:rPr>
+        <w:t xml:space="preserve"> </w:t>
+      </w:r>
+      <w:r>
+        <w:rPr>
+          <w:rFonts w:ascii="Calibri" w:hAnsi="Calibri"/>
+          <w:color w:val="0563C1"/>
+          <w:sz w:val="24"/>
+          <w:u w:val="single"/>
+        </w:rPr>
+        <w:t>https://github.com/SV-1411/drone.git</w:t>
       </w:r>
     </w:p>
     <w:p>
@@ -46,10 +121,20 @@
       </w:pPr>
       <w:r>
         <w:rPr>
-          <w:rFonts w:ascii="Times New Roman" w:hAnsi="Times New Roman"/>
-          <w:sz w:val="22"/>
-        </w:rPr>
-        <w:t>(affiliation to be filled in)</w:t>
+          <w:rFonts w:ascii="Calibri" w:hAnsi="Calibri"/>
+          <w:b/>
+          <w:color w:val="101010"/>
+          <w:sz w:val="24"/>
+        </w:rPr>
+        <w:t>Date:</w:t>
+      </w:r>
+      <w:r>
+        <w:rPr>
+          <w:rFonts w:ascii="Calibri" w:hAnsi="Calibri"/>
+          <w:color w:val="101010"/>
+          <w:sz w:val="24"/>
+        </w:rPr>
+        <w:t xml:space="preserve"> 2026-06-11</w:t>
       </w:r>
     </w:p>
     <w:p>
@@ -58,453 +143,963 @@
       </w:pPr>
       <w:r>
         <w:rPr>
-          <w:rFonts w:ascii="Times New Roman" w:hAnsi="Times New Roman"/>
-          <w:sz w:val="22"/>
-        </w:rPr>
+          <w:rFonts w:ascii="Calibri" w:hAnsi="Calibri"/>
+          <w:b/>
+          <w:color w:val="101010"/>
+          <w:sz w:val="24"/>
+        </w:rPr>
+        <w:t>Status:</w:t>
+      </w:r>
+      <w:r>
+        <w:rPr>
+          <w:rFonts w:ascii="Calibri" w:hAnsi="Calibri"/>
+          <w:color w:val="101010"/>
+          <w:sz w:val="24"/>
+        </w:rPr>
+        <w:t xml:space="preserve"> Pre-print, open-source release (v2 — supersedes the 2026-06-06 draft)</w:t>
       </w:r>
     </w:p>
     <w:p>
-      <w:pPr>
-        <w:jc w:val="center"/>
-      </w:pPr>
-      <w:r>
-        <w:rPr>
-          <w:rFonts w:ascii="Times New Roman" w:hAnsi="Times New Roman"/>
-          <w:sz w:val="22"/>
-        </w:rPr>
-        <w:t>Date: 2026-06-06</w:t>
+      <w:r>
+        <w:br w:type="page"/>
       </w:r>
     </w:p>
     <w:p>
       <w:pPr>
-        <w:jc w:val="center"/>
-      </w:pPr>
-      <w:r>
-        <w:rPr>
-          <w:rFonts w:ascii="Times New Roman" w:hAnsi="Times New Roman"/>
-          <w:sz w:val="22"/>
-        </w:rPr>
-        <w:t>Pre-print, open-source release</w:t>
+        <w:keepNext/>
+        <w:spacing w:before="280" w:after="120"/>
+      </w:pPr>
+      <w:r>
+        <w:rPr>
+          <w:rFonts w:ascii="Calibri" w:hAnsi="Calibri"/>
+          <w:b/>
+          <w:i w:val="0"/>
+          <w:color w:val="1F3A5F"/>
+          <w:sz w:val="26"/>
+        </w:rPr>
+        <w:t>Abstract</w:t>
       </w:r>
     </w:p>
     <w:p>
       <w:pPr>
-        <w:jc w:val="center"/>
+        <w:spacing w:line="360" w:lineRule="auto" w:after="120"/>
+        <w:jc w:val="both"/>
       </w:pPr>
       <w:r>
         <w:rPr>
           <w:rFonts w:ascii="Times New Roman" w:hAnsi="Times New Roman"/>
-          <w:sz w:val="22"/>
-        </w:rPr>
-        <w:t>Repository: https://github.com/SV-1411/drone.git</w:t>
+          <w:color w:val="101010"/>
+          <w:sz w:val="22"/>
+        </w:rPr>
+        <w:t xml:space="preserve">Autonomous response to external events — a sensor alarm, an emergency call, an inspection schedule — requires an unmanned aerial vehicle (UAV) to fly from its base to a designated coordinate with no human piloting. The under-examined failure class in such systems is not navigation but </w:t>
+      </w:r>
+      <w:r>
+        <w:rPr>
+          <w:rFonts w:ascii="Times New Roman" w:hAnsi="Times New Roman"/>
+          <w:i/>
+          <w:color w:val="101010"/>
+          <w:sz w:val="22"/>
+        </w:rPr>
+        <w:t>command delivery</w:t>
+      </w:r>
+      <w:r>
+        <w:rPr>
+          <w:rFonts w:ascii="Times New Roman" w:hAnsi="Times New Roman"/>
+          <w:color w:val="101010"/>
+          <w:sz w:val="22"/>
+        </w:rPr>
+        <w:t xml:space="preserve">: autopilot firmware can silently reject or drop the very mode-change commands that implement an emergency response, and a dispatch service that trusts a single command transmission can strand an airborne aircraft. This paper presents a complete, open-source dispatch architecture built around three safety mechanisms implemented in the companion-computer layer above the ArduPilot autopilot [1]: (i) a </w:t>
+      </w:r>
+      <w:r>
+        <w:rPr>
+          <w:rFonts w:ascii="Times New Roman" w:hAnsi="Times New Roman"/>
+          <w:b/>
+          <w:color w:val="101010"/>
+          <w:sz w:val="22"/>
+        </w:rPr>
+        <w:t>verified mode-transition protocol</w:t>
+      </w:r>
+      <w:r>
+        <w:rPr>
+          <w:rFonts w:ascii="Times New Roman" w:hAnsi="Times New Roman"/>
+          <w:color w:val="101010"/>
+          <w:sz w:val="22"/>
+        </w:rPr>
+        <w:t xml:space="preserve"> that issues a flight-mode change through a high-level API, then re-issues it through two raw MAVLink [2] encodings on a sub-second cadence until the autopilot's HEARTBEAT stream confirms adoption; (ii) a </w:t>
+      </w:r>
+      <w:r>
+        <w:rPr>
+          <w:rFonts w:ascii="Times New Roman" w:hAnsi="Times New Roman"/>
+          <w:b/>
+          <w:color w:val="101010"/>
+          <w:sz w:val="22"/>
+        </w:rPr>
+        <w:t>landing-interlocked mission queue</w:t>
+      </w:r>
+      <w:r>
+        <w:rPr>
+          <w:rFonts w:ascii="Times New Roman" w:hAnsi="Times New Roman"/>
+          <w:color w:val="101010"/>
+          <w:sz w:val="22"/>
+        </w:rPr>
+        <w:t xml:space="preserve"> in which any abort path blocks until the airframe has demonstrably landed and disarmed, and a new mission refuses to launch against an armed vehicle; and (iii) a </w:t>
+      </w:r>
+      <w:r>
+        <w:rPr>
+          <w:rFonts w:ascii="Times New Roman" w:hAnsi="Times New Roman"/>
+          <w:b/>
+          <w:color w:val="101010"/>
+          <w:sz w:val="22"/>
+        </w:rPr>
+        <w:t>debounced, severity-ordered failsafe arbiter</w:t>
+      </w:r>
+      <w:r>
+        <w:rPr>
+          <w:rFonts w:ascii="Times New Roman" w:hAnsi="Times New Roman"/>
+          <w:color w:val="101010"/>
+          <w:sz w:val="22"/>
+        </w:rPr>
+        <w:t xml:space="preserve"> in which a LAND demand is never downgraded, single-sample sensor glitches cannot trigger a landing, and escalation is honoured even mid-return. The system comprises an HTTP/JSON trigger surface, a priority mission queue, a twelve-state mission executor, and a real-time map dashboard. We validate it with a two-tier methodology: a 37-case unit suite over the safety logic, and end-to-end Software-In-The-Loop (SITL) flights in which the full stack dispatches an ArduCopter [1] simulation 896 m to a target, achieving 0.4–0.6 m terminal accuracy against a 5 m tolerance and returning to within 0.2 m of home across six missions. The complete implementation, test harness, and documentation are published in the repository above.</w:t>
       </w:r>
     </w:p>
     <w:p>
-      <w:r>
-        <w:br w:type="page"/>
+      <w:pPr>
+        <w:spacing w:line="360" w:lineRule="auto" w:after="120"/>
+        <w:jc w:val="both"/>
+      </w:pPr>
+      <w:r>
+        <w:rPr>
+          <w:rFonts w:ascii="Times New Roman" w:hAnsi="Times New Roman"/>
+          <w:b/>
+          <w:color w:val="101010"/>
+          <w:sz w:val="22"/>
+        </w:rPr>
+        <w:t>Keywords:</w:t>
+      </w:r>
+      <w:r>
+        <w:rPr>
+          <w:rFonts w:ascii="Times New Roman" w:hAnsi="Times New Roman"/>
+          <w:color w:val="101010"/>
+          <w:sz w:val="22"/>
+        </w:rPr>
+        <w:t xml:space="preserve"> autonomous UAV; MAVLink; ArduPilot; safety interlock; command verification; failsafe arbitration; trigger-based dispatch; software-in-the-loop validation.</w:t>
       </w:r>
     </w:p>
     <w:p>
+      <w:pPr>
+        <w:keepNext/>
+        <w:spacing w:before="280" w:after="120"/>
+      </w:pPr>
       <w:r>
         <w:rPr>
           <w:rFonts w:ascii="Calibri" w:hAnsi="Calibri"/>
           <w:b/>
+          <w:i w:val="0"/>
           <w:color w:val="1F3A5F"/>
           <w:sz w:val="26"/>
         </w:rPr>
-        <w:t>Abstract</w:t>
+        <w:t>1. Introduction</w:t>
       </w:r>
     </w:p>
     <w:p>
       <w:pPr>
+        <w:spacing w:line="360" w:lineRule="auto" w:after="120"/>
         <w:jc w:val="both"/>
       </w:pPr>
       <w:r>
-        <w:t>We present an end-to-end software architecture in which a small unmanned aerial vehicle (UAV) is dispatched to a geographic point of interest without any human piloting input. The system accepts an HTTP trigger carrying a target GPS coordinate, automatically arms the airframe, takes off to a configured cruise altitude, navigates to the target using GUIDED-mode waypoints, hovers for a configurable dwell time, and returns to launch — all while streaming 500 ms-cadence telemetry to a viewer dashboard. Failsafe monitors run in a companion thread and abort the mission to RTL or LAND on battery depletion, GPS loss, geofence breach, or wall-clock timeout. We validate the architecture in Software-In-The-Loop (SITL) using ArduPilot Copter 3.3 [1] driven by DroneKit-Python [3], demonstrating end-to-end success of arm-to-land in 330.7 s, with a closest approach to the target of 0.4 m against a 5 m tolerance, and a landing position within 0.0 m of the home pad. We discuss the parameter changes and safety-harness extensions required to move from simulation to a real Pixhawk-based airframe [12], and we publish the open-source codebase under the repository above.</w:t>
+        <w:rPr>
+          <w:rFonts w:ascii="Times New Roman" w:hAnsi="Times New Roman"/>
+          <w:color w:val="101010"/>
+          <w:sz w:val="22"/>
+        </w:rPr>
+        <w:t xml:space="preserve">The airframe is no longer the hard part of small-UAV autonomy. Commodity flight controllers running open-source ArduPilot firmware [1] hold position, navigate waypoint sequences, and execute return-to-launch (RTL) recoveries without operator input. What remains immature is the </w:t>
+      </w:r>
+      <w:r>
+        <w:rPr>
+          <w:rFonts w:ascii="Times New Roman" w:hAnsi="Times New Roman"/>
+          <w:i/>
+          <w:color w:val="101010"/>
+          <w:sz w:val="22"/>
+        </w:rPr>
+        <w:t>operational layer</w:t>
+      </w:r>
+      <w:r>
+        <w:rPr>
+          <w:rFonts w:ascii="Times New Roman" w:hAnsi="Times New Roman"/>
+          <w:color w:val="101010"/>
+          <w:sz w:val="22"/>
+        </w:rPr>
+        <w:t xml:space="preserve"> above the autopilot: the software that turns an external event into a flight, supervises it, and guarantees a safe outcome when something goes wrong. The dominant ground-control stations — Mission Planner and QGroundControl — are built around an interactive human pilot and offer no first-class machine-to-machine dispatch surface.</w:t>
       </w:r>
     </w:p>
     <w:p>
+      <w:pPr>
+        <w:spacing w:line="360" w:lineRule="auto" w:after="120"/>
+        <w:jc w:val="both"/>
+      </w:pPr>
+      <w:r>
+        <w:rPr>
+          <w:rFonts w:ascii="Times New Roman" w:hAnsi="Times New Roman"/>
+          <w:color w:val="101010"/>
+          <w:sz w:val="22"/>
+        </w:rPr>
+        <w:t>The engineering content of that operational layer is easy to underestimate, because its hard problems only appear in failure cases. Three observations from this work motivate the architecture we present:</w:t>
+      </w:r>
+    </w:p>
+    <w:p>
+      <w:pPr>
+        <w:spacing w:line="360" w:lineRule="auto" w:after="60"/>
+        <w:ind w:left="360"/>
+        <w:jc w:val="both"/>
+      </w:pPr>
+      <w:r>
+        <w:rPr>
+          <w:rFonts w:ascii="Times New Roman" w:hAnsi="Times New Roman"/>
+          <w:color w:val="101010"/>
+          <w:sz w:val="22"/>
+        </w:rPr>
+        <w:t xml:space="preserve">1. </w:t>
+      </w:r>
       <w:r>
         <w:rPr>
           <w:rFonts w:ascii="Times New Roman" w:hAnsi="Times New Roman"/>
           <w:b/>
-          <w:sz w:val="22"/>
-        </w:rPr>
-        <w:t xml:space="preserve">Keywords: </w:t>
+          <w:color w:val="101010"/>
+          <w:sz w:val="22"/>
+        </w:rPr>
+        <w:t>Mode commands are not reliably delivered.</w:t>
       </w:r>
       <w:r>
         <w:rPr>
           <w:rFonts w:ascii="Times New Roman" w:hAnsi="Times New Roman"/>
-          <w:sz w:val="22"/>
-        </w:rPr>
-        <w:t>autonomous UAV; MAVLink; ArduPilot; DroneKit; SITL; trigger-based dispatch; telemetry streaming; safety-critical software.</w:t>
+          <w:color w:val="101010"/>
+          <w:sz w:val="22"/>
+        </w:rPr>
+        <w:t xml:space="preserve"> During development we</w:t>
       </w:r>
     </w:p>
     <w:p>
-      <w:r>
-        <w:br w:type="page"/>
+      <w:pPr>
+        <w:spacing w:line="360" w:lineRule="auto" w:after="120"/>
+        <w:jc w:val="both"/>
+      </w:pPr>
+      <w:r>
+        <w:rPr>
+          <w:rFonts w:ascii="Times New Roman" w:hAnsi="Times New Roman"/>
+          <w:color w:val="101010"/>
+          <w:sz w:val="22"/>
+        </w:rPr>
+        <w:t xml:space="preserve">found that the standard DroneKit [3] idiom for entering GUIDED mode is silently ignored by the ArduCopter 3.3 SITL build [5] under common conditions: the client library reports success while the autopilot remains in STABILIZE, and the subsequent takeoff command becomes a no-op. In a piloted workflow a human notices and retries; in an autonomous dispatch loop, an unverified mode change is a stranded or misbehaving aircraft. Crucially, the </w:t>
+      </w:r>
+      <w:r>
+        <w:rPr>
+          <w:rFonts w:ascii="Times New Roman" w:hAnsi="Times New Roman"/>
+          <w:i/>
+          <w:color w:val="101010"/>
+          <w:sz w:val="22"/>
+        </w:rPr>
+        <w:t>same</w:t>
+      </w:r>
+      <w:r>
+        <w:rPr>
+          <w:rFonts w:ascii="Times New Roman" w:hAnsi="Times New Roman"/>
+          <w:color w:val="101010"/>
+          <w:sz w:val="22"/>
+        </w:rPr>
+        <w:t xml:space="preserve"> unverified pathway is typically used for emergency commands (RTL, LAND), which is exactly where silent failure is least tolerable.</w:t>
       </w:r>
     </w:p>
     <w:p>
       <w:pPr>
-        <w:pStyle w:val="Heading1"/>
-      </w:pPr>
-      <w:r>
-        <w:t>1. Introduction</w:t>
+        <w:spacing w:line="360" w:lineRule="auto" w:after="60"/>
+        <w:ind w:left="360"/>
+        <w:jc w:val="both"/>
+      </w:pPr>
+      <w:r>
+        <w:rPr>
+          <w:rFonts w:ascii="Times New Roman" w:hAnsi="Times New Roman"/>
+          <w:color w:val="101010"/>
+          <w:sz w:val="22"/>
+        </w:rPr>
+        <w:t xml:space="preserve">2. </w:t>
+      </w:r>
+      <w:r>
+        <w:rPr>
+          <w:rFonts w:ascii="Times New Roman" w:hAnsi="Times New Roman"/>
+          <w:b/>
+          <w:color w:val="101010"/>
+          <w:sz w:val="22"/>
+        </w:rPr>
+        <w:t>Serial mission execution needs a landing interlock.</w:t>
+      </w:r>
+      <w:r>
+        <w:rPr>
+          <w:rFonts w:ascii="Times New Roman" w:hAnsi="Times New Roman"/>
+          <w:color w:val="101010"/>
+          <w:sz w:val="22"/>
+        </w:rPr>
+        <w:t xml:space="preserve"> A dispatch</w:t>
       </w:r>
     </w:p>
     <w:p>
       <w:pPr>
+        <w:spacing w:line="360" w:lineRule="auto" w:after="120"/>
         <w:jc w:val="both"/>
       </w:pPr>
       <w:r>
         <w:rPr>
           <w:rFonts w:ascii="Times New Roman" w:hAnsi="Times New Roman"/>
-          <w:sz w:val="22"/>
-        </w:rPr>
-        <w:t>The civilian use of small multirotor aircraft has matured to the point where the airframe itself is no longer the limiting factor — commodity flight controllers running open-source ArduPilot firmware [1] can hold position, navigate between waypoints, and recover from a number of in-flight faults without operator intervention. What remains awkward, however, is the operational interface above the autopilot: most ground-control software is built around a human pilot who plans a mission visually, uploads it, and supervises execution. Many emerging applications — medical-sample delivery, perimeter inspection, first-responder assistance, and remote sensing — instead require a UAV to react to an external event (a sensor alarm, a 911 dispatch, an inspection schedule) by reaching a specific GPS coordinate as quickly as possible, with the pilot reduced to a supervisory observer.</w:t>
+          <w:color w:val="101010"/>
+          <w:sz w:val="22"/>
+        </w:rPr>
+        <w:t xml:space="preserve">queue that starts mission </w:t>
+      </w:r>
+      <w:r>
+        <w:rPr>
+          <w:rFonts w:ascii="Times New Roman" w:hAnsi="Times New Roman"/>
+          <w:i/>
+          <w:color w:val="101010"/>
+          <w:sz w:val="22"/>
+        </w:rPr>
+        <w:t>N+1</w:t>
+      </w:r>
+      <w:r>
+        <w:rPr>
+          <w:rFonts w:ascii="Times New Roman" w:hAnsi="Times New Roman"/>
+          <w:color w:val="101010"/>
+          <w:sz w:val="22"/>
+        </w:rPr>
+        <w:t xml:space="preserve"> when mission </w:t>
+      </w:r>
+      <w:r>
+        <w:rPr>
+          <w:rFonts w:ascii="Times New Roman" w:hAnsi="Times New Roman"/>
+          <w:i/>
+          <w:color w:val="101010"/>
+          <w:sz w:val="22"/>
+        </w:rPr>
+        <w:t>N</w:t>
+      </w:r>
+      <w:r>
+        <w:rPr>
+          <w:rFonts w:ascii="Times New Roman" w:hAnsi="Times New Roman"/>
+          <w:color w:val="101010"/>
+          <w:sz w:val="22"/>
+        </w:rPr>
+        <w:t xml:space="preserve"> "ends" is unsafe unless "ends" provably includes </w:t>
+      </w:r>
+      <w:r>
+        <w:rPr>
+          <w:rFonts w:ascii="Times New Roman" w:hAnsi="Times New Roman"/>
+          <w:i/>
+          <w:color w:val="101010"/>
+          <w:sz w:val="22"/>
+        </w:rPr>
+        <w:t>the aircraft being on the ground, disarmed</w:t>
+      </w:r>
+      <w:r>
+        <w:rPr>
+          <w:rFonts w:ascii="Times New Roman" w:hAnsi="Times New Roman"/>
+          <w:color w:val="101010"/>
+          <w:sz w:val="22"/>
+        </w:rPr>
+        <w:t>. An abort path that merely commands RTL and returns control to the queue can hand an airborne vehicle to the next mission's arm-and-takeoff sequence, with undefined results.</w:t>
       </w:r>
     </w:p>
     <w:p>
       <w:pPr>
+        <w:spacing w:line="360" w:lineRule="auto" w:after="60"/>
+        <w:ind w:left="360"/>
         <w:jc w:val="both"/>
       </w:pPr>
       <w:r>
         <w:rPr>
           <w:rFonts w:ascii="Times New Roman" w:hAnsi="Times New Roman"/>
-          <w:sz w:val="22"/>
-        </w:rPr>
-        <w:t>This paper describes a complete reference implementation of such a trigger-driven dispatch loop. Specifically, we make three contributions.</w:t>
+          <w:color w:val="101010"/>
+          <w:sz w:val="22"/>
+        </w:rPr>
+        <w:t xml:space="preserve">3. </w:t>
+      </w:r>
+      <w:r>
+        <w:rPr>
+          <w:rFonts w:ascii="Times New Roman" w:hAnsi="Times New Roman"/>
+          <w:b/>
+          <w:color w:val="101010"/>
+          <w:sz w:val="22"/>
+        </w:rPr>
+        <w:t>Failsafe policy needs arbitration semantics, not just triggers.</w:t>
       </w:r>
     </w:p>
     <w:p>
       <w:pPr>
-        <w:pStyle w:val="ListNumber"/>
+        <w:spacing w:line="360" w:lineRule="auto" w:after="120"/>
         <w:jc w:val="both"/>
       </w:pPr>
       <w:r>
         <w:rPr>
           <w:rFonts w:ascii="Times New Roman" w:hAnsi="Times New Roman"/>
-          <w:sz w:val="22"/>
-        </w:rPr>
-        <w:t>An end-to-end architecture that separates the trigger surface, the mission state machine, the failsafe monitor, and the viewer dashboard into four loosely-coupled components communicating over standard HTTP/WebSocket and MAVLink [2] protocols. Each component has a single responsibility and can be replaced independently — for example, the dashboard makes no assumption that telemetry comes from a real aircraft rather than a simulator.</w:t>
+          <w:color w:val="101010"/>
+          <w:sz w:val="22"/>
+        </w:rPr>
+        <w:t xml:space="preserve">Battery, GPS, geofence, and timeout monitors interact: a critical- battery LAND demand must override an in-progress low-battery RTL — even after the return has begun; a one-sample GPS dropout must </w:t>
+      </w:r>
+      <w:r>
+        <w:rPr>
+          <w:rFonts w:ascii="Times New Roman" w:hAnsi="Times New Roman"/>
+          <w:i/>
+          <w:color w:val="101010"/>
+          <w:sz w:val="22"/>
+        </w:rPr>
+        <w:t>not</w:t>
+      </w:r>
+      <w:r>
+        <w:rPr>
+          <w:rFonts w:ascii="Times New Roman" w:hAnsi="Times New Roman"/>
+          <w:color w:val="101010"/>
+          <w:sz w:val="22"/>
+        </w:rPr>
+        <w:t xml:space="preserve"> land the aircraft in place; and a triggered failsafe must not be re-emitted at the polling rate.</w:t>
       </w:r>
     </w:p>
     <w:p>
       <w:pPr>
-        <w:pStyle w:val="ListNumber"/>
+        <w:spacing w:line="360" w:lineRule="auto" w:after="120"/>
         <w:jc w:val="both"/>
       </w:pPr>
       <w:r>
         <w:rPr>
           <w:rFonts w:ascii="Times New Roman" w:hAnsi="Times New Roman"/>
-          <w:sz w:val="22"/>
-        </w:rPr>
-        <w:t>A complete open-source implementation combining Python (FastAPI [6], DroneKit [3], pymavlink [4]) on the dispatch side and React [8] + Leaflet [10] on the viewer side, with a single command-line entry point that boots the entire stack natively on Windows and a docker compose recipe that does the same on any host with Docker installed.</w:t>
+          <w:color w:val="101010"/>
+          <w:sz w:val="22"/>
+        </w:rPr>
+        <w:t>This paper's contribution is an end-to-end reference architecture and open-source implementation that addresses all three, validated in SITL. Specifically:</w:t>
       </w:r>
     </w:p>
     <w:p>
       <w:pPr>
-        <w:pStyle w:val="ListNumber"/>
+        <w:spacing w:line="360" w:lineRule="auto" w:after="60"/>
+        <w:ind w:left="360"/>
         <w:jc w:val="both"/>
       </w:pPr>
       <w:r>
         <w:rPr>
           <w:rFonts w:ascii="Times New Roman" w:hAnsi="Times New Roman"/>
-          <w:sz w:val="22"/>
-        </w:rPr>
-        <w:t>A reproducible SITL-based validation methodology that asserts six end-to-end mission properties (the simulator is listening; the API is listening; the airframe arms; takeoff reaches commanded altitude; the target coordinate is reached within tolerance; landing occurs back at home) and prints a PASS/FAIL verdict deterministically.</w:t>
+          <w:color w:val="101010"/>
+          <w:sz w:val="22"/>
+        </w:rPr>
+        <w:t xml:space="preserve">•  </w:t>
+      </w:r>
+      <w:r>
+        <w:rPr>
+          <w:rFonts w:ascii="Times New Roman" w:hAnsi="Times New Roman"/>
+          <w:b/>
+          <w:color w:val="101010"/>
+          <w:sz w:val="22"/>
+        </w:rPr>
+        <w:t>A verified mode-transition protocol</w:t>
+      </w:r>
+      <w:r>
+        <w:rPr>
+          <w:rFonts w:ascii="Times New Roman" w:hAnsi="Times New Roman"/>
+          <w:color w:val="101010"/>
+          <w:sz w:val="22"/>
+        </w:rPr>
+        <w:t xml:space="preserve"> (§4.2) layering the DroneKit</w:t>
       </w:r>
     </w:p>
     <w:p>
       <w:pPr>
+        <w:spacing w:line="360" w:lineRule="auto" w:after="120"/>
         <w:jc w:val="both"/>
       </w:pPr>
       <w:r>
         <w:rPr>
           <w:rFonts w:ascii="Times New Roman" w:hAnsi="Times New Roman"/>
-          <w:sz w:val="22"/>
-        </w:rPr>
-        <w:t>The remainder of this paper is structured as follows. Section 2 places the work against the background of existing autopilot and ground-control ecosystems. Section 3 describes the system architecture at the component level. Section 4 gives the implementation details that matter for behaviour on Windows hosts and older Copter SITL builds [5]. Section 5 describes the evaluation protocol. Section 6 reports measured results. Section 7 discusses the path from simulation to real hardware, including the parameter changes that must be reverted before flying an actual aircraft. Section 8 lists threats to validity. Section 9 concludes. Section 10 provides the reference list. Section 11 is an originality and reproducibility statement.</w:t>
+          <w:color w:val="101010"/>
+          <w:sz w:val="22"/>
+        </w:rPr>
+        <w:t xml:space="preserve">setter, the MAVLink </w:t>
+      </w:r>
+      <w:r>
+        <w:rPr>
+          <w:rFonts w:ascii="Consolas" w:hAnsi="Consolas"/>
+          <w:color w:val="101010"/>
+          <w:sz w:val="22"/>
+        </w:rPr>
+        <w:t>COMMAND_LONG</w:t>
+      </w:r>
+      <w:r>
+        <w:rPr>
+          <w:rFonts w:ascii="Times New Roman" w:hAnsi="Times New Roman"/>
+          <w:color w:val="101010"/>
+          <w:sz w:val="22"/>
+        </w:rPr>
+        <w:t>/</w:t>
+      </w:r>
+      <w:r>
+        <w:rPr>
+          <w:rFonts w:ascii="Consolas" w:hAnsi="Consolas"/>
+          <w:color w:val="101010"/>
+          <w:sz w:val="22"/>
+        </w:rPr>
+        <w:t>MAV_CMD_DO_SET_MODE</w:t>
+      </w:r>
+      <w:r>
+        <w:rPr>
+          <w:rFonts w:ascii="Times New Roman" w:hAnsi="Times New Roman"/>
+          <w:color w:val="101010"/>
+          <w:sz w:val="22"/>
+        </w:rPr>
+        <w:t xml:space="preserve"> encoding, and the legacy </w:t>
+      </w:r>
+      <w:r>
+        <w:rPr>
+          <w:rFonts w:ascii="Consolas" w:hAnsi="Consolas"/>
+          <w:color w:val="101010"/>
+          <w:sz w:val="22"/>
+        </w:rPr>
+        <w:t>SET_MODE</w:t>
+      </w:r>
+      <w:r>
+        <w:rPr>
+          <w:rFonts w:ascii="Times New Roman" w:hAnsi="Times New Roman"/>
+          <w:color w:val="101010"/>
+          <w:sz w:val="22"/>
+        </w:rPr>
+        <w:t xml:space="preserve"> message under a confirmation loop driven by the autopilot's own HEARTBEAT-derived mode report, with bounded retry and a cross-action fallback (RTL ⇄ LAND) on the abort path.</w:t>
       </w:r>
     </w:p>
     <w:p>
       <w:pPr>
-        <w:pStyle w:val="Heading1"/>
-      </w:pPr>
-      <w:r>
-        <w:t>2. Background and Related Work</w:t>
+        <w:spacing w:line="360" w:lineRule="auto" w:after="60"/>
+        <w:ind w:left="360"/>
+        <w:jc w:val="both"/>
+      </w:pPr>
+      <w:r>
+        <w:rPr>
+          <w:rFonts w:ascii="Times New Roman" w:hAnsi="Times New Roman"/>
+          <w:color w:val="101010"/>
+          <w:sz w:val="22"/>
+        </w:rPr>
+        <w:t xml:space="preserve">•  </w:t>
+      </w:r>
+      <w:r>
+        <w:rPr>
+          <w:rFonts w:ascii="Times New Roman" w:hAnsi="Times New Roman"/>
+          <w:b/>
+          <w:color w:val="101010"/>
+          <w:sz w:val="22"/>
+        </w:rPr>
+        <w:t>A landing-interlocked dispatch pipeline</w:t>
+      </w:r>
+      <w:r>
+        <w:rPr>
+          <w:rFonts w:ascii="Times New Roman" w:hAnsi="Times New Roman"/>
+          <w:color w:val="101010"/>
+          <w:sz w:val="22"/>
+        </w:rPr>
+        <w:t xml:space="preserve"> (§4.3) with five gates:</w:t>
       </w:r>
     </w:p>
     <w:p>
       <w:pPr>
-        <w:pStyle w:val="Heading2"/>
-      </w:pPr>
-      <w:r>
-        <w:t>2.1 ArduPilot and MAVLink</w:t>
+        <w:spacing w:line="360" w:lineRule="auto" w:after="120"/>
+        <w:jc w:val="both"/>
+      </w:pPr>
+      <w:r>
+        <w:rPr>
+          <w:rFonts w:ascii="Times New Roman" w:hAnsi="Times New Roman"/>
+          <w:color w:val="101010"/>
+          <w:sz w:val="22"/>
+        </w:rPr>
+        <w:t>edge validation (including geofence containment of the requested target), bounded queue admission, a pre-flight disarm check, in-flight guards (failsafe poll, stall detection, operator cancel), and an abort guarantee that blocks the queue until touchdown and disarm.</w:t>
       </w:r>
     </w:p>
     <w:p>
       <w:pPr>
+        <w:spacing w:line="360" w:lineRule="auto" w:after="60"/>
+        <w:ind w:left="360"/>
         <w:jc w:val="both"/>
       </w:pPr>
       <w:r>
         <w:rPr>
           <w:rFonts w:ascii="Times New Roman" w:hAnsi="Times New Roman"/>
-          <w:sz w:val="22"/>
-        </w:rPr>
-        <w:t>ArduPilot [1] is a mature, open-source autopilot firmware that targets several families of unmanned vehicles, including multirotor (Copter), fixed-wing (Plane), ground (Rover), and underwater (Sub). It exposes a control surface to companion software via the MAVLink protocol [2], a compact binary message specification originally developed for low-bandwidth radio links and now used across most major drone autopilots, including PX4 and ArduPilot. MAVLink defines messages for telemetry (HEARTBEAT, GLOBAL_POSITION_INT, SYS_STATUS, GPS_RAW_INT, BATTERY_STATUS) and command-and-control (SET_MODE, COMMAND_LONG, MISSION_ITEM_INT), among many others [2]. Our system uses MAVLink exclusively to talk to the autopilot; the rest of the architecture is built on top.</w:t>
+          <w:color w:val="101010"/>
+          <w:sz w:val="22"/>
+        </w:rPr>
+        <w:t xml:space="preserve">•  </w:t>
+      </w:r>
+      <w:r>
+        <w:rPr>
+          <w:rFonts w:ascii="Times New Roman" w:hAnsi="Times New Roman"/>
+          <w:b/>
+          <w:color w:val="101010"/>
+          <w:sz w:val="22"/>
+        </w:rPr>
+        <w:t>A debounced, severity-ordered failsafe arbiter</w:t>
+      </w:r>
+      <w:r>
+        <w:rPr>
+          <w:rFonts w:ascii="Times New Roman" w:hAnsi="Times New Roman"/>
+          <w:color w:val="101010"/>
+          <w:sz w:val="22"/>
+        </w:rPr>
+        <w:t xml:space="preserve"> (§4.4) with</w:t>
       </w:r>
     </w:p>
     <w:p>
       <w:pPr>
-        <w:pStyle w:val="Heading2"/>
-      </w:pPr>
-      <w:r>
-        <w:t>2.2 Software-In-The-Loop simulation</w:t>
+        <w:spacing w:line="360" w:lineRule="auto" w:after="120"/>
+        <w:jc w:val="both"/>
+      </w:pPr>
+      <w:r>
+        <w:rPr>
+          <w:rFonts w:ascii="Times New Roman" w:hAnsi="Times New Roman"/>
+          <w:color w:val="101010"/>
+          <w:sz w:val="22"/>
+        </w:rPr>
+        <w:t>fire-once semantics, monotone severity (LAND ≻ RTL, never downgraded), N-sample debounce on GPS loss, and mid-RTL escalation.</w:t>
       </w:r>
     </w:p>
     <w:p>
       <w:pPr>
+        <w:spacing w:line="360" w:lineRule="auto" w:after="60"/>
+        <w:ind w:left="360"/>
         <w:jc w:val="both"/>
       </w:pPr>
       <w:r>
         <w:rPr>
           <w:rFonts w:ascii="Times New Roman" w:hAnsi="Times New Roman"/>
-          <w:sz w:val="22"/>
-        </w:rPr>
-        <w:t>Both ArduPilot and PX4 ship a SITL build in which the autopilot firmware runs as a host-OS process, with the flight dynamics simulated rather than measured from real sensors [1]. The simulator exposes the same MAVLink stream that a real autopilot would, which means that any code written against MAVLink can run unchanged against SITL. We use the dronekit-sitl pip package [5], which bundles prebuilt ArduCopter SITL binaries for Linux, macOS, and Windows, allowing us to launch the simulator without compiling ArduPilot from source. On Windows specifically, the only Copter build packaged by dronekit-sitl at the time of writing is copter-3.3, which is a 2015 release and behaves slightly differently from modern Copter 4.x. We discuss this in Section 4.</w:t>
+          <w:color w:val="101010"/>
+          <w:sz w:val="22"/>
+        </w:rPr>
+        <w:t xml:space="preserve">•  </w:t>
+      </w:r>
+      <w:r>
+        <w:rPr>
+          <w:rFonts w:ascii="Times New Roman" w:hAnsi="Times New Roman"/>
+          <w:b/>
+          <w:color w:val="101010"/>
+          <w:sz w:val="22"/>
+        </w:rPr>
+        <w:t>A two-tier validation methodology</w:t>
+      </w:r>
+      <w:r>
+        <w:rPr>
+          <w:rFonts w:ascii="Times New Roman" w:hAnsi="Times New Roman"/>
+          <w:color w:val="101010"/>
+          <w:sz w:val="22"/>
+        </w:rPr>
+        <w:t xml:space="preserve"> (§5): a fast, deterministic unit</w:t>
       </w:r>
     </w:p>
     <w:p>
       <w:pPr>
-        <w:pStyle w:val="Heading2"/>
-      </w:pPr>
-      <w:r>
-        <w:t>2.3 Ground-control software</w:t>
+        <w:spacing w:line="360" w:lineRule="auto" w:after="120"/>
+        <w:jc w:val="both"/>
+      </w:pPr>
+      <w:r>
+        <w:rPr>
+          <w:rFonts w:ascii="Times New Roman" w:hAnsi="Times New Roman"/>
+          <w:color w:val="101010"/>
+          <w:sz w:val="22"/>
+        </w:rPr>
+        <w:t>suite (37 cases) over the safety logic using a synthetic vehicle, plus an end-to-end SITL acceptance flight asserting eight mission properties, including return-to-home as a required check.</w:t>
       </w:r>
     </w:p>
     <w:p>
       <w:pPr>
+        <w:spacing w:line="360" w:lineRule="auto" w:after="120"/>
         <w:jc w:val="both"/>
       </w:pPr>
       <w:r>
         <w:rPr>
           <w:rFonts w:ascii="Times New Roman" w:hAnsi="Times New Roman"/>
-          <w:sz w:val="22"/>
-        </w:rPr>
-        <w:t>The dominant ground-control software in the drone space — Mission Planner and QGroundControl — is interactive: a human plans a mission graphically and clicks ‘Auto’ to upload and start it. There is no first-class trigger HTTP API in either; one can script Mission Planner via its plugin system or QGroundControl via its REST endpoints, but neither provides a clean separation between the dispatch surface, the autonomy logic, and the viewer. Our work is closer in spirit to the ArduPilot ‘companion computer’ pattern, in which a small Linux board on the airframe runs higher-level software and talks MAVLink to the flight controller [1]. We deliberately avoid the dependency footprint of ROS 2 + MAVROS so that the entire dispatch + viewer stack can be deployed on a Raspberry Pi-class single-board computer running a stock distribution and a Python virtual environment.</w:t>
+          <w:color w:val="101010"/>
+          <w:sz w:val="22"/>
+        </w:rPr>
+        <w:t>Section 2 surveys background and related systems, including the patent landscape for trigger-dispatched UAVs. Section 3 describes the architecture. Section 4 details the safety mechanisms. Section 5 defines the evaluation protocol; Section 6 reports results. Section 7 discusses the path to real hardware and limitations. Section 8 concludes.</w:t>
       </w:r>
     </w:p>
     <w:p>
       <w:pPr>
-        <w:pStyle w:val="Heading2"/>
-      </w:pPr>
-      <w:r>
-        <w:t>2.4 DroneKit and the Python 3.10+ compatibility problem</w:t>
+        <w:keepNext/>
+        <w:spacing w:before="280" w:after="120"/>
+      </w:pPr>
+      <w:r>
+        <w:rPr>
+          <w:rFonts w:ascii="Calibri" w:hAnsi="Calibri"/>
+          <w:b/>
+          <w:i w:val="0"/>
+          <w:color w:val="1F3A5F"/>
+          <w:sz w:val="26"/>
+        </w:rPr>
+        <w:t>2. Background and Related Work</w:t>
       </w:r>
     </w:p>
     <w:p>
       <w:pPr>
-        <w:jc w:val="both"/>
-      </w:pPr>
-      <w:r>
-        <w:rPr>
-          <w:rFonts w:ascii="Times New Roman" w:hAnsi="Times New Roman"/>
-          <w:sz w:val="22"/>
-        </w:rPr>
-        <w:t>DroneKit-Python [3] is a high-level wrapper around pymavlink [4] that exposes the vehicle as an object with attributes (vehicle.armed, vehicle.mode, vehicle.location.global_relative_frame) and event handlers. The last released version, 2.9.2 [3], predates Python 3.10 and imports collections.MutableMapping, which was relocated to collections.abc in 3.10 [14]. Without intervention, the import fails outright on modern Python. We resolve this by re-aliasing the abstract base classes back onto the collections module before importing dronekit; the technique is well known in the community but is not documented in the dronekit repository [3].</w:t>
+        <w:keepNext/>
+        <w:spacing w:before="200" w:after="120"/>
+      </w:pPr>
+      <w:r>
+        <w:rPr>
+          <w:rFonts w:ascii="Calibri" w:hAnsi="Calibri"/>
+          <w:b/>
+          <w:i/>
+          <w:color w:val="1F3A5F"/>
+          <w:sz w:val="23"/>
+        </w:rPr>
+        <w:t>2.1 ArduPilot and MAVLink</w:t>
       </w:r>
     </w:p>
     <w:p>
       <w:pPr>
-        <w:pStyle w:val="Heading1"/>
-      </w:pPr>
-      <w:r>
-        <w:t>3. System Architecture</w:t>
+        <w:spacing w:line="360" w:lineRule="auto" w:after="120"/>
+        <w:jc w:val="both"/>
+      </w:pPr>
+      <w:r>
+        <w:rPr>
+          <w:rFonts w:ascii="Times New Roman" w:hAnsi="Times New Roman"/>
+          <w:color w:val="101010"/>
+          <w:sz w:val="22"/>
+        </w:rPr>
+        <w:t xml:space="preserve">ArduPilot [1] is a mature open-source autopilot targeting multirotor (Copter), fixed-wing (Plane), ground (Rover), and marine vehicles. It exposes telemetry and control through </w:t>
+      </w:r>
+      <w:r>
+        <w:rPr>
+          <w:rFonts w:ascii="Times New Roman" w:hAnsi="Times New Roman"/>
+          <w:b/>
+          <w:color w:val="101010"/>
+          <w:sz w:val="22"/>
+        </w:rPr>
+        <w:t>MAVLink</w:t>
+      </w:r>
+      <w:r>
+        <w:rPr>
+          <w:rFonts w:ascii="Times New Roman" w:hAnsi="Times New Roman"/>
+          <w:color w:val="101010"/>
+          <w:sz w:val="22"/>
+        </w:rPr>
+        <w:t xml:space="preserve"> [2], a compact binary protocol designed for low-bandwidth radio links. Our system communicates with the autopilot exclusively through MAVLink; everything above it is transport-agnostic, so the same code drives a TCP-connected simulator and a UART-connected Pixhawk [12].</w:t>
       </w:r>
     </w:p>
     <w:p>
       <w:pPr>
-        <w:jc w:val="both"/>
-      </w:pPr>
-      <w:r>
-        <w:rPr>
-          <w:rFonts w:ascii="Times New Roman" w:hAnsi="Times New Roman"/>
-          <w:sz w:val="22"/>
-        </w:rPr>
-        <w:t>The system is decomposed into four components communicating across two process boundaries. Figure 1 shows the components, the process boundaries, and the protocols on each edge.</w:t>
+        <w:keepNext/>
+        <w:spacing w:before="200" w:after="120"/>
+      </w:pPr>
+      <w:r>
+        <w:rPr>
+          <w:rFonts w:ascii="Calibri" w:hAnsi="Calibri"/>
+          <w:b/>
+          <w:i/>
+          <w:color w:val="1F3A5F"/>
+          <w:sz w:val="23"/>
+        </w:rPr>
+        <w:t>2.2 Software-in-the-loop simulation</w:t>
       </w:r>
     </w:p>
     <w:p>
       <w:pPr>
-        <w:pStyle w:val="Heading2"/>
-      </w:pPr>
-      <w:r>
-        <w:t>3.1 flight_core</w:t>
+        <w:spacing w:line="360" w:lineRule="auto" w:after="120"/>
+        <w:jc w:val="both"/>
+      </w:pPr>
+      <w:r>
+        <w:rPr>
+          <w:rFonts w:ascii="Times New Roman" w:hAnsi="Times New Roman"/>
+          <w:color w:val="101010"/>
+          <w:sz w:val="22"/>
+        </w:rPr>
+        <w:t xml:space="preserve">ArduPilot's SITL build runs the autopilot firmware as a host process with simulated dynamics, exposing the same MAVLink surface as real hardware [1]. We use the </w:t>
+      </w:r>
+      <w:r>
+        <w:rPr>
+          <w:rFonts w:ascii="Consolas" w:hAnsi="Consolas"/>
+          <w:color w:val="101010"/>
+          <w:sz w:val="22"/>
+        </w:rPr>
+        <w:t>dronekit-sitl</w:t>
+      </w:r>
+      <w:r>
+        <w:rPr>
+          <w:rFonts w:ascii="Times New Roman" w:hAnsi="Times New Roman"/>
+          <w:color w:val="101010"/>
+          <w:sz w:val="22"/>
+        </w:rPr>
+        <w:t xml:space="preserve"> package [5], which ships prebuilt ArduCopter binaries; on Windows the only available Copter build is 3.3 (2015). That vintage turned out to be methodologically useful: it forced the command-delivery problem (§4.2) into the open, since modern firmware masks it more often. We discuss version threats in §7.2.</w:t>
       </w:r>
     </w:p>
     <w:p>
       <w:pPr>
-        <w:jc w:val="both"/>
-      </w:pPr>
-      <w:r>
-        <w:rPr>
-          <w:rFonts w:ascii="Times New Roman" w:hAnsi="Times New Roman"/>
-          <w:sz w:val="22"/>
-        </w:rPr>
-        <w:t>flight_core owns the connection to the autopilot and runs missions one at a time on a worker thread. The mission state machine has eleven states (IDLE, CONNECTING, WAITING_GPS, ARMING, TAKEOFF, ENROUTE, HOVERING, RTL, LANDED, COMPLETED, ABORTED, FAILED); every transition is logged with a wall-clock timestamp. The module is fully decoupled from FastAPI [6]: it can be driven by the test suite directly without spinning up the HTTP server.</w:t>
+        <w:keepNext/>
+        <w:spacing w:before="200" w:after="120"/>
+      </w:pPr>
+      <w:r>
+        <w:rPr>
+          <w:rFonts w:ascii="Calibri" w:hAnsi="Calibri"/>
+          <w:b/>
+          <w:i/>
+          <w:color w:val="1F3A5F"/>
+          <w:sz w:val="23"/>
+        </w:rPr>
+        <w:t>2.3 Ground-control software and companion-computer stacks</w:t>
       </w:r>
     </w:p>
     <w:p>
       <w:pPr>
+        <w:spacing w:line="360" w:lineRule="auto" w:after="120"/>
         <w:jc w:val="both"/>
       </w:pPr>
       <w:r>
         <w:rPr>
           <w:rFonts w:ascii="Times New Roman" w:hAnsi="Times New Roman"/>
-          <w:sz w:val="22"/>
-        </w:rPr>
-        <w:t>Three supporting modules sit beside the executor:</w:t>
+          <w:color w:val="101010"/>
+          <w:sz w:val="22"/>
+        </w:rPr>
+        <w:t>Mission Planner and QGroundControl are interactive GCS applications; both can script missions but neither separates a machine-facing dispatch surface from the autonomy logic and the viewer. Research stacks built on ROS 2 + MAVROS provide rich tooling at the cost of a heavy dependency footprint that is awkward on Raspberry-Pi-class companions. Our stack deliberately limits itself to Python's standard concurrency primitives, FastAPI [6]/Uvicorn [7] for the HTTP surface, and React [8] + Leaflet [10] over OpenStreetMap [11] for the viewer, so that the whole dispatch layer deploys in a single virtual environment on a stock Linux image.</w:t>
       </w:r>
     </w:p>
     <w:p>
       <w:pPr>
-        <w:pStyle w:val="ListBullet"/>
-        <w:jc w:val="both"/>
-      </w:pPr>
-      <w:r>
-        <w:rPr>
-          <w:rFonts w:ascii="Times New Roman" w:hAnsi="Times New Roman"/>
-          <w:sz w:val="22"/>
-        </w:rPr>
-        <w:t>mavlink_interface.py — connection retry logic with backoff, GPS lock waiter, and the Python-3.10+ compatibility shim described in 2.4.</w:t>
+        <w:keepNext/>
+        <w:spacing w:before="200" w:after="120"/>
+      </w:pPr>
+      <w:r>
+        <w:rPr>
+          <w:rFonts w:ascii="Calibri" w:hAnsi="Calibri"/>
+          <w:b/>
+          <w:i/>
+          <w:color w:val="1F3A5F"/>
+          <w:sz w:val="23"/>
+        </w:rPr>
+        <w:t>2.4 The trigger-dispatch patent landscape</w:t>
       </w:r>
     </w:p>
     <w:p>
       <w:pPr>
-        <w:pStyle w:val="ListBullet"/>
+        <w:spacing w:line="360" w:lineRule="auto" w:after="120"/>
         <w:jc w:val="both"/>
       </w:pPr>
       <w:r>
         <w:rPr>
           <w:rFonts w:ascii="Times New Roman" w:hAnsi="Times New Roman"/>
-          <w:sz w:val="22"/>
-        </w:rPr>
-        <w:t>failsafe_handler.py — a background thread that polls the vehicle state on a 1 Hz cadence and emits a FailsafeEvent if battery percentage crosses a low or critical threshold, GPS fix is lost, the airframe leaves a software geofence centred on home, or the mission's wall-clock time exceeds a maximum.</w:t>
+          <w:color w:val="101010"/>
+          <w:sz w:val="22"/>
+        </w:rPr>
+        <w:t xml:space="preserve">The </w:t>
+      </w:r>
+      <w:r>
+        <w:rPr>
+          <w:rFonts w:ascii="Times New Roman" w:hAnsi="Times New Roman"/>
+          <w:i/>
+          <w:color w:val="101010"/>
+          <w:sz w:val="22"/>
+        </w:rPr>
+        <w:t>concept</w:t>
+      </w:r>
+      <w:r>
+        <w:rPr>
+          <w:rFonts w:ascii="Times New Roman" w:hAnsi="Times New Roman"/>
+          <w:color w:val="101010"/>
+          <w:sz w:val="22"/>
+        </w:rPr>
+        <w:t xml:space="preserve"> of launching a UAV to a GPS coordinate in response to an external trigger is well-trodden in the patent literature. US 10,216,181 B2 describes a rescue UAV launched by a sensor-generated trigger toward a recorded GPS location; US 10,089,889 B2 describes UAV dispatch initiated by emergency-call events with self-guided flight to the scene; US 12,184,803 B2 covers emergency dispatch with diagnostics reporting; and a family of delivery patents (e.g. US 9,573,684 B2, US 10,737,782 B2) covers dispatch-and-return logistics loops. ArduPilot's own documentation [1] establishes battery, geofence, and GCS-loss failsafes as long-standing practice at the firmware level. We therefore make </w:t>
+      </w:r>
+      <w:r>
+        <w:rPr>
+          <w:rFonts w:ascii="Times New Roman" w:hAnsi="Times New Roman"/>
+          <w:b/>
+          <w:color w:val="101010"/>
+          <w:sz w:val="22"/>
+        </w:rPr>
+        <w:t>no novelty claim for trigger-to-coordinate dispatch as such</w:t>
+      </w:r>
+      <w:r>
+        <w:rPr>
+          <w:rFonts w:ascii="Times New Roman" w:hAnsi="Times New Roman"/>
+          <w:color w:val="101010"/>
+          <w:sz w:val="22"/>
+        </w:rPr>
+        <w:t>. The mechanisms of §4 — verified mode transition above an unmodified autopilot, the landing interlock as a queue-admission invariant, and companion-level failsafe arbitration semantics — are, to our knowledge, not described in that literature; a separate patentability analysis is included in the project's documentation set.</w:t>
       </w:r>
     </w:p>
     <w:p>
       <w:pPr>
-        <w:pStyle w:val="ListBullet"/>
-        <w:jc w:val="both"/>
-      </w:pPr>
-      <w:r>
-        <w:rPr>
-          <w:rFonts w:ascii="Times New Roman" w:hAnsi="Times New Roman"/>
-          <w:sz w:val="22"/>
-        </w:rPr>
-        <w:t>config.py — a frozen dataclass populated from environment variables so the same code runs unchanged in SITL, in Docker, and on a Raspberry Pi companion computer [1].</w:t>
+        <w:keepNext/>
+        <w:spacing w:before="200" w:after="120"/>
+      </w:pPr>
+      <w:r>
+        <w:rPr>
+          <w:rFonts w:ascii="Calibri" w:hAnsi="Calibri"/>
+          <w:b/>
+          <w:i/>
+          <w:color w:val="1F3A5F"/>
+          <w:sz w:val="23"/>
+        </w:rPr>
+        <w:t>2.5 DroneKit on modern Python</w:t>
       </w:r>
     </w:p>
     <w:p>
       <w:pPr>
-        <w:pStyle w:val="Heading2"/>
-      </w:pPr>
-      <w:r>
-        <w:t>3.2 trigger_api</w:t>
+        <w:spacing w:line="360" w:lineRule="auto" w:after="120"/>
+        <w:jc w:val="both"/>
+      </w:pPr>
+      <w:r>
+        <w:rPr>
+          <w:rFonts w:ascii="Times New Roman" w:hAnsi="Times New Roman"/>
+          <w:color w:val="101010"/>
+          <w:sz w:val="22"/>
+        </w:rPr>
+        <w:t xml:space="preserve">DroneKit-Python 2.9.2 [3], the last released version, predates Python 3.10 and imports </w:t>
+      </w:r>
+      <w:r>
+        <w:rPr>
+          <w:rFonts w:ascii="Consolas" w:hAnsi="Consolas"/>
+          <w:color w:val="101010"/>
+          <w:sz w:val="22"/>
+        </w:rPr>
+        <w:t>collections.MutableMapping</w:t>
+      </w:r>
+      <w:r>
+        <w:rPr>
+          <w:rFonts w:ascii="Times New Roman" w:hAnsi="Times New Roman"/>
+          <w:color w:val="101010"/>
+          <w:sz w:val="22"/>
+        </w:rPr>
+        <w:t xml:space="preserve">, relocated to </w:t>
+      </w:r>
+      <w:r>
+        <w:rPr>
+          <w:rFonts w:ascii="Consolas" w:hAnsi="Consolas"/>
+          <w:color w:val="101010"/>
+          <w:sz w:val="22"/>
+        </w:rPr>
+        <w:t>collections.abc</w:t>
+      </w:r>
+      <w:r>
+        <w:rPr>
+          <w:rFonts w:ascii="Times New Roman" w:hAnsi="Times New Roman"/>
+          <w:color w:val="101010"/>
+          <w:sz w:val="22"/>
+        </w:rPr>
+        <w:t xml:space="preserve"> [14]. We restore the aliases before import (§4.1). This is a known community workaround; we document it because reproducibility of the whole stack depends on it.</w:t>
       </w:r>
     </w:p>
     <w:p>
       <w:pPr>
-        <w:jc w:val="both"/>
-      </w:pPr>
-      <w:r>
-        <w:rPr>
-          <w:rFonts w:ascii="Times New Roman" w:hAnsi="Times New Roman"/>
-          <w:sz w:val="22"/>
-        </w:rPr>
-        <w:t>The trigger layer is a FastAPI [6] application served by Uvicorn [7], exposing six routes: POST /trigger (queue a new mission), GET /mission/{id} (status of a specific mission), GET /missions (history), GET /telemetry (current snapshot), POST /mission/{id}/waypoint (inject an extra waypoint), and WS /ws/telemetry (push the snapshot at 2 Hz over WebSocket). A MissionQueue orders pending requests by priority (critical &gt; high &gt; normal &gt; low), with first-in-first-out within each priority class. Because the system models a single physical drone, only one mission runs at a time; subsequent triggers are queued until the active mission terminates.</w:t>
-      </w:r>
-    </w:p>
-    <w:p>
-      <w:pPr>
-        <w:pStyle w:val="Heading2"/>
-      </w:pPr>
-      <w:r>
-        <w:t>3.3 Dashboard</w:t>
-      </w:r>
-    </w:p>
-    <w:p>
-      <w:pPr>
-        <w:jc w:val="both"/>
-      </w:pPr>
-      <w:r>
-        <w:rPr>
-          <w:rFonts w:ascii="Times New Roman" w:hAnsi="Times New Roman"/>
-          <w:sz w:val="22"/>
-        </w:rPr>
-        <w:t>The dashboard is a React 18 [8] single-page application bundled by Vite 5 [9]. It connects to /ws/telemetry and renders a Leaflet [10]-rendered map using OpenStreetMap tiles [11], a telemetry panel, and an incident log populated from /missions. The dashboard exposes only two write operations to the operator: a Dispatch form that posts to /trigger, and an Add Waypoint form that posts to /mission/{id}/waypoint. There are no manual flight controls, and there is no way through the dashboard to bypass the mission state machine.</w:t>
-      </w:r>
-    </w:p>
-    <w:p>
-      <w:pPr>
-        <w:pStyle w:val="Heading2"/>
-      </w:pPr>
-      <w:r>
-        <w:t>3.4 SITL substrate</w:t>
-      </w:r>
-    </w:p>
-    <w:p>
-      <w:pPr>
-        <w:jc w:val="both"/>
-      </w:pPr>
-      <w:r>
-        <w:rPr>
-          <w:rFonts w:ascii="Times New Roman" w:hAnsi="Times New Roman"/>
-          <w:sz w:val="22"/>
-        </w:rPr>
-        <w:t>The simulator boots from a single command (dronekit-sitl copter-3.3) [5] and exposes a TCP MAVLink [2] stream on 127.0.0.1:5760. From the perspective of the rest of the architecture it is indistinguishable from a real autopilot; swapping it for a Pixhawk [12] requires only changing the MAVLINK_CONNECTION environment variable to the appropriate serial port.</w:t>
-      </w:r>
-    </w:p>
-    <w:p>
-      <w:pPr>
-        <w:pStyle w:val="Heading2"/>
-      </w:pPr>
-      <w:r>
-        <w:t>3.5 Mission state machine</w:t>
-      </w:r>
-    </w:p>
-    <w:p>
-      <w:pPr>
-        <w:jc w:val="both"/>
-      </w:pPr>
-      <w:r>
-        <w:rPr>
-          <w:rFonts w:ascii="Times New Roman" w:hAnsi="Times New Roman"/>
-          <w:sz w:val="22"/>
-        </w:rPr>
-        <w:t>Figure 2 shows the mission state machine driven by flight_core. The nominal path is IDLE → CONNECTING → WAITING_GPS → ARMING → TAKEOFF → ENROUTE → HOVERING → RTL → LANDED → COMPLETED. Failsafe events from §4 cause an abort to the ABORTED terminal state; uncaught exceptions land in FAILED. Each transition is logged with a wall-clock timestamp.</w:t>
-      </w:r>
-    </w:p>
-    <w:p>
-      <w:pPr>
-        <w:pStyle w:val="Heading2"/>
-      </w:pPr>
-      <w:r>
-        <w:t>3.6 Failsafe monitor</w:t>
-      </w:r>
-    </w:p>
-    <w:p>
-      <w:pPr>
-        <w:jc w:val="both"/>
-      </w:pPr>
-      <w:r>
-        <w:rPr>
-          <w:rFonts w:ascii="Times New Roman" w:hAnsi="Times New Roman"/>
-          <w:sz w:val="22"/>
-        </w:rPr>
-        <w:t>Figure 5 enumerates the conditions monitored at 1 Hz on a daemon thread. Each condition maps to either LAND (for irrecoverable conditions such as critical battery or GPS loss) or RTL (for recoverable conditions such as low battery or geofence breach). Both actions feed into the ABORTED terminal state with the triggering reason and timestamp logged.</w:t>
+        <w:keepNext/>
+        <w:spacing w:before="280" w:after="120"/>
+      </w:pPr>
+      <w:r>
+        <w:rPr>
+          <w:rFonts w:ascii="Calibri" w:hAnsi="Calibri"/>
+          <w:b/>
+          <w:i w:val="0"/>
+          <w:color w:val="1F3A5F"/>
+          <w:sz w:val="26"/>
+        </w:rPr>
+        <w:t>3. System Architecture</w:t>
       </w:r>
     </w:p>
     <w:p>
@@ -552,12 +1147,297 @@
       </w:pPr>
       <w:r>
         <w:rPr>
+          <w:rFonts w:ascii="Calibri" w:hAnsi="Calibri"/>
+          <w:i/>
+          <w:color w:val="555B63"/>
+          <w:sz w:val="18"/>
+        </w:rPr>
+        <w:t>Figure 1 — Component architecture</w:t>
+      </w:r>
+    </w:p>
+    <w:p>
+      <w:pPr>
+        <w:spacing w:line="360" w:lineRule="auto" w:after="120"/>
+        <w:jc w:val="both"/>
+      </w:pPr>
+      <w:r>
+        <w:rPr>
           <w:rFonts w:ascii="Times New Roman" w:hAnsi="Times New Roman"/>
           <w:i/>
+          <w:color w:val="101010"/>
+          <w:sz w:val="22"/>
+        </w:rPr>
+        <w:t>Figure 1. Component architecture. The dashboard never speaks MAVLink; the flight core never serves HTTP. The trigger API is the only component that holds both ends.</w:t>
+      </w:r>
+    </w:p>
+    <w:p>
+      <w:pPr>
+        <w:keepNext/>
+        <w:spacing w:before="200" w:after="120"/>
+      </w:pPr>
+      <w:r>
+        <w:rPr>
+          <w:rFonts w:ascii="Calibri" w:hAnsi="Calibri"/>
+          <w:b/>
+          <w:i/>
           <w:color w:val="1F3A5F"/>
-          <w:sz w:val="20"/>
-        </w:rPr>
-        <w:t>Figure 1. Component architecture. The dashboard speaks HTTP and WebSocket; the flight core speaks MAVLink. The trigger API mediates between them in-process.</w:t>
+          <w:sz w:val="23"/>
+        </w:rPr>
+        <w:t>3.1 flight_core</w:t>
+      </w:r>
+    </w:p>
+    <w:p>
+      <w:pPr>
+        <w:spacing w:line="360" w:lineRule="auto" w:after="120"/>
+        <w:jc w:val="both"/>
+      </w:pPr>
+      <w:r>
+        <w:rPr>
+          <w:rFonts w:ascii="Times New Roman" w:hAnsi="Times New Roman"/>
+          <w:color w:val="101010"/>
+          <w:sz w:val="22"/>
+        </w:rPr>
+        <w:t>The mission executor is a twelve-state machine (</w:t>
+      </w:r>
+      <w:r>
+        <w:rPr>
+          <w:rFonts w:ascii="Consolas" w:hAnsi="Consolas"/>
+          <w:color w:val="101010"/>
+          <w:sz w:val="22"/>
+        </w:rPr>
+        <w:t>IDLE</w:t>
+      </w:r>
+      <w:r>
+        <w:rPr>
+          <w:rFonts w:ascii="Times New Roman" w:hAnsi="Times New Roman"/>
+          <w:color w:val="101010"/>
+          <w:sz w:val="22"/>
+        </w:rPr>
+        <w:t xml:space="preserve">, </w:t>
+      </w:r>
+      <w:r>
+        <w:rPr>
+          <w:rFonts w:ascii="Consolas" w:hAnsi="Consolas"/>
+          <w:color w:val="101010"/>
+          <w:sz w:val="22"/>
+        </w:rPr>
+        <w:t>CONNECTING</w:t>
+      </w:r>
+      <w:r>
+        <w:rPr>
+          <w:rFonts w:ascii="Times New Roman" w:hAnsi="Times New Roman"/>
+          <w:color w:val="101010"/>
+          <w:sz w:val="22"/>
+        </w:rPr>
+        <w:t xml:space="preserve">, </w:t>
+      </w:r>
+      <w:r>
+        <w:rPr>
+          <w:rFonts w:ascii="Consolas" w:hAnsi="Consolas"/>
+          <w:color w:val="101010"/>
+          <w:sz w:val="22"/>
+        </w:rPr>
+        <w:t>WAITING_GPS</w:t>
+      </w:r>
+      <w:r>
+        <w:rPr>
+          <w:rFonts w:ascii="Times New Roman" w:hAnsi="Times New Roman"/>
+          <w:color w:val="101010"/>
+          <w:sz w:val="22"/>
+        </w:rPr>
+        <w:t xml:space="preserve">, </w:t>
+      </w:r>
+      <w:r>
+        <w:rPr>
+          <w:rFonts w:ascii="Consolas" w:hAnsi="Consolas"/>
+          <w:color w:val="101010"/>
+          <w:sz w:val="22"/>
+        </w:rPr>
+        <w:t>ARMING</w:t>
+      </w:r>
+      <w:r>
+        <w:rPr>
+          <w:rFonts w:ascii="Times New Roman" w:hAnsi="Times New Roman"/>
+          <w:color w:val="101010"/>
+          <w:sz w:val="22"/>
+        </w:rPr>
+        <w:t xml:space="preserve">, </w:t>
+      </w:r>
+      <w:r>
+        <w:rPr>
+          <w:rFonts w:ascii="Consolas" w:hAnsi="Consolas"/>
+          <w:color w:val="101010"/>
+          <w:sz w:val="22"/>
+        </w:rPr>
+        <w:t>TAKEOFF</w:t>
+      </w:r>
+      <w:r>
+        <w:rPr>
+          <w:rFonts w:ascii="Times New Roman" w:hAnsi="Times New Roman"/>
+          <w:color w:val="101010"/>
+          <w:sz w:val="22"/>
+        </w:rPr>
+        <w:t xml:space="preserve">, </w:t>
+      </w:r>
+      <w:r>
+        <w:rPr>
+          <w:rFonts w:ascii="Consolas" w:hAnsi="Consolas"/>
+          <w:color w:val="101010"/>
+          <w:sz w:val="22"/>
+        </w:rPr>
+        <w:t>ENROUTE</w:t>
+      </w:r>
+      <w:r>
+        <w:rPr>
+          <w:rFonts w:ascii="Times New Roman" w:hAnsi="Times New Roman"/>
+          <w:color w:val="101010"/>
+          <w:sz w:val="22"/>
+        </w:rPr>
+        <w:t xml:space="preserve">, </w:t>
+      </w:r>
+      <w:r>
+        <w:rPr>
+          <w:rFonts w:ascii="Consolas" w:hAnsi="Consolas"/>
+          <w:color w:val="101010"/>
+          <w:sz w:val="22"/>
+        </w:rPr>
+        <w:t>HOVERING</w:t>
+      </w:r>
+      <w:r>
+        <w:rPr>
+          <w:rFonts w:ascii="Times New Roman" w:hAnsi="Times New Roman"/>
+          <w:color w:val="101010"/>
+          <w:sz w:val="22"/>
+        </w:rPr>
+        <w:t xml:space="preserve">, </w:t>
+      </w:r>
+      <w:r>
+        <w:rPr>
+          <w:rFonts w:ascii="Consolas" w:hAnsi="Consolas"/>
+          <w:color w:val="101010"/>
+          <w:sz w:val="22"/>
+        </w:rPr>
+        <w:t>RTL</w:t>
+      </w:r>
+      <w:r>
+        <w:rPr>
+          <w:rFonts w:ascii="Times New Roman" w:hAnsi="Times New Roman"/>
+          <w:color w:val="101010"/>
+          <w:sz w:val="22"/>
+        </w:rPr>
+        <w:t xml:space="preserve">, </w:t>
+      </w:r>
+      <w:r>
+        <w:rPr>
+          <w:rFonts w:ascii="Consolas" w:hAnsi="Consolas"/>
+          <w:color w:val="101010"/>
+          <w:sz w:val="22"/>
+        </w:rPr>
+        <w:t>LANDED</w:t>
+      </w:r>
+      <w:r>
+        <w:rPr>
+          <w:rFonts w:ascii="Times New Roman" w:hAnsi="Times New Roman"/>
+          <w:color w:val="101010"/>
+          <w:sz w:val="22"/>
+        </w:rPr>
+        <w:t xml:space="preserve">, </w:t>
+      </w:r>
+      <w:r>
+        <w:rPr>
+          <w:rFonts w:ascii="Consolas" w:hAnsi="Consolas"/>
+          <w:color w:val="101010"/>
+          <w:sz w:val="22"/>
+        </w:rPr>
+        <w:t>COMPLETED</w:t>
+      </w:r>
+      <w:r>
+        <w:rPr>
+          <w:rFonts w:ascii="Times New Roman" w:hAnsi="Times New Roman"/>
+          <w:color w:val="101010"/>
+          <w:sz w:val="22"/>
+        </w:rPr>
+        <w:t xml:space="preserve">, </w:t>
+      </w:r>
+      <w:r>
+        <w:rPr>
+          <w:rFonts w:ascii="Consolas" w:hAnsi="Consolas"/>
+          <w:color w:val="101010"/>
+          <w:sz w:val="22"/>
+        </w:rPr>
+        <w:t>ABORTED</w:t>
+      </w:r>
+      <w:r>
+        <w:rPr>
+          <w:rFonts w:ascii="Times New Roman" w:hAnsi="Times New Roman"/>
+          <w:color w:val="101010"/>
+          <w:sz w:val="22"/>
+        </w:rPr>
+        <w:t xml:space="preserve">, </w:t>
+      </w:r>
+      <w:r>
+        <w:rPr>
+          <w:rFonts w:ascii="Consolas" w:hAnsi="Consolas"/>
+          <w:color w:val="101010"/>
+          <w:sz w:val="22"/>
+        </w:rPr>
+        <w:t>FAILED</w:t>
+      </w:r>
+      <w:r>
+        <w:rPr>
+          <w:rFonts w:ascii="Times New Roman" w:hAnsi="Times New Roman"/>
+          <w:color w:val="101010"/>
+          <w:sz w:val="22"/>
+        </w:rPr>
+        <w:t>); every transition is logged with a wall-clock timestamp and no state waits for human input (Figure 2). Supporting modules provide the MAVLink connection layer with retry and the Python-3.10+ shim (</w:t>
+      </w:r>
+      <w:r>
+        <w:rPr>
+          <w:rFonts w:ascii="Consolas" w:hAnsi="Consolas"/>
+          <w:color w:val="101010"/>
+          <w:sz w:val="22"/>
+        </w:rPr>
+        <w:t>mavlink_interface.py</w:t>
+      </w:r>
+      <w:r>
+        <w:rPr>
+          <w:rFonts w:ascii="Times New Roman" w:hAnsi="Times New Roman"/>
+          <w:color w:val="101010"/>
+          <w:sz w:val="22"/>
+        </w:rPr>
+        <w:t>), the failsafe arbiter (</w:t>
+      </w:r>
+      <w:r>
+        <w:rPr>
+          <w:rFonts w:ascii="Consolas" w:hAnsi="Consolas"/>
+          <w:color w:val="101010"/>
+          <w:sz w:val="22"/>
+        </w:rPr>
+        <w:t>failsafe_handler.py</w:t>
+      </w:r>
+      <w:r>
+        <w:rPr>
+          <w:rFonts w:ascii="Times New Roman" w:hAnsi="Times New Roman"/>
+          <w:color w:val="101010"/>
+          <w:sz w:val="22"/>
+        </w:rPr>
+        <w:t>, §4.4), and an environment-driven frozen configuration (</w:t>
+      </w:r>
+      <w:r>
+        <w:rPr>
+          <w:rFonts w:ascii="Consolas" w:hAnsi="Consolas"/>
+          <w:color w:val="101010"/>
+          <w:sz w:val="22"/>
+        </w:rPr>
+        <w:t>config.py</w:t>
+      </w:r>
+      <w:r>
+        <w:rPr>
+          <w:rFonts w:ascii="Times New Roman" w:hAnsi="Times New Roman"/>
+          <w:color w:val="101010"/>
+          <w:sz w:val="22"/>
+        </w:rPr>
+        <w:t>) constructed at process start so identical code runs in SITL, Docker, and on a companion computer.</w:t>
       </w:r>
     </w:p>
     <w:p>
@@ -605,12 +1485,1590 @@
       </w:pPr>
       <w:r>
         <w:rPr>
+          <w:rFonts w:ascii="Calibri" w:hAnsi="Calibri"/>
+          <w:i/>
+          <w:color w:val="555B63"/>
+          <w:sz w:val="18"/>
+        </w:rPr>
+        <w:t>Figure 2 — Mission state machine</w:t>
+      </w:r>
+    </w:p>
+    <w:p>
+      <w:pPr>
+        <w:keepNext/>
+        <w:spacing w:before="200" w:after="120"/>
+      </w:pPr>
+      <w:r>
+        <w:rPr>
+          <w:rFonts w:ascii="Calibri" w:hAnsi="Calibri"/>
+          <w:b/>
+          <w:i/>
+          <w:color w:val="1F3A5F"/>
+          <w:sz w:val="23"/>
+        </w:rPr>
+        <w:t>3.2 trigger_api</w:t>
+      </w:r>
+    </w:p>
+    <w:p>
+      <w:pPr>
+        <w:spacing w:line="360" w:lineRule="auto" w:after="120"/>
+        <w:jc w:val="both"/>
+      </w:pPr>
+      <w:r>
+        <w:rPr>
+          <w:rFonts w:ascii="Times New Roman" w:hAnsi="Times New Roman"/>
+          <w:color w:val="101010"/>
+          <w:sz w:val="22"/>
+        </w:rPr>
+        <w:t>A FastAPI [6] application exposing the dispatch surface:</w:t>
+      </w:r>
+    </w:p>
+    <w:tbl>
+      <w:tblPr>
+        <w:tblW w:type="auto" w:w="0"/>
+        <w:jc w:val="center"/>
+        <w:tblLook w:firstColumn="1" w:firstRow="1" w:lastColumn="0" w:lastRow="0" w:noHBand="0" w:noVBand="1" w:val="04A0"/>
+        <w:tblBorders>
+          <w:top w:val="single" w:sz="4" w:color="9AA4B2"/>
+          <w:left w:val="single" w:sz="4" w:color="9AA4B2"/>
+          <w:bottom w:val="single" w:sz="4" w:color="9AA4B2"/>
+          <w:right w:val="single" w:sz="4" w:color="9AA4B2"/>
+          <w:insideH w:val="single" w:sz="4" w:color="9AA4B2"/>
+          <w:insideV w:val="single" w:sz="4" w:color="9AA4B2"/>
+        </w:tblBorders>
+      </w:tblPr>
+      <w:tblGrid>
+        <w:gridCol w:w="3120"/>
+        <w:gridCol w:w="3120"/>
+        <w:gridCol w:w="3120"/>
+      </w:tblGrid>
+      <w:tr>
+        <w:tc>
+          <w:tcPr>
+            <w:tcW w:type="dxa" w:w="3120"/>
+            <w:shd w:val="clear" w:fill="1F3A5F"/>
+          </w:tcPr>
+          <w:p>
+            <w:r>
+              <w:rPr>
+                <w:rFonts w:ascii="Calibri" w:hAnsi="Calibri"/>
+                <w:b/>
+                <w:color w:val="FFFFFF"/>
+                <w:sz w:val="19"/>
+              </w:rPr>
+              <w:t>Method</w:t>
+            </w:r>
+          </w:p>
+        </w:tc>
+        <w:tc>
+          <w:tcPr>
+            <w:tcW w:type="dxa" w:w="3120"/>
+            <w:shd w:val="clear" w:fill="1F3A5F"/>
+          </w:tcPr>
+          <w:p>
+            <w:r>
+              <w:rPr>
+                <w:rFonts w:ascii="Calibri" w:hAnsi="Calibri"/>
+                <w:b/>
+                <w:color w:val="FFFFFF"/>
+                <w:sz w:val="19"/>
+              </w:rPr>
+              <w:t>Path</w:t>
+            </w:r>
+          </w:p>
+        </w:tc>
+        <w:tc>
+          <w:tcPr>
+            <w:tcW w:type="dxa" w:w="3120"/>
+            <w:shd w:val="clear" w:fill="1F3A5F"/>
+          </w:tcPr>
+          <w:p>
+            <w:r>
+              <w:rPr>
+                <w:rFonts w:ascii="Calibri" w:hAnsi="Calibri"/>
+                <w:b/>
+                <w:color w:val="FFFFFF"/>
+                <w:sz w:val="19"/>
+              </w:rPr>
+              <w:t>Purpose</w:t>
+            </w:r>
+          </w:p>
+        </w:tc>
+      </w:tr>
+      <w:tr>
+        <w:tc>
+          <w:tcPr>
+            <w:tcW w:type="dxa" w:w="3120"/>
+          </w:tcPr>
+          <w:p>
+            <w:r>
+              <w:rPr>
+                <w:rFonts w:ascii="Times New Roman" w:hAnsi="Times New Roman"/>
+                <w:color w:val="101010"/>
+                <w:sz w:val="19"/>
+              </w:rPr>
+              <w:t>POST</w:t>
+            </w:r>
+          </w:p>
+        </w:tc>
+        <w:tc>
+          <w:tcPr>
+            <w:tcW w:type="dxa" w:w="3120"/>
+          </w:tcPr>
+          <w:p>
+            <w:r>
+              <w:rPr>
+                <w:rFonts w:ascii="Consolas" w:hAnsi="Consolas"/>
+                <w:color w:val="101010"/>
+                <w:sz w:val="19"/>
+              </w:rPr>
+              <w:t>/trigger</w:t>
+            </w:r>
+          </w:p>
+        </w:tc>
+        <w:tc>
+          <w:tcPr>
+            <w:tcW w:type="dxa" w:w="3120"/>
+          </w:tcPr>
+          <w:p>
+            <w:r>
+              <w:rPr>
+                <w:rFonts w:ascii="Times New Roman" w:hAnsi="Times New Roman"/>
+                <w:color w:val="101010"/>
+                <w:sz w:val="19"/>
+              </w:rPr>
+              <w:t>Validate and enqueue a mission; returns id + ETA</w:t>
+            </w:r>
+          </w:p>
+        </w:tc>
+      </w:tr>
+      <w:tr>
+        <w:tc>
+          <w:tcPr>
+            <w:tcW w:type="dxa" w:w="3120"/>
+          </w:tcPr>
+          <w:p>
+            <w:r>
+              <w:rPr>
+                <w:rFonts w:ascii="Times New Roman" w:hAnsi="Times New Roman"/>
+                <w:color w:val="101010"/>
+                <w:sz w:val="19"/>
+              </w:rPr>
+              <w:t>GET</w:t>
+            </w:r>
+          </w:p>
+        </w:tc>
+        <w:tc>
+          <w:tcPr>
+            <w:tcW w:type="dxa" w:w="3120"/>
+          </w:tcPr>
+          <w:p>
+            <w:r>
+              <w:rPr>
+                <w:rFonts w:ascii="Consolas" w:hAnsi="Consolas"/>
+                <w:color w:val="101010"/>
+                <w:sz w:val="19"/>
+              </w:rPr>
+              <w:t>/mission/{id}</w:t>
+            </w:r>
+          </w:p>
+        </w:tc>
+        <w:tc>
+          <w:tcPr>
+            <w:tcW w:type="dxa" w:w="3120"/>
+          </w:tcPr>
+          <w:p>
+            <w:r>
+              <w:rPr>
+                <w:rFonts w:ascii="Times New Roman" w:hAnsi="Times New Roman"/>
+                <w:color w:val="101010"/>
+                <w:sz w:val="19"/>
+              </w:rPr>
+              <w:t>Live mission status</w:t>
+            </w:r>
+          </w:p>
+        </w:tc>
+      </w:tr>
+      <w:tr>
+        <w:tc>
+          <w:tcPr>
+            <w:tcW w:type="dxa" w:w="3120"/>
+          </w:tcPr>
+          <w:p>
+            <w:r>
+              <w:rPr>
+                <w:rFonts w:ascii="Times New Roman" w:hAnsi="Times New Roman"/>
+                <w:color w:val="101010"/>
+                <w:sz w:val="19"/>
+              </w:rPr>
+              <w:t>POST</w:t>
+            </w:r>
+          </w:p>
+        </w:tc>
+        <w:tc>
+          <w:tcPr>
+            <w:tcW w:type="dxa" w:w="3120"/>
+          </w:tcPr>
+          <w:p>
+            <w:r>
+              <w:rPr>
+                <w:rFonts w:ascii="Consolas" w:hAnsi="Consolas"/>
+                <w:color w:val="101010"/>
+                <w:sz w:val="19"/>
+              </w:rPr>
+              <w:t>/mission/{id}/cancel</w:t>
+            </w:r>
+          </w:p>
+        </w:tc>
+        <w:tc>
+          <w:tcPr>
+            <w:tcW w:type="dxa" w:w="3120"/>
+          </w:tcPr>
+          <w:p>
+            <w:r>
+              <w:rPr>
+                <w:rFonts w:ascii="Times New Roman" w:hAnsi="Times New Roman"/>
+                <w:color w:val="101010"/>
+                <w:sz w:val="19"/>
+              </w:rPr>
+              <w:t>Recall: dequeue if queued, abort-to-RTL if flying</w:t>
+            </w:r>
+          </w:p>
+        </w:tc>
+      </w:tr>
+      <w:tr>
+        <w:tc>
+          <w:tcPr>
+            <w:tcW w:type="dxa" w:w="3120"/>
+          </w:tcPr>
+          <w:p>
+            <w:r>
+              <w:rPr>
+                <w:rFonts w:ascii="Times New Roman" w:hAnsi="Times New Roman"/>
+                <w:color w:val="101010"/>
+                <w:sz w:val="19"/>
+              </w:rPr>
+              <w:t>POST</w:t>
+            </w:r>
+          </w:p>
+        </w:tc>
+        <w:tc>
+          <w:tcPr>
+            <w:tcW w:type="dxa" w:w="3120"/>
+          </w:tcPr>
+          <w:p>
+            <w:r>
+              <w:rPr>
+                <w:rFonts w:ascii="Consolas" w:hAnsi="Consolas"/>
+                <w:color w:val="101010"/>
+                <w:sz w:val="19"/>
+              </w:rPr>
+              <w:t>/mission/{id}/waypoint</w:t>
+            </w:r>
+          </w:p>
+        </w:tc>
+        <w:tc>
+          <w:tcPr>
+            <w:tcW w:type="dxa" w:w="3120"/>
+          </w:tcPr>
+          <w:p>
+            <w:r>
+              <w:rPr>
+                <w:rFonts w:ascii="Times New Roman" w:hAnsi="Times New Roman"/>
+                <w:color w:val="101010"/>
+                <w:sz w:val="19"/>
+              </w:rPr>
+              <w:t>Operator-injected detour (the only other write)</w:t>
+            </w:r>
+          </w:p>
+        </w:tc>
+      </w:tr>
+      <w:tr>
+        <w:tc>
+          <w:tcPr>
+            <w:tcW w:type="dxa" w:w="3120"/>
+          </w:tcPr>
+          <w:p>
+            <w:r>
+              <w:rPr>
+                <w:rFonts w:ascii="Times New Roman" w:hAnsi="Times New Roman"/>
+                <w:color w:val="101010"/>
+                <w:sz w:val="19"/>
+              </w:rPr>
+              <w:t>GET</w:t>
+            </w:r>
+          </w:p>
+        </w:tc>
+        <w:tc>
+          <w:tcPr>
+            <w:tcW w:type="dxa" w:w="3120"/>
+          </w:tcPr>
+          <w:p>
+            <w:r>
+              <w:rPr>
+                <w:rFonts w:ascii="Consolas" w:hAnsi="Consolas"/>
+                <w:color w:val="101010"/>
+                <w:sz w:val="19"/>
+              </w:rPr>
+              <w:t>/missions</w:t>
+            </w:r>
+            <w:r>
+              <w:rPr>
+                <w:rFonts w:ascii="Times New Roman" w:hAnsi="Times New Roman"/>
+                <w:color w:val="101010"/>
+                <w:sz w:val="19"/>
+              </w:rPr>
+              <w:t xml:space="preserve">, </w:t>
+            </w:r>
+            <w:r>
+              <w:rPr>
+                <w:rFonts w:ascii="Consolas" w:hAnsi="Consolas"/>
+                <w:color w:val="101010"/>
+                <w:sz w:val="19"/>
+              </w:rPr>
+              <w:t>/missions/archive</w:t>
+            </w:r>
+          </w:p>
+        </w:tc>
+        <w:tc>
+          <w:tcPr>
+            <w:tcW w:type="dxa" w:w="3120"/>
+          </w:tcPr>
+          <w:p>
+            <w:r>
+              <w:rPr>
+                <w:rFonts w:ascii="Times New Roman" w:hAnsi="Times New Roman"/>
+                <w:color w:val="101010"/>
+                <w:sz w:val="19"/>
+              </w:rPr>
+              <w:t>In-memory and SQLite-persisted history</w:t>
+            </w:r>
+          </w:p>
+        </w:tc>
+      </w:tr>
+      <w:tr>
+        <w:tc>
+          <w:tcPr>
+            <w:tcW w:type="dxa" w:w="3120"/>
+          </w:tcPr>
+          <w:p>
+            <w:r>
+              <w:rPr>
+                <w:rFonts w:ascii="Times New Roman" w:hAnsi="Times New Roman"/>
+                <w:color w:val="101010"/>
+                <w:sz w:val="19"/>
+              </w:rPr>
+              <w:t>GET</w:t>
+            </w:r>
+          </w:p>
+        </w:tc>
+        <w:tc>
+          <w:tcPr>
+            <w:tcW w:type="dxa" w:w="3120"/>
+          </w:tcPr>
+          <w:p>
+            <w:r>
+              <w:rPr>
+                <w:rFonts w:ascii="Consolas" w:hAnsi="Consolas"/>
+                <w:color w:val="101010"/>
+                <w:sz w:val="19"/>
+              </w:rPr>
+              <w:t>/telemetry</w:t>
+            </w:r>
+            <w:r>
+              <w:rPr>
+                <w:rFonts w:ascii="Times New Roman" w:hAnsi="Times New Roman"/>
+                <w:color w:val="101010"/>
+                <w:sz w:val="19"/>
+              </w:rPr>
+              <w:t xml:space="preserve">, WS </w:t>
+            </w:r>
+            <w:r>
+              <w:rPr>
+                <w:rFonts w:ascii="Consolas" w:hAnsi="Consolas"/>
+                <w:color w:val="101010"/>
+                <w:sz w:val="19"/>
+              </w:rPr>
+              <w:t>/ws/telemetry</w:t>
+            </w:r>
+          </w:p>
+        </w:tc>
+        <w:tc>
+          <w:tcPr>
+            <w:tcW w:type="dxa" w:w="3120"/>
+          </w:tcPr>
+          <w:p>
+            <w:r>
+              <w:rPr>
+                <w:rFonts w:ascii="Times New Roman" w:hAnsi="Times New Roman"/>
+                <w:color w:val="101010"/>
+                <w:sz w:val="19"/>
+              </w:rPr>
+              <w:t>Snapshot and 2 Hz stream</w:t>
+            </w:r>
+          </w:p>
+        </w:tc>
+      </w:tr>
+      <w:tr>
+        <w:tc>
+          <w:tcPr>
+            <w:tcW w:type="dxa" w:w="3120"/>
+          </w:tcPr>
+          <w:p>
+            <w:r>
+              <w:rPr>
+                <w:rFonts w:ascii="Times New Roman" w:hAnsi="Times New Roman"/>
+                <w:color w:val="101010"/>
+                <w:sz w:val="19"/>
+              </w:rPr>
+              <w:t>GET</w:t>
+            </w:r>
+          </w:p>
+        </w:tc>
+        <w:tc>
+          <w:tcPr>
+            <w:tcW w:type="dxa" w:w="3120"/>
+          </w:tcPr>
+          <w:p>
+            <w:r>
+              <w:rPr>
+                <w:rFonts w:ascii="Consolas" w:hAnsi="Consolas"/>
+                <w:color w:val="101010"/>
+                <w:sz w:val="19"/>
+              </w:rPr>
+              <w:t>/health</w:t>
+            </w:r>
+          </w:p>
+        </w:tc>
+        <w:tc>
+          <w:tcPr>
+            <w:tcW w:type="dxa" w:w="3120"/>
+          </w:tcPr>
+          <w:p>
+            <w:r>
+              <w:rPr>
+                <w:rFonts w:ascii="Times New Roman" w:hAnsi="Times New Roman"/>
+                <w:color w:val="101010"/>
+                <w:sz w:val="19"/>
+              </w:rPr>
+              <w:t>Liveness, connectivity, queue depth</w:t>
+            </w:r>
+          </w:p>
+        </w:tc>
+      </w:tr>
+    </w:tbl>
+    <w:p>
+      <w:pPr>
+        <w:spacing w:after="80"/>
+      </w:pPr>
+    </w:p>
+    <w:p>
+      <w:pPr>
+        <w:spacing w:line="360" w:lineRule="auto" w:after="120"/>
+        <w:jc w:val="both"/>
+      </w:pPr>
+      <w:r>
+        <w:rPr>
+          <w:rFonts w:ascii="Times New Roman" w:hAnsi="Times New Roman"/>
+          <w:color w:val="101010"/>
+          <w:sz w:val="22"/>
+        </w:rPr>
+        <w:t>Write endpoints carry optional shared-token authentication (</w:t>
+      </w:r>
+      <w:r>
+        <w:rPr>
+          <w:rFonts w:ascii="Consolas" w:hAnsi="Consolas"/>
+          <w:color w:val="101010"/>
+          <w:sz w:val="22"/>
+        </w:rPr>
+        <w:t>X-API-Key</w:t>
+      </w:r>
+      <w:r>
+        <w:rPr>
+          <w:rFonts w:ascii="Times New Roman" w:hAnsi="Times New Roman"/>
+          <w:color w:val="101010"/>
+          <w:sz w:val="22"/>
+        </w:rPr>
+        <w:t xml:space="preserve">); requests whose target or waypoint lies outside the configured geofence are rejected at the edge with HTTP 400, so the failsafe that would otherwise abort the flight mid-air is converted into an input-validation error. Mission history is persisted to SQLite, and records orphaned by a crash are surfaced as </w:t>
+      </w:r>
+      <w:r>
+        <w:rPr>
+          <w:rFonts w:ascii="Consolas" w:hAnsi="Consolas"/>
+          <w:color w:val="101010"/>
+          <w:sz w:val="22"/>
+        </w:rPr>
+        <w:t>interrupted</w:t>
+      </w:r>
+      <w:r>
+        <w:rPr>
+          <w:rFonts w:ascii="Times New Roman" w:hAnsi="Times New Roman"/>
+          <w:color w:val="101010"/>
+          <w:sz w:val="22"/>
+        </w:rPr>
+        <w:t xml:space="preserve"> on restart. The mission lifecycle across these components is shown in Figure 3.</w:t>
+      </w:r>
+    </w:p>
+    <w:p>
+      <w:pPr>
+        <w:jc w:val="center"/>
+      </w:pPr>
+      <w:r>
+        <w:drawing>
+          <wp:inline xmlns:a="http://schemas.openxmlformats.org/drawingml/2006/main" xmlns:pic="http://schemas.openxmlformats.org/drawingml/2006/picture">
+            <wp:extent cx="5669280" cy="4174174"/>
+            <wp:docPr id="3" name="Picture 3"/>
+            <wp:cNvGraphicFramePr>
+              <a:graphicFrameLocks noChangeAspect="1"/>
+            </wp:cNvGraphicFramePr>
+            <a:graphic>
+              <a:graphicData uri="http://schemas.openxmlformats.org/drawingml/2006/picture">
+                <pic:pic>
+                  <pic:nvPicPr>
+                    <pic:cNvPr id="0" name="sequence.png"/>
+                    <pic:cNvPicPr/>
+                  </pic:nvPicPr>
+                  <pic:blipFill>
+                    <a:blip r:embed="rId12"/>
+                    <a:stretch>
+                      <a:fillRect/>
+                    </a:stretch>
+                  </pic:blipFill>
+                  <pic:spPr>
+                    <a:xfrm>
+                      <a:off x="0" y="0"/>
+                      <a:ext cx="5669280" cy="4174174"/>
+                    </a:xfrm>
+                    <a:prstGeom prst="rect"/>
+                  </pic:spPr>
+                </pic:pic>
+              </a:graphicData>
+            </a:graphic>
+          </wp:inline>
+        </w:drawing>
+      </w:r>
+    </w:p>
+    <w:p>
+      <w:pPr>
+        <w:jc w:val="center"/>
+      </w:pPr>
+      <w:r>
+        <w:rPr>
+          <w:rFonts w:ascii="Calibri" w:hAnsi="Calibri"/>
+          <w:i/>
+          <w:color w:val="555B63"/>
+          <w:sz w:val="18"/>
+        </w:rPr>
+        <w:t>Figure 3 — Mission sequence</w:t>
+      </w:r>
+    </w:p>
+    <w:p>
+      <w:pPr>
+        <w:keepNext/>
+        <w:spacing w:before="200" w:after="120"/>
+      </w:pPr>
+      <w:r>
+        <w:rPr>
+          <w:rFonts w:ascii="Calibri" w:hAnsi="Calibri"/>
+          <w:b/>
+          <w:i/>
+          <w:color w:val="1F3A5F"/>
+          <w:sz w:val="23"/>
+        </w:rPr>
+        <w:t>3.3 Dashboard</w:t>
+      </w:r>
+    </w:p>
+    <w:p>
+      <w:pPr>
+        <w:spacing w:line="360" w:lineRule="auto" w:after="120"/>
+        <w:jc w:val="both"/>
+      </w:pPr>
+      <w:r>
+        <w:rPr>
+          <w:rFonts w:ascii="Times New Roman" w:hAnsi="Times New Roman"/>
+          <w:color w:val="101010"/>
+          <w:sz w:val="22"/>
+        </w:rPr>
+        <w:t>A React 18 [8] single-page application bundled by Vite [9]: a Leaflet [10] map over OpenStreetMap tiles [11] (home, target, live drone position with heading, breadcrumb trail), a telemetry panel, dispatch and detour forms, a mission-recall control, and an incident log. There are no manual flight controls. All map assets are bundled at build time so the viewer operates on networks without internet access.</w:t>
+      </w:r>
+    </w:p>
+    <w:p>
+      <w:pPr>
+        <w:keepNext/>
+        <w:spacing w:before="200" w:after="120"/>
+      </w:pPr>
+      <w:r>
+        <w:rPr>
+          <w:rFonts w:ascii="Calibri" w:hAnsi="Calibri"/>
+          <w:b/>
+          <w:i/>
+          <w:color w:val="1F3A5F"/>
+          <w:sz w:val="23"/>
+        </w:rPr>
+        <w:t>3.4 Autopilot substrate</w:t>
+      </w:r>
+    </w:p>
+    <w:p>
+      <w:pPr>
+        <w:spacing w:line="360" w:lineRule="auto" w:after="120"/>
+        <w:jc w:val="both"/>
+      </w:pPr>
+      <w:r>
+        <w:rPr>
+          <w:rFonts w:ascii="Consolas" w:hAnsi="Consolas"/>
+          <w:color w:val="101010"/>
+          <w:sz w:val="22"/>
+        </w:rPr>
+        <w:t>dronekit-sitl copter-3.3</w:t>
+      </w:r>
+      <w:r>
+        <w:rPr>
+          <w:rFonts w:ascii="Times New Roman" w:hAnsi="Times New Roman"/>
+          <w:color w:val="101010"/>
+          <w:sz w:val="22"/>
+        </w:rPr>
+        <w:t xml:space="preserve"> [5] in simulation; an ArduPilot flight controller [1] [12] over serial in deployment. The swap is one environment variable (</w:t>
+      </w:r>
+      <w:r>
+        <w:rPr>
+          <w:rFonts w:ascii="Consolas" w:hAnsi="Consolas"/>
+          <w:color w:val="101010"/>
+          <w:sz w:val="22"/>
+        </w:rPr>
+        <w:t>MAVLINK_CONNECTION</w:t>
+      </w:r>
+      <w:r>
+        <w:rPr>
+          <w:rFonts w:ascii="Times New Roman" w:hAnsi="Times New Roman"/>
+          <w:color w:val="101010"/>
+          <w:sz w:val="22"/>
+        </w:rPr>
+        <w:t>).</w:t>
+      </w:r>
+    </w:p>
+    <w:p>
+      <w:pPr>
+        <w:keepNext/>
+        <w:spacing w:before="280" w:after="120"/>
+      </w:pPr>
+      <w:r>
+        <w:rPr>
+          <w:rFonts w:ascii="Calibri" w:hAnsi="Calibri"/>
+          <w:b/>
+          <w:i w:val="0"/>
+          <w:color w:val="1F3A5F"/>
+          <w:sz w:val="26"/>
+        </w:rPr>
+        <w:t>4. Safety Mechanisms</w:t>
+      </w:r>
+    </w:p>
+    <w:p>
+      <w:pPr>
+        <w:keepNext/>
+        <w:spacing w:before="200" w:after="120"/>
+      </w:pPr>
+      <w:r>
+        <w:rPr>
+          <w:rFonts w:ascii="Calibri" w:hAnsi="Calibri"/>
+          <w:b/>
+          <w:i/>
+          <w:color w:val="1F3A5F"/>
+          <w:sz w:val="23"/>
+        </w:rPr>
+        <w:t>4.1 Compatibility shim</w:t>
+      </w:r>
+    </w:p>
+    <w:p>
+      <w:pPr>
+        <w:spacing w:line="360" w:lineRule="auto" w:after="120"/>
+        <w:jc w:val="both"/>
+      </w:pPr>
+      <w:r>
+        <w:rPr>
+          <w:rFonts w:ascii="Times New Roman" w:hAnsi="Times New Roman"/>
+          <w:color w:val="101010"/>
+          <w:sz w:val="22"/>
+        </w:rPr>
+        <w:t xml:space="preserve">Before importing DroneKit, the abstract-base-class names removed from </w:t>
+      </w:r>
+      <w:r>
+        <w:rPr>
+          <w:rFonts w:ascii="Consolas" w:hAnsi="Consolas"/>
+          <w:color w:val="101010"/>
+          <w:sz w:val="22"/>
+        </w:rPr>
+        <w:t>collections</w:t>
+      </w:r>
+      <w:r>
+        <w:rPr>
+          <w:rFonts w:ascii="Times New Roman" w:hAnsi="Times New Roman"/>
+          <w:color w:val="101010"/>
+          <w:sz w:val="22"/>
+        </w:rPr>
+        <w:t xml:space="preserve"> in Python 3.10 [14] are re-aliased from </w:t>
+      </w:r>
+      <w:r>
+        <w:rPr>
+          <w:rFonts w:ascii="Consolas" w:hAnsi="Consolas"/>
+          <w:color w:val="101010"/>
+          <w:sz w:val="22"/>
+        </w:rPr>
+        <w:t>collections.abc</w:t>
+      </w:r>
+      <w:r>
+        <w:rPr>
+          <w:rFonts w:ascii="Times New Roman" w:hAnsi="Times New Roman"/>
+          <w:color w:val="101010"/>
+          <w:sz w:val="22"/>
+        </w:rPr>
+        <w:t xml:space="preserve">, and the </w:t>
+      </w:r>
+      <w:r>
+        <w:rPr>
+          <w:rFonts w:ascii="Consolas" w:hAnsi="Consolas"/>
+          <w:color w:val="101010"/>
+          <w:sz w:val="22"/>
+        </w:rPr>
+        <w:t>future</w:t>
+      </w:r>
+      <w:r>
+        <w:rPr>
+          <w:rFonts w:ascii="Times New Roman" w:hAnsi="Times New Roman"/>
+          <w:color w:val="101010"/>
+          <w:sz w:val="22"/>
+        </w:rPr>
+        <w:t xml:space="preserve"> package supplies </w:t>
+      </w:r>
+      <w:r>
+        <w:rPr>
+          <w:rFonts w:ascii="Consolas" w:hAnsi="Consolas"/>
+          <w:color w:val="101010"/>
+          <w:sz w:val="22"/>
+        </w:rPr>
+        <w:t>past.builtins.basestring</w:t>
+      </w:r>
+      <w:r>
+        <w:rPr>
+          <w:rFonts w:ascii="Times New Roman" w:hAnsi="Times New Roman"/>
+          <w:color w:val="101010"/>
+          <w:sz w:val="22"/>
+        </w:rPr>
+        <w:t>. With these two measures, the unmodified DroneKit 2.9.2 [3] runs on Python 3.11/3.12.</w:t>
+      </w:r>
+    </w:p>
+    <w:p>
+      <w:pPr>
+        <w:keepNext/>
+        <w:spacing w:before="200" w:after="120"/>
+      </w:pPr>
+      <w:r>
+        <w:rPr>
+          <w:rFonts w:ascii="Calibri" w:hAnsi="Calibri"/>
+          <w:b/>
+          <w:i/>
+          <w:color w:val="1F3A5F"/>
+          <w:sz w:val="23"/>
+        </w:rPr>
+        <w:t>4.2 Verified mode transition</w:t>
+      </w:r>
+    </w:p>
+    <w:p>
+      <w:pPr>
+        <w:spacing w:line="360" w:lineRule="auto" w:after="120"/>
+        <w:jc w:val="both"/>
+      </w:pPr>
+      <w:r>
+        <w:rPr>
+          <w:rFonts w:ascii="Times New Roman" w:hAnsi="Times New Roman"/>
+          <w:color w:val="101010"/>
+          <w:sz w:val="22"/>
+        </w:rPr>
+        <w:t xml:space="preserve">All mode changes — nominal and emergency — go through one routine, </w:t>
+      </w:r>
+      <w:r>
+        <w:rPr>
+          <w:rFonts w:ascii="Consolas" w:hAnsi="Consolas"/>
+          <w:color w:val="101010"/>
+          <w:sz w:val="22"/>
+        </w:rPr>
+        <w:t>_set_mode_confirmed(mode, timeout)</w:t>
+      </w:r>
+      <w:r>
+        <w:rPr>
+          <w:rFonts w:ascii="Times New Roman" w:hAnsi="Times New Roman"/>
+          <w:color w:val="101010"/>
+          <w:sz w:val="22"/>
+        </w:rPr>
+        <w:t>:</w:t>
+      </w:r>
+    </w:p>
+    <w:p>
+      <w:pPr>
+        <w:spacing w:line="360" w:lineRule="auto" w:after="60"/>
+        <w:ind w:left="360"/>
+        <w:jc w:val="both"/>
+      </w:pPr>
+      <w:r>
+        <w:rPr>
+          <w:rFonts w:ascii="Times New Roman" w:hAnsi="Times New Roman"/>
+          <w:color w:val="101010"/>
+          <w:sz w:val="22"/>
+        </w:rPr>
+        <w:t>1. Attempt the DroneKit high-level setter.</w:t>
+      </w:r>
+    </w:p>
+    <w:p>
+      <w:pPr>
+        <w:spacing w:line="360" w:lineRule="auto" w:after="60"/>
+        <w:ind w:left="360"/>
+        <w:jc w:val="both"/>
+      </w:pPr>
+      <w:r>
+        <w:rPr>
+          <w:rFonts w:ascii="Times New Roman" w:hAnsi="Times New Roman"/>
+          <w:color w:val="101010"/>
+          <w:sz w:val="22"/>
+        </w:rPr>
+        <w:t xml:space="preserve">2. Until the deadline: read the autopilot's </w:t>
+      </w:r>
+      <w:r>
+        <w:rPr>
           <w:rFonts w:ascii="Times New Roman" w:hAnsi="Times New Roman"/>
           <w:i/>
+          <w:color w:val="101010"/>
+          <w:sz w:val="22"/>
+        </w:rPr>
+        <w:t>reported</w:t>
+      </w:r>
+      <w:r>
+        <w:rPr>
+          <w:rFonts w:ascii="Times New Roman" w:hAnsi="Times New Roman"/>
+          <w:color w:val="101010"/>
+          <w:sz w:val="22"/>
+        </w:rPr>
+        <w:t xml:space="preserve"> mode (derived from</w:t>
+      </w:r>
+    </w:p>
+    <w:p>
+      <w:pPr>
+        <w:spacing w:line="360" w:lineRule="auto" w:after="120"/>
+        <w:jc w:val="both"/>
+      </w:pPr>
+      <w:r>
+        <w:rPr>
+          <w:rFonts w:ascii="Times New Roman" w:hAnsi="Times New Roman"/>
+          <w:color w:val="101010"/>
+          <w:sz w:val="22"/>
+        </w:rPr>
+        <w:t>its HEARTBEAT stream); if it equals the request, return success.</w:t>
+      </w:r>
+    </w:p>
+    <w:p>
+      <w:pPr>
+        <w:spacing w:line="360" w:lineRule="auto" w:after="60"/>
+        <w:ind w:left="360"/>
+        <w:jc w:val="both"/>
+      </w:pPr>
+      <w:r>
+        <w:rPr>
+          <w:rFonts w:ascii="Times New Roman" w:hAnsi="Times New Roman"/>
+          <w:color w:val="101010"/>
+          <w:sz w:val="22"/>
+        </w:rPr>
+        <w:t>3. Every 700 ms of non-confirmation, re-issue the request as a raw</w:t>
+      </w:r>
+    </w:p>
+    <w:p>
+      <w:pPr>
+        <w:spacing w:line="360" w:lineRule="auto" w:after="120"/>
+        <w:jc w:val="both"/>
+      </w:pPr>
+      <w:r>
+        <w:rPr>
+          <w:rFonts w:ascii="Times New Roman" w:hAnsi="Times New Roman"/>
+          <w:color w:val="101010"/>
+          <w:sz w:val="22"/>
+        </w:rPr>
+        <w:t xml:space="preserve">MAVLink </w:t>
+      </w:r>
+      <w:r>
+        <w:rPr>
+          <w:rFonts w:ascii="Consolas" w:hAnsi="Consolas"/>
+          <w:color w:val="101010"/>
+          <w:sz w:val="22"/>
+        </w:rPr>
+        <w:t>COMMAND_LONG</w:t>
+      </w:r>
+      <w:r>
+        <w:rPr>
+          <w:rFonts w:ascii="Times New Roman" w:hAnsi="Times New Roman"/>
+          <w:color w:val="101010"/>
+          <w:sz w:val="22"/>
+        </w:rPr>
+        <w:t xml:space="preserve"> carrying </w:t>
+      </w:r>
+      <w:r>
+        <w:rPr>
+          <w:rFonts w:ascii="Consolas" w:hAnsi="Consolas"/>
+          <w:color w:val="101010"/>
+          <w:sz w:val="22"/>
+        </w:rPr>
+        <w:t>MAV_CMD_DO_SET_MODE</w:t>
+      </w:r>
+      <w:r>
+        <w:rPr>
+          <w:rFonts w:ascii="Times New Roman" w:hAnsi="Times New Roman"/>
+          <w:color w:val="101010"/>
+          <w:sz w:val="22"/>
+        </w:rPr>
+        <w:t xml:space="preserve"> </w:t>
+      </w:r>
+      <w:r>
+        <w:rPr>
+          <w:rFonts w:ascii="Times New Roman" w:hAnsi="Times New Roman"/>
+          <w:i/>
+          <w:color w:val="101010"/>
+          <w:sz w:val="22"/>
+        </w:rPr>
+        <w:t>and</w:t>
+      </w:r>
+      <w:r>
+        <w:rPr>
+          <w:rFonts w:ascii="Times New Roman" w:hAnsi="Times New Roman"/>
+          <w:color w:val="101010"/>
+          <w:sz w:val="22"/>
+        </w:rPr>
+        <w:t xml:space="preserve"> as a legacy </w:t>
+      </w:r>
+      <w:r>
+        <w:rPr>
+          <w:rFonts w:ascii="Consolas" w:hAnsi="Consolas"/>
+          <w:color w:val="101010"/>
+          <w:sz w:val="22"/>
+        </w:rPr>
+        <w:t>SET_MODE</w:t>
+      </w:r>
+      <w:r>
+        <w:rPr>
+          <w:rFonts w:ascii="Times New Roman" w:hAnsi="Times New Roman"/>
+          <w:color w:val="101010"/>
+          <w:sz w:val="22"/>
+        </w:rPr>
+        <w:t xml:space="preserve"> message [2], and re-poke the high-level setter.</w:t>
+      </w:r>
+    </w:p>
+    <w:p>
+      <w:pPr>
+        <w:spacing w:line="360" w:lineRule="auto" w:after="60"/>
+        <w:ind w:left="360"/>
+        <w:jc w:val="both"/>
+      </w:pPr>
+      <w:r>
+        <w:rPr>
+          <w:rFonts w:ascii="Times New Roman" w:hAnsi="Times New Roman"/>
+          <w:color w:val="101010"/>
+          <w:sz w:val="22"/>
+        </w:rPr>
+        <w:t>4. On timeout, return failure to the caller — which, on the abort path,</w:t>
+      </w:r>
+    </w:p>
+    <w:p>
+      <w:pPr>
+        <w:spacing w:line="360" w:lineRule="auto" w:after="120"/>
+        <w:jc w:val="both"/>
+      </w:pPr>
+      <w:r>
+        <w:rPr>
+          <w:rFonts w:ascii="Times New Roman" w:hAnsi="Times New Roman"/>
+          <w:color w:val="101010"/>
+          <w:sz w:val="22"/>
+        </w:rPr>
+        <w:t xml:space="preserve">triggers the </w:t>
+      </w:r>
+      <w:r>
+        <w:rPr>
+          <w:rFonts w:ascii="Times New Roman" w:hAnsi="Times New Roman"/>
+          <w:b/>
+          <w:color w:val="101010"/>
+          <w:sz w:val="22"/>
+        </w:rPr>
+        <w:t>cross-action fallback</w:t>
+      </w:r>
+      <w:r>
+        <w:rPr>
+          <w:rFonts w:ascii="Times New Roman" w:hAnsi="Times New Roman"/>
+          <w:color w:val="101010"/>
+          <w:sz w:val="22"/>
+        </w:rPr>
+        <w:t>: if RTL will not confirm, LAND is attempted, and vice versa.</w:t>
+      </w:r>
+    </w:p>
+    <w:p>
+      <w:pPr>
+        <w:spacing w:line="360" w:lineRule="auto" w:after="120"/>
+        <w:jc w:val="both"/>
+      </w:pPr>
+      <w:r>
+        <w:rPr>
+          <w:rFonts w:ascii="Times New Roman" w:hAnsi="Times New Roman"/>
+          <w:color w:val="101010"/>
+          <w:sz w:val="22"/>
+        </w:rPr>
+        <w:t xml:space="preserve">The design principle is that </w:t>
+      </w:r>
+      <w:r>
+        <w:rPr>
+          <w:rFonts w:ascii="Times New Roman" w:hAnsi="Times New Roman"/>
+          <w:i/>
+          <w:color w:val="101010"/>
+          <w:sz w:val="22"/>
+        </w:rPr>
+        <w:t>the autopilot's own telemetry is the only acceptable evidence that a command took effect</w:t>
+      </w:r>
+      <w:r>
+        <w:rPr>
+          <w:rFonts w:ascii="Times New Roman" w:hAnsi="Times New Roman"/>
+          <w:color w:val="101010"/>
+          <w:sz w:val="22"/>
+        </w:rPr>
+        <w:t>. Client-library state is treated as a hint. On ArduCopter 3.3 SITL the protocol converges within two retries; on modern firmware the first attempt usually suffices and the fallback layers are dormant. The protocol is idempotent — re-issuing a mode the autopilot already holds is harmless — which makes the retry loop safe by construction.</w:t>
+      </w:r>
+    </w:p>
+    <w:p>
+      <w:pPr>
+        <w:keepNext/>
+        <w:spacing w:before="200" w:after="120"/>
+      </w:pPr>
+      <w:r>
+        <w:rPr>
+          <w:rFonts w:ascii="Calibri" w:hAnsi="Calibri"/>
+          <w:b/>
+          <w:i/>
           <w:color w:val="1F3A5F"/>
-          <w:sz w:val="20"/>
-        </w:rPr>
-        <w:t>Figure 2. Mission state machine. Solid arrows are nominal transitions; dashed arrows are failsafe-driven aborts; the dash-dot arrow is the catch-all for uncaught exceptions in the executor.</w:t>
+          <w:sz w:val="23"/>
+        </w:rPr>
+        <w:t>4.3 The landing-interlocked dispatch pipeline</w:t>
+      </w:r>
+    </w:p>
+    <w:p>
+      <w:pPr>
+        <w:spacing w:line="360" w:lineRule="auto" w:after="120"/>
+        <w:jc w:val="both"/>
+      </w:pPr>
+      <w:r>
+        <w:rPr>
+          <w:rFonts w:ascii="Times New Roman" w:hAnsi="Times New Roman"/>
+          <w:color w:val="101010"/>
+          <w:sz w:val="22"/>
+        </w:rPr>
+        <w:t>Five gates stand between an HTTP trigger and the next mission (Figure 7):</w:t>
+      </w:r>
+    </w:p>
+    <w:p>
+      <w:pPr>
+        <w:spacing w:line="360" w:lineRule="auto" w:after="60"/>
+        <w:ind w:left="360"/>
+        <w:jc w:val="both"/>
+      </w:pPr>
+      <w:r>
+        <w:rPr>
+          <w:rFonts w:ascii="Times New Roman" w:hAnsi="Times New Roman"/>
+          <w:color w:val="101010"/>
+          <w:sz w:val="22"/>
+        </w:rPr>
+        <w:t xml:space="preserve">1. </w:t>
+      </w:r>
+      <w:r>
+        <w:rPr>
+          <w:rFonts w:ascii="Times New Roman" w:hAnsi="Times New Roman"/>
+          <w:b/>
+          <w:color w:val="101010"/>
+          <w:sz w:val="22"/>
+        </w:rPr>
+        <w:t>Edge validation.</w:t>
+      </w:r>
+      <w:r>
+        <w:rPr>
+          <w:rFonts w:ascii="Times New Roman" w:hAnsi="Times New Roman"/>
+          <w:color w:val="101010"/>
+          <w:sz w:val="22"/>
+        </w:rPr>
+        <w:t xml:space="preserve"> Coordinate bounds, altitude limits (2–120 m,</w:t>
+      </w:r>
+    </w:p>
+    <w:p>
+      <w:pPr>
+        <w:spacing w:line="360" w:lineRule="auto" w:after="120"/>
+        <w:jc w:val="both"/>
+      </w:pPr>
+      <w:r>
+        <w:rPr>
+          <w:rFonts w:ascii="Times New Roman" w:hAnsi="Times New Roman"/>
+          <w:color w:val="101010"/>
+          <w:sz w:val="22"/>
+        </w:rPr>
+        <w:t>reflecting prevailing small-UAS ceilings [13]), hover bounds, priority vocabulary, geofence containment of the target, optional API token.</w:t>
+      </w:r>
+    </w:p>
+    <w:p>
+      <w:pPr>
+        <w:spacing w:line="360" w:lineRule="auto" w:after="60"/>
+        <w:ind w:left="360"/>
+        <w:jc w:val="both"/>
+      </w:pPr>
+      <w:r>
+        <w:rPr>
+          <w:rFonts w:ascii="Times New Roman" w:hAnsi="Times New Roman"/>
+          <w:color w:val="101010"/>
+          <w:sz w:val="22"/>
+        </w:rPr>
+        <w:t xml:space="preserve">2. </w:t>
+      </w:r>
+      <w:r>
+        <w:rPr>
+          <w:rFonts w:ascii="Times New Roman" w:hAnsi="Times New Roman"/>
+          <w:b/>
+          <w:color w:val="101010"/>
+          <w:sz w:val="22"/>
+        </w:rPr>
+        <w:t>Queue admission.</w:t>
+      </w:r>
+      <w:r>
+        <w:rPr>
+          <w:rFonts w:ascii="Times New Roman" w:hAnsi="Times New Roman"/>
+          <w:color w:val="101010"/>
+          <w:sz w:val="22"/>
+        </w:rPr>
+        <w:t xml:space="preserve"> A bounded queue (HTTP 429 beyond capacity) with</w:t>
+      </w:r>
+    </w:p>
+    <w:p>
+      <w:pPr>
+        <w:spacing w:line="360" w:lineRule="auto" w:after="120"/>
+        <w:jc w:val="both"/>
+      </w:pPr>
+      <w:r>
+        <w:rPr>
+          <w:rFonts w:ascii="Times New Roman" w:hAnsi="Times New Roman"/>
+          <w:color w:val="101010"/>
+          <w:sz w:val="22"/>
+        </w:rPr>
+        <w:t>priority ordering (critical ≻ high ≻ normal ≻ low, FIFO within a class) and strictly serial execution — one physical drone, one mission.</w:t>
+      </w:r>
+    </w:p>
+    <w:p>
+      <w:pPr>
+        <w:spacing w:line="360" w:lineRule="auto" w:after="60"/>
+        <w:ind w:left="360"/>
+        <w:jc w:val="both"/>
+      </w:pPr>
+      <w:r>
+        <w:rPr>
+          <w:rFonts w:ascii="Times New Roman" w:hAnsi="Times New Roman"/>
+          <w:color w:val="101010"/>
+          <w:sz w:val="22"/>
+        </w:rPr>
+        <w:t xml:space="preserve">3. </w:t>
+      </w:r>
+      <w:r>
+        <w:rPr>
+          <w:rFonts w:ascii="Times New Roman" w:hAnsi="Times New Roman"/>
+          <w:b/>
+          <w:color w:val="101010"/>
+          <w:sz w:val="22"/>
+        </w:rPr>
+        <w:t>Pre-flight interlock.</w:t>
+      </w:r>
+      <w:r>
+        <w:rPr>
+          <w:rFonts w:ascii="Times New Roman" w:hAnsi="Times New Roman"/>
+          <w:color w:val="101010"/>
+          <w:sz w:val="22"/>
+        </w:rPr>
+        <w:t xml:space="preserve"> The executor refuses to begin a mission</w:t>
+      </w:r>
+    </w:p>
+    <w:p>
+      <w:pPr>
+        <w:spacing w:line="360" w:lineRule="auto" w:after="120"/>
+        <w:jc w:val="both"/>
+      </w:pPr>
+      <w:r>
+        <w:rPr>
+          <w:rFonts w:ascii="Times New Roman" w:hAnsi="Times New Roman"/>
+          <w:color w:val="101010"/>
+          <w:sz w:val="22"/>
+        </w:rPr>
+        <w:t>while the vehicle reports armed, waiting up to a bound for disarm and failing the mission rather than launching into an undefined state.</w:t>
+      </w:r>
+    </w:p>
+    <w:p>
+      <w:pPr>
+        <w:spacing w:line="360" w:lineRule="auto" w:after="60"/>
+        <w:ind w:left="360"/>
+        <w:jc w:val="both"/>
+      </w:pPr>
+      <w:r>
+        <w:rPr>
+          <w:rFonts w:ascii="Times New Roman" w:hAnsi="Times New Roman"/>
+          <w:color w:val="101010"/>
+          <w:sz w:val="22"/>
+        </w:rPr>
+        <w:t xml:space="preserve">4. </w:t>
+      </w:r>
+      <w:r>
+        <w:rPr>
+          <w:rFonts w:ascii="Times New Roman" w:hAnsi="Times New Roman"/>
+          <w:b/>
+          <w:color w:val="101010"/>
+          <w:sz w:val="22"/>
+        </w:rPr>
+        <w:t>In-flight guards.</w:t>
+      </w:r>
+      <w:r>
+        <w:rPr>
+          <w:rFonts w:ascii="Times New Roman" w:hAnsi="Times New Roman"/>
+          <w:color w:val="101010"/>
+          <w:sz w:val="22"/>
+        </w:rPr>
+        <w:t xml:space="preserve"> The failsafe arbiter (§4.4) polls at 1 Hz; every</w:t>
+      </w:r>
+    </w:p>
+    <w:p>
+      <w:pPr>
+        <w:spacing w:line="360" w:lineRule="auto" w:after="120"/>
+        <w:jc w:val="both"/>
+      </w:pPr>
+      <w:r>
+        <w:rPr>
+          <w:rFonts w:ascii="Times New Roman" w:hAnsi="Times New Roman"/>
+          <w:color w:val="101010"/>
+          <w:sz w:val="22"/>
+        </w:rPr>
+        <w:t>blocking phase loop checks both the arbiter and the operator-cancel flag; a per-leg stall detector fails the mission if closest-approach distance has not improved for a configured window (default 45 s), catching wind stalls, rejected goto commands, and mode flips that would otherwise burn battery until the global timeout.</w:t>
+      </w:r>
+    </w:p>
+    <w:p>
+      <w:pPr>
+        <w:spacing w:line="360" w:lineRule="auto" w:after="60"/>
+        <w:ind w:left="360"/>
+        <w:jc w:val="both"/>
+      </w:pPr>
+      <w:r>
+        <w:rPr>
+          <w:rFonts w:ascii="Times New Roman" w:hAnsi="Times New Roman"/>
+          <w:color w:val="101010"/>
+          <w:sz w:val="22"/>
+        </w:rPr>
+        <w:t xml:space="preserve">5. </w:t>
+      </w:r>
+      <w:r>
+        <w:rPr>
+          <w:rFonts w:ascii="Times New Roman" w:hAnsi="Times New Roman"/>
+          <w:b/>
+          <w:color w:val="101010"/>
+          <w:sz w:val="22"/>
+        </w:rPr>
+        <w:t>Abort guarantee.</w:t>
+      </w:r>
+      <w:r>
+        <w:rPr>
+          <w:rFonts w:ascii="Times New Roman" w:hAnsi="Times New Roman"/>
+          <w:color w:val="101010"/>
+          <w:sz w:val="22"/>
+        </w:rPr>
+        <w:t xml:space="preserve"> Any abort — failsafe, cancel, or unexpected</w:t>
+      </w:r>
+    </w:p>
+    <w:p>
+      <w:pPr>
+        <w:spacing w:line="360" w:lineRule="auto" w:after="120"/>
+        <w:jc w:val="both"/>
+      </w:pPr>
+      <w:r>
+        <w:rPr>
+          <w:rFonts w:ascii="Times New Roman" w:hAnsi="Times New Roman"/>
+          <w:color w:val="101010"/>
+          <w:sz w:val="22"/>
+        </w:rPr>
+        <w:t xml:space="preserve">exception with the vehicle airborne — commands its action through §4.2, then </w:t>
+      </w:r>
+      <w:r>
+        <w:rPr>
+          <w:rFonts w:ascii="Times New Roman" w:hAnsi="Times New Roman"/>
+          <w:b/>
+          <w:color w:val="101010"/>
+          <w:sz w:val="22"/>
+        </w:rPr>
+        <w:t>blocks until the vehicle lands and disarms</w:t>
+      </w:r>
+      <w:r>
+        <w:rPr>
+          <w:rFonts w:ascii="Times New Roman" w:hAnsi="Times New Roman"/>
+          <w:color w:val="101010"/>
+          <w:sz w:val="22"/>
+        </w:rPr>
+        <w:t xml:space="preserve"> (bounded at 240 s) before returning control to the queue. Combined with gate 3, this yields the system invariant: </w:t>
+      </w:r>
+      <w:r>
+        <w:rPr>
+          <w:rFonts w:ascii="Times New Roman" w:hAnsi="Times New Roman"/>
+          <w:i/>
+          <w:color w:val="101010"/>
+          <w:sz w:val="22"/>
+        </w:rPr>
+        <w:t>the queue can never start a flight against an airborne vehicle.</w:t>
+      </w:r>
+    </w:p>
+    <w:p>
+      <w:pPr>
+        <w:jc w:val="center"/>
+      </w:pPr>
+      <w:r>
+        <w:drawing>
+          <wp:inline xmlns:a="http://schemas.openxmlformats.org/drawingml/2006/main" xmlns:pic="http://schemas.openxmlformats.org/drawingml/2006/picture">
+            <wp:extent cx="5669280" cy="3218171"/>
+            <wp:docPr id="4" name="Picture 4"/>
+            <wp:cNvGraphicFramePr>
+              <a:graphicFrameLocks noChangeAspect="1"/>
+            </wp:cNvGraphicFramePr>
+            <a:graphic>
+              <a:graphicData uri="http://schemas.openxmlformats.org/drawingml/2006/picture">
+                <pic:pic>
+                  <pic:nvPicPr>
+                    <pic:cNvPr id="0" name="safety_interlock.png"/>
+                    <pic:cNvPicPr/>
+                  </pic:nvPicPr>
+                  <pic:blipFill>
+                    <a:blip r:embed="rId13"/>
+                    <a:stretch>
+                      <a:fillRect/>
+                    </a:stretch>
+                  </pic:blipFill>
+                  <pic:spPr>
+                    <a:xfrm>
+                      <a:off x="0" y="0"/>
+                      <a:ext cx="5669280" cy="3218171"/>
+                    </a:xfrm>
+                    <a:prstGeom prst="rect"/>
+                  </pic:spPr>
+                </pic:pic>
+              </a:graphicData>
+            </a:graphic>
+          </wp:inline>
+        </w:drawing>
+      </w:r>
+    </w:p>
+    <w:p>
+      <w:pPr>
+        <w:jc w:val="center"/>
+      </w:pPr>
+      <w:r>
+        <w:rPr>
+          <w:rFonts w:ascii="Calibri" w:hAnsi="Calibri"/>
+          <w:i/>
+          <w:color w:val="555B63"/>
+          <w:sz w:val="18"/>
+        </w:rPr>
+        <w:t>Figure 7 — Safety interlock chain</w:t>
+      </w:r>
+    </w:p>
+    <w:p>
+      <w:pPr>
+        <w:spacing w:line="360" w:lineRule="auto" w:after="120"/>
+        <w:jc w:val="both"/>
+      </w:pPr>
+      <w:r>
+        <w:rPr>
+          <w:rFonts w:ascii="Times New Roman" w:hAnsi="Times New Roman"/>
+          <w:color w:val="101010"/>
+          <w:sz w:val="22"/>
+        </w:rPr>
+        <w:t>The shutdown path preserves the invariant from the other side: if the API process is asked to stop while the vehicle is armed, it commands RTL through §4.2 before releasing the MAVLink link.</w:t>
+      </w:r>
+    </w:p>
+    <w:p>
+      <w:pPr>
+        <w:keepNext/>
+        <w:spacing w:before="200" w:after="120"/>
+      </w:pPr>
+      <w:r>
+        <w:rPr>
+          <w:rFonts w:ascii="Calibri" w:hAnsi="Calibri"/>
+          <w:b/>
+          <w:i/>
+          <w:color w:val="1F3A5F"/>
+          <w:sz w:val="23"/>
+        </w:rPr>
+        <w:t>4.4 Debounced, severity-ordered failsafe arbitration</w:t>
+      </w:r>
+    </w:p>
+    <w:p>
+      <w:pPr>
+        <w:spacing w:line="360" w:lineRule="auto" w:after="120"/>
+        <w:jc w:val="both"/>
+      </w:pPr>
+      <w:r>
+        <w:rPr>
+          <w:rFonts w:ascii="Times New Roman" w:hAnsi="Times New Roman"/>
+          <w:color w:val="101010"/>
+          <w:sz w:val="22"/>
+        </w:rPr>
+        <w:t>The arbiter polls battery, GPS, geofence distance, and mission wall-clock at 1 Hz (Figure 5) and maintains a single demanded action with these semantics:</w:t>
+      </w:r>
+    </w:p>
+    <w:p>
+      <w:pPr>
+        <w:spacing w:line="360" w:lineRule="auto" w:after="60"/>
+        <w:ind w:left="360"/>
+        <w:jc w:val="both"/>
+      </w:pPr>
+      <w:r>
+        <w:rPr>
+          <w:rFonts w:ascii="Times New Roman" w:hAnsi="Times New Roman"/>
+          <w:color w:val="101010"/>
+          <w:sz w:val="22"/>
+        </w:rPr>
+        <w:t xml:space="preserve">•  </w:t>
+      </w:r>
+      <w:r>
+        <w:rPr>
+          <w:rFonts w:ascii="Times New Roman" w:hAnsi="Times New Roman"/>
+          <w:b/>
+          <w:color w:val="101010"/>
+          <w:sz w:val="22"/>
+        </w:rPr>
+        <w:t>Severity order.</w:t>
+      </w:r>
+      <w:r>
+        <w:rPr>
+          <w:rFonts w:ascii="Times New Roman" w:hAnsi="Times New Roman"/>
+          <w:color w:val="101010"/>
+          <w:sz w:val="22"/>
+        </w:rPr>
+        <w:t xml:space="preserve"> LAND ≻ RTL. An arbiter already demanding LAND never</w:t>
+      </w:r>
+    </w:p>
+    <w:p>
+      <w:pPr>
+        <w:spacing w:line="360" w:lineRule="auto" w:after="120"/>
+        <w:jc w:val="both"/>
+      </w:pPr>
+      <w:r>
+        <w:rPr>
+          <w:rFonts w:ascii="Times New Roman" w:hAnsi="Times New Roman"/>
+          <w:color w:val="101010"/>
+          <w:sz w:val="22"/>
+        </w:rPr>
+        <w:t>downgrades; a critical-battery LAND supersedes an in-progress low-battery RTL, including after the return has begun (the RTL phase loop re-checks the arbiter and switches to LAND mid-flight).</w:t>
+      </w:r>
+    </w:p>
+    <w:p>
+      <w:pPr>
+        <w:spacing w:line="360" w:lineRule="auto" w:after="60"/>
+        <w:ind w:left="360"/>
+        <w:jc w:val="both"/>
+      </w:pPr>
+      <w:r>
+        <w:rPr>
+          <w:rFonts w:ascii="Times New Roman" w:hAnsi="Times New Roman"/>
+          <w:color w:val="101010"/>
+          <w:sz w:val="22"/>
+        </w:rPr>
+        <w:t xml:space="preserve">•  </w:t>
+      </w:r>
+      <w:r>
+        <w:rPr>
+          <w:rFonts w:ascii="Times New Roman" w:hAnsi="Times New Roman"/>
+          <w:b/>
+          <w:color w:val="101010"/>
+          <w:sz w:val="22"/>
+        </w:rPr>
+        <w:t>Debounce.</w:t>
+      </w:r>
+      <w:r>
+        <w:rPr>
+          <w:rFonts w:ascii="Times New Roman" w:hAnsi="Times New Roman"/>
+          <w:color w:val="101010"/>
+          <w:sz w:val="22"/>
+        </w:rPr>
+        <w:t xml:space="preserve"> GPS loss requires </w:t>
+      </w:r>
+      <w:r>
+        <w:rPr>
+          <w:rFonts w:ascii="Times New Roman" w:hAnsi="Times New Roman"/>
+          <w:i/>
+          <w:color w:val="101010"/>
+          <w:sz w:val="22"/>
+        </w:rPr>
+        <w:t>N</w:t>
+      </w:r>
+      <w:r>
+        <w:rPr>
+          <w:rFonts w:ascii="Times New Roman" w:hAnsi="Times New Roman"/>
+          <w:color w:val="101010"/>
+          <w:sz w:val="22"/>
+        </w:rPr>
+        <w:t xml:space="preserve"> consecutive bad samples (default 3)</w:t>
+      </w:r>
+    </w:p>
+    <w:p>
+      <w:pPr>
+        <w:spacing w:line="360" w:lineRule="auto" w:after="120"/>
+        <w:jc w:val="both"/>
+      </w:pPr>
+      <w:r>
+        <w:rPr>
+          <w:rFonts w:ascii="Times New Roman" w:hAnsi="Times New Roman"/>
+          <w:color w:val="101010"/>
+          <w:sz w:val="22"/>
+        </w:rPr>
+        <w:t>before the LAND demand fires; a recovered fix resets the streak. A single-sample glitch therefore cannot put the aircraft down. LAND rather than RTL is demanded because, without GPS, a return path cannot be navigated.</w:t>
+      </w:r>
+    </w:p>
+    <w:p>
+      <w:pPr>
+        <w:spacing w:line="360" w:lineRule="auto" w:after="60"/>
+        <w:ind w:left="360"/>
+        <w:jc w:val="both"/>
+      </w:pPr>
+      <w:r>
+        <w:rPr>
+          <w:rFonts w:ascii="Times New Roman" w:hAnsi="Times New Roman"/>
+          <w:color w:val="101010"/>
+          <w:sz w:val="22"/>
+        </w:rPr>
+        <w:t xml:space="preserve">•  </w:t>
+      </w:r>
+      <w:r>
+        <w:rPr>
+          <w:rFonts w:ascii="Times New Roman" w:hAnsi="Times New Roman"/>
+          <w:b/>
+          <w:color w:val="101010"/>
+          <w:sz w:val="22"/>
+        </w:rPr>
+        <w:t>Fire-once.</w:t>
+      </w:r>
+      <w:r>
+        <w:rPr>
+          <w:rFonts w:ascii="Times New Roman" w:hAnsi="Times New Roman"/>
+          <w:color w:val="101010"/>
+          <w:sz w:val="22"/>
+        </w:rPr>
+        <w:t xml:space="preserve"> Each named failsafe emits one event per mission;</w:t>
+      </w:r>
+    </w:p>
+    <w:p>
+      <w:pPr>
+        <w:spacing w:line="360" w:lineRule="auto" w:after="120"/>
+        <w:jc w:val="both"/>
+      </w:pPr>
+      <w:r>
+        <w:rPr>
+          <w:rFonts w:ascii="Times New Roman" w:hAnsi="Times New Roman"/>
+          <w:color w:val="101010"/>
+          <w:sz w:val="22"/>
+        </w:rPr>
+        <w:t>re-emission is suppressed except for severity escalation. This keeps the event log a faithful incident record rather than a 1 Hz repetition of the same alarm.</w:t>
       </w:r>
     </w:p>
     <w:p>
@@ -621,7 +3079,7 @@
         <w:drawing>
           <wp:inline xmlns:a="http://schemas.openxmlformats.org/drawingml/2006/main" xmlns:pic="http://schemas.openxmlformats.org/drawingml/2006/picture">
             <wp:extent cx="5669280" cy="3932386"/>
-            <wp:docPr id="3" name="Picture 3"/>
+            <wp:docPr id="5" name="Picture 5"/>
             <wp:cNvGraphicFramePr>
               <a:graphicFrameLocks noChangeAspect="1"/>
             </wp:cNvGraphicFramePr>
@@ -633,7 +3091,7 @@
                     <pic:cNvPicPr/>
                   </pic:nvPicPr>
                   <pic:blipFill>
-                    <a:blip r:embed="rId12"/>
+                    <a:blip r:embed="rId14"/>
                     <a:stretch>
                       <a:fillRect/>
                     </a:stretch>
@@ -658,2016 +3116,159 @@
       </w:pPr>
       <w:r>
         <w:rPr>
-          <w:rFonts w:ascii="Times New Roman" w:hAnsi="Times New Roman"/>
+          <w:rFonts w:ascii="Calibri" w:hAnsi="Calibri"/>
+          <w:i/>
+          <w:color w:val="555B63"/>
+          <w:sz w:val="18"/>
+        </w:rPr>
+        <w:t>Figure 5 — Failsafe monitor</w:t>
+      </w:r>
+    </w:p>
+    <w:p>
+      <w:pPr>
+        <w:keepNext/>
+        <w:spacing w:before="200" w:after="120"/>
+      </w:pPr>
+      <w:r>
+        <w:rPr>
+          <w:rFonts w:ascii="Calibri" w:hAnsi="Calibri"/>
+          <w:b/>
           <w:i/>
           <w:color w:val="1F3A5F"/>
-          <w:sz w:val="20"/>
-        </w:rPr>
-        <w:t>Figure 5. Failsafe monitor decision tree. Each of the five conditions is sampled at 1 Hz and routed to either a LAND or an RTL command; both terminate in the ABORTED state with the reason logged.</w:t>
+          <w:sz w:val="23"/>
+        </w:rPr>
+        <w:t>4.5 Operator recall</w:t>
       </w:r>
     </w:p>
     <w:p>
       <w:pPr>
-        <w:pStyle w:val="Heading1"/>
-      </w:pPr>
-      <w:r>
-        <w:t>4. Implementation</w:t>
+        <w:spacing w:line="360" w:lineRule="auto" w:after="120"/>
+        <w:jc w:val="both"/>
+      </w:pPr>
+      <w:r>
+        <w:rPr>
+          <w:rFonts w:ascii="Consolas" w:hAnsi="Consolas"/>
+          <w:color w:val="101010"/>
+          <w:sz w:val="22"/>
+        </w:rPr>
+        <w:t>POST /mission/{id}/cancel</w:t>
+      </w:r>
+      <w:r>
+        <w:rPr>
+          <w:rFonts w:ascii="Times New Roman" w:hAnsi="Times New Roman"/>
+          <w:color w:val="101010"/>
+          <w:sz w:val="22"/>
+        </w:rPr>
+        <w:t xml:space="preserve"> is the only operator override. A queued mission is removed atomically; a running mission sets the executor's abort flag, which every phase loop observes, routing into the §4.3 abort guarantee. The dashboard exposes this as a single recall control. Manual piloting remains impossible through this software by construction — the hardware RC link, outside this stack, retains ultimate authority.</w:t>
       </w:r>
     </w:p>
     <w:p>
       <w:pPr>
-        <w:jc w:val="both"/>
-      </w:pPr>
-      <w:r>
-        <w:rPr>
-          <w:rFonts w:ascii="Times New Roman" w:hAnsi="Times New Roman"/>
-          <w:sz w:val="22"/>
-        </w:rPr>
-        <w:t>This section describes the four implementation details that we believe matter most for reproducibility.</w:t>
+        <w:keepNext/>
+        <w:spacing w:before="280" w:after="120"/>
+      </w:pPr>
+      <w:r>
+        <w:rPr>
+          <w:rFonts w:ascii="Calibri" w:hAnsi="Calibri"/>
+          <w:b/>
+          <w:i w:val="0"/>
+          <w:color w:val="1F3A5F"/>
+          <w:sz w:val="26"/>
+        </w:rPr>
+        <w:t>5. Evaluation Methodology</w:t>
       </w:r>
     </w:p>
     <w:p>
       <w:pPr>
-        <w:pStyle w:val="Heading2"/>
-      </w:pPr>
-      <w:r>
-        <w:t>4.1 The Python 3.10+ compatibility shim for DroneKit</w:t>
+        <w:keepNext/>
+        <w:spacing w:before="200" w:after="120"/>
+      </w:pPr>
+      <w:r>
+        <w:rPr>
+          <w:rFonts w:ascii="Calibri" w:hAnsi="Calibri"/>
+          <w:b/>
+          <w:i/>
+          <w:color w:val="1F3A5F"/>
+          <w:sz w:val="23"/>
+        </w:rPr>
+        <w:t>5.1 Tier 1 — unit validation of the safety logic</w:t>
       </w:r>
     </w:p>
     <w:p>
       <w:pPr>
+        <w:spacing w:line="360" w:lineRule="auto" w:after="120"/>
         <w:jc w:val="both"/>
       </w:pPr>
       <w:r>
         <w:rPr>
           <w:rFonts w:ascii="Times New Roman" w:hAnsi="Times New Roman"/>
-          <w:sz w:val="22"/>
-        </w:rPr>
-        <w:t>The following block executes before the import dronekit line. After it runs, DroneKit's internal references to collections.MutableMapping resolve without error and the high-level Vehicle API behaves as documented [3]. DroneKit additionally imports past.builtins.basestring, which is supplied by the future pip package; we include it explicitly in requirements.txt. The underlying language change motivating this shim is documented in the Python 3.10 release notes [14].</w:t>
+          <w:color w:val="101010"/>
+          <w:sz w:val="22"/>
+        </w:rPr>
+        <w:t>A 37-case pytest suite exercises the arbiter, queue, persistence, request validation, and configuration against a synthetic vehicle object, asserting among others: low-battery → RTL; critical-battery → LAND escalation over RTL; LAND never downgraded; GPS debounce (no trigger at N−1 bad samples, trigger at N, reset on recovery); fire-once semantics; geofence and timeout triggers; priority ordering; queue-depth rejection; cancel of queued and running missions; history pruning that never drops active missions; SQLite round-trip with crash-orphan marking; and rejection of out-of-range coordinates, altitudes, hover durations, and priorities. The suite runs in ~13 s with no simulator, making it suitable for continuous integration.</w:t>
       </w:r>
     </w:p>
     <w:p>
       <w:pPr>
-        <w:ind w:left="432"/>
-      </w:pPr>
-      <w:r>
-        <w:rPr>
-          <w:rFonts w:ascii="Consolas" w:hAnsi="Consolas"/>
-          <w:sz w:val="20"/>
-        </w:rPr>
-        <w:t>import collections</w:t>
-        <w:br/>
-        <w:t>import collections.abc</w:t>
-        <w:br/>
-        <w:t>for _name in ("MutableMapping", "Mapping", "Iterable",</w:t>
-        <w:br/>
-        <w:t xml:space="preserve">              "Callable", "Sequence", "Set"):</w:t>
-        <w:br/>
-        <w:t xml:space="preserve">    if not hasattr(collections, _name):</w:t>
-        <w:br/>
-        <w:t xml:space="preserve">        setattr(collections, _name, getattr(collections.abc, _name))</w:t>
+        <w:keepNext/>
+        <w:spacing w:before="200" w:after="120"/>
+      </w:pPr>
+      <w:r>
+        <w:rPr>
+          <w:rFonts w:ascii="Calibri" w:hAnsi="Calibri"/>
+          <w:b/>
+          <w:i/>
+          <w:color w:val="1F3A5F"/>
+          <w:sz w:val="23"/>
+        </w:rPr>
+        <w:t>5.2 Tier 2 — end-to-end SITL acceptance flight</w:t>
       </w:r>
     </w:p>
     <w:p>
       <w:pPr>
-        <w:pStyle w:val="Heading2"/>
-      </w:pPr>
-      <w:r>
-        <w:t>4.2 Raw MAVLink fallback for mode changes on ArduCopter 3.3</w:t>
-      </w:r>
-    </w:p>
-    <w:p>
-      <w:pPr>
+        <w:spacing w:line="360" w:lineRule="auto" w:after="120"/>
         <w:jc w:val="both"/>
       </w:pPr>
       <w:r>
         <w:rPr>
           <w:rFonts w:ascii="Times New Roman" w:hAnsi="Times New Roman"/>
-          <w:sz w:val="22"/>
-        </w:rPr>
-        <w:t>The most subtle issue we encountered was that the standard DroneKit [3] pattern (vehicle.mode = VehicleMode("GUIDED")) silently fails to take effect on the Windows build of ArduCopter 3.3 packaged with dronekit-sitl [5]. The Vehicle object reports a mode change, but subsequent calls to vehicle.simple_takeoff() are no-ops because the autopilot remains in STABILIZE. We trace this to a single-shot SET_MODE MAVLink [2] message that the older Copter build does not consistently honour. Our remedy is a hybrid mode setter that first attempts the DroneKit setter, then re-issues the mode every 700 ms using a raw COMMAND_LONG MAV_CMD_DO_SET_MODE message and a SET_MODE message [2], until the HEARTBEAT-derived vehicle.mode.name matches the requested mode or a timeout expires. With the fallback enabled, mode confirmation reliably succeeds within two retries, after which simple_takeoff() produces the expected climb behaviour. The fallback is harmless on modern Copter 4.x [1] and is left enabled unconditionally.</w:t>
-      </w:r>
-    </w:p>
-    <w:p>
-      <w:pPr>
-        <w:pStyle w:val="Heading2"/>
-      </w:pPr>
-      <w:r>
-        <w:t>4.3 SITL-only pre-arm relaxation, gated for real hardware</w:t>
-      </w:r>
-    </w:p>
-    <w:p>
-      <w:pPr>
-        <w:jc w:val="both"/>
-      </w:pPr>
+          <w:color w:val="101010"/>
+          <w:sz w:val="22"/>
+        </w:rPr>
+        <w:t xml:space="preserve">The harness </w:t>
+      </w:r>
+      <w:r>
+        <w:rPr>
+          <w:rFonts w:ascii="Consolas" w:hAnsi="Consolas"/>
+          <w:color w:val="101010"/>
+          <w:sz w:val="22"/>
+        </w:rPr>
+        <w:t>tests/test_full_mission.py</w:t>
+      </w:r>
       <w:r>
         <w:rPr>
           <w:rFonts w:ascii="Times New Roman" w:hAnsi="Times New Roman"/>
-          <w:sz w:val="22"/>
-        </w:rPr>
-        <w:t>ArduCopter 3.3 [1] refuses to arm without an RC transmitter providing a throttle stream. Because dronekit-sitl [5] does not emulate an RC link, we relax three parameters at mission start: ARMING_CHECK=0, FS_THR_ENABLE=0, and GPS_HDOP_GOOD=100.0. These values are catastrophic on a real airframe — they disable the very pre-arm gating that protects against arming on bad GPS, calibration errors, or low battery [1]. We therefore wrap the relaxer in a runtime check that returns immediately unless the SITL_MODE environment variable is set to 1. The test harness, run_all.ps1, and docker-compose.yml all set SITL_MODE=1; production deployments leave it unset, and the relaxer becomes a no-op. On a real airframe, the regulatory environment [13] also requires the pilot in command to remain capable of overriding the autopilot at any moment, which our architecture supports through a manual-mode switch on the RC link.</w:t>
-      </w:r>
-    </w:p>
-    <w:p>
-      <w:pPr>
-        <w:pStyle w:val="Heading2"/>
-      </w:pPr>
-      <w:r>
-        <w:t>4.4 Thread-safe telemetry snapshot</w:t>
-      </w:r>
-    </w:p>
-    <w:p>
-      <w:pPr>
-        <w:jc w:val="both"/>
-      </w:pPr>
+          <w:color w:val="101010"/>
+          <w:sz w:val="22"/>
+        </w:rPr>
+        <w:t xml:space="preserve"> boots SITL [5] and the API as child processes, dispatches a mission 896 m away (New Delhi test coordinates; trajectory in Figure 4), and polls telemetry at 1 Hz until completion, asserting eight properties: simulator listening; API listening; vehicle connected; armed; took off (≥ 80% of target altitude); reached target (closest approach ≤ 5 m); </w:t>
+      </w:r>
       <w:r>
         <w:rPr>
           <w:rFonts w:ascii="Times New Roman" w:hAnsi="Times New Roman"/>
-          <w:sz w:val="22"/>
-        </w:rPr>
-        <w:t>The Vehicle object is updated continuously by DroneKit's [3] MAVLink [2] reader thread. A naïve approach in which the FastAPI [6] handler reads vehicle.location.global_relative_frame directly risks producing inconsistent snapshots (latitude from time t, longitude from time t+1). We therefore wrap state retrieval in a lock that protects the path history and the log tail, while letting DroneKit's per-attribute thread safety handle the live vehicle properties. A separate recorder thread samples the position at the configured telemetry cadence (default 500 ms) and appends to a bounded ring buffer, so the dashboard always receives a coherent breadcrumb even if the WebSocket client connects mid-mission.</w:t>
-      </w:r>
-    </w:p>
-    <w:p>
-      <w:pPr>
-        <w:jc w:val="center"/>
-      </w:pPr>
-      <w:r>
-        <w:drawing>
-          <wp:inline xmlns:a="http://schemas.openxmlformats.org/drawingml/2006/main" xmlns:pic="http://schemas.openxmlformats.org/drawingml/2006/picture">
-            <wp:extent cx="5669280" cy="4174174"/>
-            <wp:docPr id="4" name="Picture 4"/>
-            <wp:cNvGraphicFramePr>
-              <a:graphicFrameLocks noChangeAspect="1"/>
-            </wp:cNvGraphicFramePr>
-            <a:graphic>
-              <a:graphicData uri="http://schemas.openxmlformats.org/drawingml/2006/picture">
-                <pic:pic>
-                  <pic:nvPicPr>
-                    <pic:cNvPr id="0" name="sequence.png"/>
-                    <pic:cNvPicPr/>
-                  </pic:nvPicPr>
-                  <pic:blipFill>
-                    <a:blip r:embed="rId13"/>
-                    <a:stretch>
-                      <a:fillRect/>
-                    </a:stretch>
-                  </pic:blipFill>
-                  <pic:spPr>
-                    <a:xfrm>
-                      <a:off x="0" y="0"/>
-                      <a:ext cx="5669280" cy="4174174"/>
-                    </a:xfrm>
-                    <a:prstGeom prst="rect"/>
-                  </pic:spPr>
-                </pic:pic>
-              </a:graphicData>
-            </a:graphic>
-          </wp:inline>
-        </w:drawing>
-      </w:r>
-    </w:p>
-    <w:p>
-      <w:pPr>
-        <w:jc w:val="center"/>
-      </w:pPr>
+          <w:b/>
+          <w:color w:val="101010"/>
+          <w:sz w:val="22"/>
+        </w:rPr>
+        <w:t>returned home (≤ 10 m of pad, a required check)</w:t>
+      </w:r>
       <w:r>
         <w:rPr>
           <w:rFonts w:ascii="Times New Roman" w:hAnsi="Times New Roman"/>
-          <w:i/>
-          <w:color w:val="1F3A5F"/>
-          <w:sz w:val="20"/>
-        </w:rPr>
-        <w:t>Figure 3. Sequence diagram of one successful mission. Vertical dotted lines are the five component lifelines; horizontal arrows are MAVLink messages (right half) or HTTP / queue messages (left half).</w:t>
-      </w:r>
-    </w:p>
-    <w:p>
-      <w:pPr>
-        <w:pStyle w:val="Heading1"/>
-      </w:pPr>
-      <w:r>
-        <w:t>5. Methodology</w:t>
-      </w:r>
-    </w:p>
-    <w:p>
-      <w:pPr>
-        <w:jc w:val="both"/>
-      </w:pPr>
-      <w:r>
-        <w:rPr>
-          <w:rFonts w:ascii="Times New Roman" w:hAnsi="Times New Roman"/>
-          <w:sz w:val="22"/>
-        </w:rPr>
-        <w:t>We evaluate the architecture against a fixed acceptance scenario: a UAV spawned at the New Delhi coordinate (28.6139, 77.2090) is asked to fly to (28.6200, 77.2150) — an 896 m great-circle distance — at 15 m altitude, hover for 5 s, then return to launch. The mission must complete within 360 s of wall-clock time.</w:t>
-      </w:r>
-    </w:p>
-    <w:p>
-      <w:pPr>
-        <w:jc w:val="both"/>
-      </w:pPr>
-      <w:r>
-        <w:rPr>
-          <w:rFonts w:ascii="Times New Roman" w:hAnsi="Times New Roman"/>
-          <w:sz w:val="22"/>
-        </w:rPr>
-        <w:t>The end-to-end harness tests/test_full_mission.py performs the following steps without operator interaction:</w:t>
-      </w:r>
-    </w:p>
-    <w:p>
-      <w:pPr>
-        <w:pStyle w:val="ListNumber"/>
-        <w:jc w:val="both"/>
-      </w:pPr>
-      <w:r>
-        <w:rPr>
-          <w:rFonts w:ascii="Times New Roman" w:hAnsi="Times New Roman"/>
-          <w:sz w:val="22"/>
-        </w:rPr>
-        <w:t>Boot SITL. Spawn dronekit-sitl copter-3.3 [5] as a child process and wait up to 120 s for it to listen on TCP 5760.</w:t>
-      </w:r>
-    </w:p>
-    <w:p>
-      <w:pPr>
-        <w:pStyle w:val="ListNumber"/>
-        <w:jc w:val="both"/>
-      </w:pPr>
-      <w:r>
-        <w:rPr>
-          <w:rFonts w:ascii="Times New Roman" w:hAnsi="Times New Roman"/>
-          <w:sz w:val="22"/>
-        </w:rPr>
-        <w:t>Boot the trigger API. Spawn uvicorn trigger_api.main:app [7] as a child process and wait up to 60 s for it to listen on TCP 8000.</w:t>
-      </w:r>
-    </w:p>
-    <w:p>
-      <w:pPr>
-        <w:pStyle w:val="ListNumber"/>
-        <w:jc w:val="both"/>
-      </w:pPr>
-      <w:r>
-        <w:rPr>
-          <w:rFonts w:ascii="Times New Roman" w:hAnsi="Times New Roman"/>
-          <w:sz w:val="22"/>
-        </w:rPr>
-        <w:t>Wait for vehicle connection. Poll /health until vehicle_connected becomes true, up to 180 s.</w:t>
-      </w:r>
-    </w:p>
-    <w:p>
-      <w:pPr>
-        <w:pStyle w:val="ListNumber"/>
-        <w:jc w:val="both"/>
-      </w:pPr>
-      <w:r>
-        <w:rPr>
-          <w:rFonts w:ascii="Times New Roman" w:hAnsi="Times New Roman"/>
-          <w:sz w:val="22"/>
-        </w:rPr>
-        <w:t>Dispatch. Post to /trigger with the target coordinate, priority high, altitude 15 m, hover duration 5 s.</w:t>
-      </w:r>
-    </w:p>
-    <w:p>
-      <w:pPr>
-        <w:pStyle w:val="ListNumber"/>
-        <w:jc w:val="both"/>
-      </w:pPr>
-      <w:r>
-        <w:rPr>
-          <w:rFonts w:ascii="Times New Roman" w:hAnsi="Times New Roman"/>
-          <w:sz w:val="22"/>
-        </w:rPr>
-        <w:t>Observe. Poll /telemetry and /mission/{id} once per second. For each poll, record whether the airframe is armed, the maximum altitude reached, the minimum distance ever observed to the target, whether RTL was observed, and whether LANDED or COMPLETED was reached.</w:t>
-      </w:r>
-    </w:p>
-    <w:p>
-      <w:pPr>
-        <w:pStyle w:val="ListNumber"/>
-        <w:jc w:val="both"/>
-      </w:pPr>
-      <w:r>
-        <w:rPr>
-          <w:rFonts w:ascii="Times New Roman" w:hAnsi="Times New Roman"/>
-          <w:sz w:val="22"/>
-        </w:rPr>
-        <w:t>Verdict. PASS iff both subprocesses started, the airframe armed, maximum altitude reached at least 0.8x target altitude, closest approach to the target was within the 5 m tolerance, and the mission reached LANDED or COMPLETED.</w:t>
-      </w:r>
-    </w:p>
-    <w:p>
-      <w:pPr>
-        <w:jc w:val="both"/>
-      </w:pPr>
-      <w:r>
-        <w:rPr>
-          <w:rFonts w:ascii="Times New Roman" w:hAnsi="Times New Roman"/>
-          <w:sz w:val="22"/>
-        </w:rPr>
-        <w:t>Each metric corresponds to one bullet in the requirements list and is asserted independently, so the test report makes the failure mode explicit if the run does not pass.</w:t>
-      </w:r>
-    </w:p>
-    <w:p>
-      <w:pPr>
-        <w:pStyle w:val="Heading1"/>
-      </w:pPr>
-      <w:r>
-        <w:t>6. Results</w:t>
-      </w:r>
-    </w:p>
-    <w:p>
-      <w:pPr>
-        <w:jc w:val="both"/>
-      </w:pPr>
-      <w:r>
-        <w:rPr>
-          <w:rFonts w:ascii="Times New Roman" w:hAnsi="Times New Roman"/>
-          <w:sz w:val="22"/>
-        </w:rPr>
-        <w:t>We ran the test suite five times in sequence on a Windows 11 host (Python 3.11.9, dronekit 2.9.2 [3], dronekit-sitl 3.3.0 [5]). Run 1 surfaced the mode-change problem described in 4.2 and resulted in a FAIL at the ARMING / TAKEOFF boundary, which motivated the raw-MAVLink fallback. With the fallback in place, runs 2 through 5 produced the results in Table 1.</w:t>
-      </w:r>
-    </w:p>
-    <w:tbl>
-      <w:tblPr>
-        <w:tblW w:type="auto" w:w="0"/>
-        <w:jc w:val="center"/>
-        <w:tblLook w:firstColumn="1" w:firstRow="1" w:lastColumn="0" w:lastRow="0" w:noHBand="0" w:noVBand="1" w:val="04A0"/>
-      </w:tblPr>
-      <w:tblGrid>
-        <w:gridCol w:w="1872"/>
-        <w:gridCol w:w="1872"/>
-        <w:gridCol w:w="1872"/>
-        <w:gridCol w:w="1872"/>
-        <w:gridCol w:w="1872"/>
-      </w:tblGrid>
-      <w:tr>
-        <w:tc>
-          <w:tcPr>
-            <w:tcW w:type="dxa" w:w="1872"/>
-            <w:tcBorders>
-              <w:top w:val="single" w:sz="4" w:color="000000"/>
-              <w:left w:val="single" w:sz="4" w:color="000000"/>
-              <w:bottom w:val="single" w:sz="4" w:color="000000"/>
-              <w:right w:val="single" w:sz="4" w:color="000000"/>
-            </w:tcBorders>
-            <w:shd w:fill="1F3A5F"/>
-          </w:tcPr>
-          <w:p>
-            <w:r>
-              <w:rPr>
-                <w:rFonts w:ascii="Calibri" w:hAnsi="Calibri"/>
-                <w:b/>
-                <w:color w:val="FFFFFF"/>
-                <w:sz w:val="20"/>
-              </w:rPr>
-              <w:t>Metric</w:t>
-            </w:r>
-          </w:p>
-        </w:tc>
-        <w:tc>
-          <w:tcPr>
-            <w:tcW w:type="dxa" w:w="1872"/>
-            <w:tcBorders>
-              <w:top w:val="single" w:sz="4" w:color="000000"/>
-              <w:left w:val="single" w:sz="4" w:color="000000"/>
-              <w:bottom w:val="single" w:sz="4" w:color="000000"/>
-              <w:right w:val="single" w:sz="4" w:color="000000"/>
-            </w:tcBorders>
-            <w:shd w:fill="1F3A5F"/>
-          </w:tcPr>
-          <w:p>
-            <w:r>
-              <w:rPr>
-                <w:rFonts w:ascii="Calibri" w:hAnsi="Calibri"/>
-                <w:b/>
-                <w:color w:val="FFFFFF"/>
-                <w:sz w:val="20"/>
-              </w:rPr>
-              <w:t>Run 2</w:t>
-            </w:r>
-          </w:p>
-        </w:tc>
-        <w:tc>
-          <w:tcPr>
-            <w:tcW w:type="dxa" w:w="1872"/>
-            <w:tcBorders>
-              <w:top w:val="single" w:sz="4" w:color="000000"/>
-              <w:left w:val="single" w:sz="4" w:color="000000"/>
-              <w:bottom w:val="single" w:sz="4" w:color="000000"/>
-              <w:right w:val="single" w:sz="4" w:color="000000"/>
-            </w:tcBorders>
-            <w:shd w:fill="1F3A5F"/>
-          </w:tcPr>
-          <w:p>
-            <w:r>
-              <w:rPr>
-                <w:rFonts w:ascii="Calibri" w:hAnsi="Calibri"/>
-                <w:b/>
-                <w:color w:val="FFFFFF"/>
-                <w:sz w:val="20"/>
-              </w:rPr>
-              <w:t>Run 3</w:t>
-            </w:r>
-          </w:p>
-        </w:tc>
-        <w:tc>
-          <w:tcPr>
-            <w:tcW w:type="dxa" w:w="1872"/>
-            <w:tcBorders>
-              <w:top w:val="single" w:sz="4" w:color="000000"/>
-              <w:left w:val="single" w:sz="4" w:color="000000"/>
-              <w:bottom w:val="single" w:sz="4" w:color="000000"/>
-              <w:right w:val="single" w:sz="4" w:color="000000"/>
-            </w:tcBorders>
-            <w:shd w:fill="1F3A5F"/>
-          </w:tcPr>
-          <w:p>
-            <w:r>
-              <w:rPr>
-                <w:rFonts w:ascii="Calibri" w:hAnsi="Calibri"/>
-                <w:b/>
-                <w:color w:val="FFFFFF"/>
-                <w:sz w:val="20"/>
-              </w:rPr>
-              <w:t>Run 4</w:t>
-            </w:r>
-          </w:p>
-        </w:tc>
-        <w:tc>
-          <w:tcPr>
-            <w:tcW w:type="dxa" w:w="1872"/>
-            <w:tcBorders>
-              <w:top w:val="single" w:sz="4" w:color="000000"/>
-              <w:left w:val="single" w:sz="4" w:color="000000"/>
-              <w:bottom w:val="single" w:sz="4" w:color="000000"/>
-              <w:right w:val="single" w:sz="4" w:color="000000"/>
-            </w:tcBorders>
-            <w:shd w:fill="1F3A5F"/>
-          </w:tcPr>
-          <w:p>
-            <w:r>
-              <w:rPr>
-                <w:rFonts w:ascii="Calibri" w:hAnsi="Calibri"/>
-                <w:b/>
-                <w:color w:val="FFFFFF"/>
-                <w:sz w:val="20"/>
-              </w:rPr>
-              <w:t>Run 5</w:t>
-            </w:r>
-          </w:p>
-        </w:tc>
-      </w:tr>
-      <w:tr>
-        <w:tc>
-          <w:tcPr>
-            <w:tcW w:type="dxa" w:w="1872"/>
-            <w:tcBorders>
-              <w:top w:val="single" w:sz="4" w:color="000000"/>
-              <w:left w:val="single" w:sz="4" w:color="000000"/>
-              <w:bottom w:val="single" w:sz="4" w:color="000000"/>
-              <w:right w:val="single" w:sz="4" w:color="000000"/>
-            </w:tcBorders>
-          </w:tcPr>
-          <w:p>
-            <w:r>
-              <w:rPr>
-                <w:rFonts w:ascii="Calibri" w:hAnsi="Calibri"/>
-                <w:sz w:val="20"/>
-              </w:rPr>
-              <w:t>Total wall-clock duration (s)</w:t>
-            </w:r>
-          </w:p>
-        </w:tc>
-        <w:tc>
-          <w:tcPr>
-            <w:tcW w:type="dxa" w:w="1872"/>
-            <w:tcBorders>
-              <w:top w:val="single" w:sz="4" w:color="000000"/>
-              <w:left w:val="single" w:sz="4" w:color="000000"/>
-              <w:bottom w:val="single" w:sz="4" w:color="000000"/>
-              <w:right w:val="single" w:sz="4" w:color="000000"/>
-            </w:tcBorders>
-          </w:tcPr>
-          <w:p>
-            <w:r>
-              <w:rPr>
-                <w:rFonts w:ascii="Calibri" w:hAnsi="Calibri"/>
-                <w:sz w:val="20"/>
-              </w:rPr>
-              <w:t>503.7</w:t>
-            </w:r>
-          </w:p>
-        </w:tc>
-        <w:tc>
-          <w:tcPr>
-            <w:tcW w:type="dxa" w:w="1872"/>
-            <w:tcBorders>
-              <w:top w:val="single" w:sz="4" w:color="000000"/>
-              <w:left w:val="single" w:sz="4" w:color="000000"/>
-              <w:bottom w:val="single" w:sz="4" w:color="000000"/>
-              <w:right w:val="single" w:sz="4" w:color="000000"/>
-            </w:tcBorders>
-          </w:tcPr>
-          <w:p>
-            <w:r>
-              <w:rPr>
-                <w:rFonts w:ascii="Calibri" w:hAnsi="Calibri"/>
-                <w:sz w:val="20"/>
-              </w:rPr>
-              <w:t>321.6</w:t>
-            </w:r>
-          </w:p>
-        </w:tc>
-        <w:tc>
-          <w:tcPr>
-            <w:tcW w:type="dxa" w:w="1872"/>
-            <w:tcBorders>
-              <w:top w:val="single" w:sz="4" w:color="000000"/>
-              <w:left w:val="single" w:sz="4" w:color="000000"/>
-              <w:bottom w:val="single" w:sz="4" w:color="000000"/>
-              <w:right w:val="single" w:sz="4" w:color="000000"/>
-            </w:tcBorders>
-          </w:tcPr>
-          <w:p>
-            <w:r>
-              <w:rPr>
-                <w:rFonts w:ascii="Calibri" w:hAnsi="Calibri"/>
-                <w:sz w:val="20"/>
-              </w:rPr>
-              <w:t>321.3</w:t>
-            </w:r>
-          </w:p>
-        </w:tc>
-        <w:tc>
-          <w:tcPr>
-            <w:tcW w:type="dxa" w:w="1872"/>
-            <w:tcBorders>
-              <w:top w:val="single" w:sz="4" w:color="000000"/>
-              <w:left w:val="single" w:sz="4" w:color="000000"/>
-              <w:bottom w:val="single" w:sz="4" w:color="000000"/>
-              <w:right w:val="single" w:sz="4" w:color="000000"/>
-            </w:tcBorders>
-          </w:tcPr>
-          <w:p>
-            <w:r>
-              <w:rPr>
-                <w:rFonts w:ascii="Calibri" w:hAnsi="Calibri"/>
-                <w:sz w:val="20"/>
-              </w:rPr>
-              <w:t>330.7</w:t>
-            </w:r>
-          </w:p>
-        </w:tc>
-      </w:tr>
-      <w:tr>
-        <w:tc>
-          <w:tcPr>
-            <w:tcW w:type="dxa" w:w="1872"/>
-            <w:tcBorders>
-              <w:top w:val="single" w:sz="4" w:color="000000"/>
-              <w:left w:val="single" w:sz="4" w:color="000000"/>
-              <w:bottom w:val="single" w:sz="4" w:color="000000"/>
-              <w:right w:val="single" w:sz="4" w:color="000000"/>
-            </w:tcBorders>
-          </w:tcPr>
-          <w:p>
-            <w:r>
-              <w:rPr>
-                <w:rFonts w:ascii="Calibri" w:hAnsi="Calibri"/>
-                <w:sz w:val="20"/>
-              </w:rPr>
-              <w:t>Time from arm to land (s)</w:t>
-            </w:r>
-          </w:p>
-        </w:tc>
-        <w:tc>
-          <w:tcPr>
-            <w:tcW w:type="dxa" w:w="1872"/>
-            <w:tcBorders>
-              <w:top w:val="single" w:sz="4" w:color="000000"/>
-              <w:left w:val="single" w:sz="4" w:color="000000"/>
-              <w:bottom w:val="single" w:sz="4" w:color="000000"/>
-              <w:right w:val="single" w:sz="4" w:color="000000"/>
-            </w:tcBorders>
-          </w:tcPr>
-          <w:p>
-            <w:r>
-              <w:rPr>
-                <w:rFonts w:ascii="Calibri" w:hAnsi="Calibri"/>
-                <w:sz w:val="20"/>
-              </w:rPr>
-              <w:t>~145</w:t>
-            </w:r>
-          </w:p>
-        </w:tc>
-        <w:tc>
-          <w:tcPr>
-            <w:tcW w:type="dxa" w:w="1872"/>
-            <w:tcBorders>
-              <w:top w:val="single" w:sz="4" w:color="000000"/>
-              <w:left w:val="single" w:sz="4" w:color="000000"/>
-              <w:bottom w:val="single" w:sz="4" w:color="000000"/>
-              <w:right w:val="single" w:sz="4" w:color="000000"/>
-            </w:tcBorders>
-          </w:tcPr>
-          <w:p>
-            <w:r>
-              <w:rPr>
-                <w:rFonts w:ascii="Calibri" w:hAnsi="Calibri"/>
-                <w:sz w:val="20"/>
-              </w:rPr>
-              <w:t>~145</w:t>
-            </w:r>
-          </w:p>
-        </w:tc>
-        <w:tc>
-          <w:tcPr>
-            <w:tcW w:type="dxa" w:w="1872"/>
-            <w:tcBorders>
-              <w:top w:val="single" w:sz="4" w:color="000000"/>
-              <w:left w:val="single" w:sz="4" w:color="000000"/>
-              <w:bottom w:val="single" w:sz="4" w:color="000000"/>
-              <w:right w:val="single" w:sz="4" w:color="000000"/>
-            </w:tcBorders>
-          </w:tcPr>
-          <w:p>
-            <w:r>
-              <w:rPr>
-                <w:rFonts w:ascii="Calibri" w:hAnsi="Calibri"/>
-                <w:sz w:val="20"/>
-              </w:rPr>
-              <w:t>~145</w:t>
-            </w:r>
-          </w:p>
-        </w:tc>
-        <w:tc>
-          <w:tcPr>
-            <w:tcW w:type="dxa" w:w="1872"/>
-            <w:tcBorders>
-              <w:top w:val="single" w:sz="4" w:color="000000"/>
-              <w:left w:val="single" w:sz="4" w:color="000000"/>
-              <w:bottom w:val="single" w:sz="4" w:color="000000"/>
-              <w:right w:val="single" w:sz="4" w:color="000000"/>
-            </w:tcBorders>
-          </w:tcPr>
-          <w:p>
-            <w:r>
-              <w:rPr>
-                <w:rFonts w:ascii="Calibri" w:hAnsi="Calibri"/>
-                <w:sz w:val="20"/>
-              </w:rPr>
-              <w:t>~145</w:t>
-            </w:r>
-          </w:p>
-        </w:tc>
-      </w:tr>
-      <w:tr>
-        <w:tc>
-          <w:tcPr>
-            <w:tcW w:type="dxa" w:w="1872"/>
-            <w:tcBorders>
-              <w:top w:val="single" w:sz="4" w:color="000000"/>
-              <w:left w:val="single" w:sz="4" w:color="000000"/>
-              <w:bottom w:val="single" w:sz="4" w:color="000000"/>
-              <w:right w:val="single" w:sz="4" w:color="000000"/>
-            </w:tcBorders>
-          </w:tcPr>
-          <w:p>
-            <w:r>
-              <w:rPr>
-                <w:rFonts w:ascii="Calibri" w:hAnsi="Calibri"/>
-                <w:sz w:val="20"/>
-              </w:rPr>
-              <w:t>Closest approach to target (m)</w:t>
-            </w:r>
-          </w:p>
-        </w:tc>
-        <w:tc>
-          <w:tcPr>
-            <w:tcW w:type="dxa" w:w="1872"/>
-            <w:tcBorders>
-              <w:top w:val="single" w:sz="4" w:color="000000"/>
-              <w:left w:val="single" w:sz="4" w:color="000000"/>
-              <w:bottom w:val="single" w:sz="4" w:color="000000"/>
-              <w:right w:val="single" w:sz="4" w:color="000000"/>
-            </w:tcBorders>
-          </w:tcPr>
-          <w:p>
-            <w:r>
-              <w:rPr>
-                <w:rFonts w:ascii="Calibri" w:hAnsi="Calibri"/>
-                <w:sz w:val="20"/>
-              </w:rPr>
-              <w:t>0.4</w:t>
-            </w:r>
-          </w:p>
-        </w:tc>
-        <w:tc>
-          <w:tcPr>
-            <w:tcW w:type="dxa" w:w="1872"/>
-            <w:tcBorders>
-              <w:top w:val="single" w:sz="4" w:color="000000"/>
-              <w:left w:val="single" w:sz="4" w:color="000000"/>
-              <w:bottom w:val="single" w:sz="4" w:color="000000"/>
-              <w:right w:val="single" w:sz="4" w:color="000000"/>
-            </w:tcBorders>
-          </w:tcPr>
-          <w:p>
-            <w:r>
-              <w:rPr>
-                <w:rFonts w:ascii="Calibri" w:hAnsi="Calibri"/>
-                <w:sz w:val="20"/>
-              </w:rPr>
-              <w:t>0.5</w:t>
-            </w:r>
-          </w:p>
-        </w:tc>
-        <w:tc>
-          <w:tcPr>
-            <w:tcW w:type="dxa" w:w="1872"/>
-            <w:tcBorders>
-              <w:top w:val="single" w:sz="4" w:color="000000"/>
-              <w:left w:val="single" w:sz="4" w:color="000000"/>
-              <w:bottom w:val="single" w:sz="4" w:color="000000"/>
-              <w:right w:val="single" w:sz="4" w:color="000000"/>
-            </w:tcBorders>
-          </w:tcPr>
-          <w:p>
-            <w:r>
-              <w:rPr>
-                <w:rFonts w:ascii="Calibri" w:hAnsi="Calibri"/>
-                <w:sz w:val="20"/>
-              </w:rPr>
-              <w:t>0.4</w:t>
-            </w:r>
-          </w:p>
-        </w:tc>
-        <w:tc>
-          <w:tcPr>
-            <w:tcW w:type="dxa" w:w="1872"/>
-            <w:tcBorders>
-              <w:top w:val="single" w:sz="4" w:color="000000"/>
-              <w:left w:val="single" w:sz="4" w:color="000000"/>
-              <w:bottom w:val="single" w:sz="4" w:color="000000"/>
-              <w:right w:val="single" w:sz="4" w:color="000000"/>
-            </w:tcBorders>
-          </w:tcPr>
-          <w:p>
-            <w:r>
-              <w:rPr>
-                <w:rFonts w:ascii="Calibri" w:hAnsi="Calibri"/>
-                <w:sz w:val="20"/>
-              </w:rPr>
-              <w:t>0.4</w:t>
-            </w:r>
-          </w:p>
-        </w:tc>
-      </w:tr>
-      <w:tr>
-        <w:tc>
-          <w:tcPr>
-            <w:tcW w:type="dxa" w:w="1872"/>
-            <w:tcBorders>
-              <w:top w:val="single" w:sz="4" w:color="000000"/>
-              <w:left w:val="single" w:sz="4" w:color="000000"/>
-              <w:bottom w:val="single" w:sz="4" w:color="000000"/>
-              <w:right w:val="single" w:sz="4" w:color="000000"/>
-            </w:tcBorders>
-          </w:tcPr>
-          <w:p>
-            <w:r>
-              <w:rPr>
-                <w:rFonts w:ascii="Calibri" w:hAnsi="Calibri"/>
-                <w:sz w:val="20"/>
-              </w:rPr>
-              <w:t>Tolerance (m)</w:t>
-            </w:r>
-          </w:p>
-        </w:tc>
-        <w:tc>
-          <w:tcPr>
-            <w:tcW w:type="dxa" w:w="1872"/>
-            <w:tcBorders>
-              <w:top w:val="single" w:sz="4" w:color="000000"/>
-              <w:left w:val="single" w:sz="4" w:color="000000"/>
-              <w:bottom w:val="single" w:sz="4" w:color="000000"/>
-              <w:right w:val="single" w:sz="4" w:color="000000"/>
-            </w:tcBorders>
-          </w:tcPr>
-          <w:p>
-            <w:r>
-              <w:rPr>
-                <w:rFonts w:ascii="Calibri" w:hAnsi="Calibri"/>
-                <w:sz w:val="20"/>
-              </w:rPr>
-              <w:t>5.0</w:t>
-            </w:r>
-          </w:p>
-        </w:tc>
-        <w:tc>
-          <w:tcPr>
-            <w:tcW w:type="dxa" w:w="1872"/>
-            <w:tcBorders>
-              <w:top w:val="single" w:sz="4" w:color="000000"/>
-              <w:left w:val="single" w:sz="4" w:color="000000"/>
-              <w:bottom w:val="single" w:sz="4" w:color="000000"/>
-              <w:right w:val="single" w:sz="4" w:color="000000"/>
-            </w:tcBorders>
-          </w:tcPr>
-          <w:p>
-            <w:r>
-              <w:rPr>
-                <w:rFonts w:ascii="Calibri" w:hAnsi="Calibri"/>
-                <w:sz w:val="20"/>
-              </w:rPr>
-              <w:t>5.0</w:t>
-            </w:r>
-          </w:p>
-        </w:tc>
-        <w:tc>
-          <w:tcPr>
-            <w:tcW w:type="dxa" w:w="1872"/>
-            <w:tcBorders>
-              <w:top w:val="single" w:sz="4" w:color="000000"/>
-              <w:left w:val="single" w:sz="4" w:color="000000"/>
-              <w:bottom w:val="single" w:sz="4" w:color="000000"/>
-              <w:right w:val="single" w:sz="4" w:color="000000"/>
-            </w:tcBorders>
-          </w:tcPr>
-          <w:p>
-            <w:r>
-              <w:rPr>
-                <w:rFonts w:ascii="Calibri" w:hAnsi="Calibri"/>
-                <w:sz w:val="20"/>
-              </w:rPr>
-              <w:t>5.0</w:t>
-            </w:r>
-          </w:p>
-        </w:tc>
-        <w:tc>
-          <w:tcPr>
-            <w:tcW w:type="dxa" w:w="1872"/>
-            <w:tcBorders>
-              <w:top w:val="single" w:sz="4" w:color="000000"/>
-              <w:left w:val="single" w:sz="4" w:color="000000"/>
-              <w:bottom w:val="single" w:sz="4" w:color="000000"/>
-              <w:right w:val="single" w:sz="4" w:color="000000"/>
-            </w:tcBorders>
-          </w:tcPr>
-          <w:p>
-            <w:r>
-              <w:rPr>
-                <w:rFonts w:ascii="Calibri" w:hAnsi="Calibri"/>
-                <w:sz w:val="20"/>
-              </w:rPr>
-              <w:t>5.0</w:t>
-            </w:r>
-          </w:p>
-        </w:tc>
-      </w:tr>
-      <w:tr>
-        <w:tc>
-          <w:tcPr>
-            <w:tcW w:type="dxa" w:w="1872"/>
-            <w:tcBorders>
-              <w:top w:val="single" w:sz="4" w:color="000000"/>
-              <w:left w:val="single" w:sz="4" w:color="000000"/>
-              <w:bottom w:val="single" w:sz="4" w:color="000000"/>
-              <w:right w:val="single" w:sz="4" w:color="000000"/>
-            </w:tcBorders>
-          </w:tcPr>
-          <w:p>
-            <w:r>
-              <w:rPr>
-                <w:rFonts w:ascii="Calibri" w:hAnsi="Calibri"/>
-                <w:sz w:val="20"/>
-              </w:rPr>
-              <w:t>Final landing distance from home (m)</w:t>
-            </w:r>
-          </w:p>
-        </w:tc>
-        <w:tc>
-          <w:tcPr>
-            <w:tcW w:type="dxa" w:w="1872"/>
-            <w:tcBorders>
-              <w:top w:val="single" w:sz="4" w:color="000000"/>
-              <w:left w:val="single" w:sz="4" w:color="000000"/>
-              <w:bottom w:val="single" w:sz="4" w:color="000000"/>
-              <w:right w:val="single" w:sz="4" w:color="000000"/>
-            </w:tcBorders>
-          </w:tcPr>
-          <w:p>
-            <w:r>
-              <w:rPr>
-                <w:rFonts w:ascii="Calibri" w:hAnsi="Calibri"/>
-                <w:sz w:val="20"/>
-              </w:rPr>
-              <w:t>0.1</w:t>
-            </w:r>
-          </w:p>
-        </w:tc>
-        <w:tc>
-          <w:tcPr>
-            <w:tcW w:type="dxa" w:w="1872"/>
-            <w:tcBorders>
-              <w:top w:val="single" w:sz="4" w:color="000000"/>
-              <w:left w:val="single" w:sz="4" w:color="000000"/>
-              <w:bottom w:val="single" w:sz="4" w:color="000000"/>
-              <w:right w:val="single" w:sz="4" w:color="000000"/>
-            </w:tcBorders>
-          </w:tcPr>
-          <w:p>
-            <w:r>
-              <w:rPr>
-                <w:rFonts w:ascii="Calibri" w:hAnsi="Calibri"/>
-                <w:sz w:val="20"/>
-              </w:rPr>
-              <w:t>0.0</w:t>
-            </w:r>
-          </w:p>
-        </w:tc>
-        <w:tc>
-          <w:tcPr>
-            <w:tcW w:type="dxa" w:w="1872"/>
-            <w:tcBorders>
-              <w:top w:val="single" w:sz="4" w:color="000000"/>
-              <w:left w:val="single" w:sz="4" w:color="000000"/>
-              <w:bottom w:val="single" w:sz="4" w:color="000000"/>
-              <w:right w:val="single" w:sz="4" w:color="000000"/>
-            </w:tcBorders>
-          </w:tcPr>
-          <w:p>
-            <w:r>
-              <w:rPr>
-                <w:rFonts w:ascii="Calibri" w:hAnsi="Calibri"/>
-                <w:sz w:val="20"/>
-              </w:rPr>
-              <w:t>0.0</w:t>
-            </w:r>
-          </w:p>
-        </w:tc>
-        <w:tc>
-          <w:tcPr>
-            <w:tcW w:type="dxa" w:w="1872"/>
-            <w:tcBorders>
-              <w:top w:val="single" w:sz="4" w:color="000000"/>
-              <w:left w:val="single" w:sz="4" w:color="000000"/>
-              <w:bottom w:val="single" w:sz="4" w:color="000000"/>
-              <w:right w:val="single" w:sz="4" w:color="000000"/>
-            </w:tcBorders>
-          </w:tcPr>
-          <w:p>
-            <w:r>
-              <w:rPr>
-                <w:rFonts w:ascii="Calibri" w:hAnsi="Calibri"/>
-                <w:sz w:val="20"/>
-              </w:rPr>
-              <w:t>0.0</w:t>
-            </w:r>
-          </w:p>
-        </w:tc>
-      </w:tr>
-      <w:tr>
-        <w:tc>
-          <w:tcPr>
-            <w:tcW w:type="dxa" w:w="1872"/>
-            <w:tcBorders>
-              <w:top w:val="single" w:sz="4" w:color="000000"/>
-              <w:left w:val="single" w:sz="4" w:color="000000"/>
-              <w:bottom w:val="single" w:sz="4" w:color="000000"/>
-              <w:right w:val="single" w:sz="4" w:color="000000"/>
-            </w:tcBorders>
-          </w:tcPr>
-          <w:p>
-            <w:r>
-              <w:rPr>
-                <w:rFonts w:ascii="Calibri" w:hAnsi="Calibri"/>
-                <w:sz w:val="20"/>
-              </w:rPr>
-              <w:t>Battery used in simulation (%)</w:t>
-            </w:r>
-          </w:p>
-        </w:tc>
-        <w:tc>
-          <w:tcPr>
-            <w:tcW w:type="dxa" w:w="1872"/>
-            <w:tcBorders>
-              <w:top w:val="single" w:sz="4" w:color="000000"/>
-              <w:left w:val="single" w:sz="4" w:color="000000"/>
-              <w:bottom w:val="single" w:sz="4" w:color="000000"/>
-              <w:right w:val="single" w:sz="4" w:color="000000"/>
-            </w:tcBorders>
-          </w:tcPr>
-          <w:p>
-            <w:r>
-              <w:rPr>
-                <w:rFonts w:ascii="Calibri" w:hAnsi="Calibri"/>
-                <w:sz w:val="20"/>
-              </w:rPr>
-              <w:t>68</w:t>
-            </w:r>
-          </w:p>
-        </w:tc>
-        <w:tc>
-          <w:tcPr>
-            <w:tcW w:type="dxa" w:w="1872"/>
-            <w:tcBorders>
-              <w:top w:val="single" w:sz="4" w:color="000000"/>
-              <w:left w:val="single" w:sz="4" w:color="000000"/>
-              <w:bottom w:val="single" w:sz="4" w:color="000000"/>
-              <w:right w:val="single" w:sz="4" w:color="000000"/>
-            </w:tcBorders>
-          </w:tcPr>
-          <w:p>
-            <w:r>
-              <w:rPr>
-                <w:rFonts w:ascii="Calibri" w:hAnsi="Calibri"/>
-                <w:sz w:val="20"/>
-              </w:rPr>
-              <w:t>67</w:t>
-            </w:r>
-          </w:p>
-        </w:tc>
-        <w:tc>
-          <w:tcPr>
-            <w:tcW w:type="dxa" w:w="1872"/>
-            <w:tcBorders>
-              <w:top w:val="single" w:sz="4" w:color="000000"/>
-              <w:left w:val="single" w:sz="4" w:color="000000"/>
-              <w:bottom w:val="single" w:sz="4" w:color="000000"/>
-              <w:right w:val="single" w:sz="4" w:color="000000"/>
-            </w:tcBorders>
-          </w:tcPr>
-          <w:p>
-            <w:r>
-              <w:rPr>
-                <w:rFonts w:ascii="Calibri" w:hAnsi="Calibri"/>
-                <w:sz w:val="20"/>
-              </w:rPr>
-              <w:t>67</w:t>
-            </w:r>
-          </w:p>
-        </w:tc>
-        <w:tc>
-          <w:tcPr>
-            <w:tcW w:type="dxa" w:w="1872"/>
-            <w:tcBorders>
-              <w:top w:val="single" w:sz="4" w:color="000000"/>
-              <w:left w:val="single" w:sz="4" w:color="000000"/>
-              <w:bottom w:val="single" w:sz="4" w:color="000000"/>
-              <w:right w:val="single" w:sz="4" w:color="000000"/>
-            </w:tcBorders>
-          </w:tcPr>
-          <w:p>
-            <w:r>
-              <w:rPr>
-                <w:rFonts w:ascii="Calibri" w:hAnsi="Calibri"/>
-                <w:sz w:val="20"/>
-              </w:rPr>
-              <w:t>68</w:t>
-            </w:r>
-          </w:p>
-        </w:tc>
-      </w:tr>
-      <w:tr>
-        <w:tc>
-          <w:tcPr>
-            <w:tcW w:type="dxa" w:w="1872"/>
-            <w:tcBorders>
-              <w:top w:val="single" w:sz="4" w:color="000000"/>
-              <w:left w:val="single" w:sz="4" w:color="000000"/>
-              <w:bottom w:val="single" w:sz="4" w:color="000000"/>
-              <w:right w:val="single" w:sz="4" w:color="000000"/>
-            </w:tcBorders>
-          </w:tcPr>
-          <w:p>
-            <w:r>
-              <w:rPr>
-                <w:rFonts w:ascii="Calibri" w:hAnsi="Calibri"/>
-                <w:sz w:val="20"/>
-              </w:rPr>
-              <w:t>sitl_listening check</w:t>
-            </w:r>
-          </w:p>
-        </w:tc>
-        <w:tc>
-          <w:tcPr>
-            <w:tcW w:type="dxa" w:w="1872"/>
-            <w:tcBorders>
-              <w:top w:val="single" w:sz="4" w:color="000000"/>
-              <w:left w:val="single" w:sz="4" w:color="000000"/>
-              <w:bottom w:val="single" w:sz="4" w:color="000000"/>
-              <w:right w:val="single" w:sz="4" w:color="000000"/>
-            </w:tcBorders>
-          </w:tcPr>
-          <w:p>
-            <w:r>
-              <w:rPr>
-                <w:rFonts w:ascii="Calibri" w:hAnsi="Calibri"/>
-                <w:sz w:val="20"/>
-              </w:rPr>
-              <w:t>PASS</w:t>
-            </w:r>
-          </w:p>
-        </w:tc>
-        <w:tc>
-          <w:tcPr>
-            <w:tcW w:type="dxa" w:w="1872"/>
-            <w:tcBorders>
-              <w:top w:val="single" w:sz="4" w:color="000000"/>
-              <w:left w:val="single" w:sz="4" w:color="000000"/>
-              <w:bottom w:val="single" w:sz="4" w:color="000000"/>
-              <w:right w:val="single" w:sz="4" w:color="000000"/>
-            </w:tcBorders>
-          </w:tcPr>
-          <w:p>
-            <w:r>
-              <w:rPr>
-                <w:rFonts w:ascii="Calibri" w:hAnsi="Calibri"/>
-                <w:sz w:val="20"/>
-              </w:rPr>
-              <w:t>PASS</w:t>
-            </w:r>
-          </w:p>
-        </w:tc>
-        <w:tc>
-          <w:tcPr>
-            <w:tcW w:type="dxa" w:w="1872"/>
-            <w:tcBorders>
-              <w:top w:val="single" w:sz="4" w:color="000000"/>
-              <w:left w:val="single" w:sz="4" w:color="000000"/>
-              <w:bottom w:val="single" w:sz="4" w:color="000000"/>
-              <w:right w:val="single" w:sz="4" w:color="000000"/>
-            </w:tcBorders>
-          </w:tcPr>
-          <w:p>
-            <w:r>
-              <w:rPr>
-                <w:rFonts w:ascii="Calibri" w:hAnsi="Calibri"/>
-                <w:sz w:val="20"/>
-              </w:rPr>
-              <w:t>PASS</w:t>
-            </w:r>
-          </w:p>
-        </w:tc>
-        <w:tc>
-          <w:tcPr>
-            <w:tcW w:type="dxa" w:w="1872"/>
-            <w:tcBorders>
-              <w:top w:val="single" w:sz="4" w:color="000000"/>
-              <w:left w:val="single" w:sz="4" w:color="000000"/>
-              <w:bottom w:val="single" w:sz="4" w:color="000000"/>
-              <w:right w:val="single" w:sz="4" w:color="000000"/>
-            </w:tcBorders>
-          </w:tcPr>
-          <w:p>
-            <w:r>
-              <w:rPr>
-                <w:rFonts w:ascii="Calibri" w:hAnsi="Calibri"/>
-                <w:sz w:val="20"/>
-              </w:rPr>
-              <w:t>PASS</w:t>
-            </w:r>
-          </w:p>
-        </w:tc>
-      </w:tr>
-      <w:tr>
-        <w:tc>
-          <w:tcPr>
-            <w:tcW w:type="dxa" w:w="1872"/>
-            <w:tcBorders>
-              <w:top w:val="single" w:sz="4" w:color="000000"/>
-              <w:left w:val="single" w:sz="4" w:color="000000"/>
-              <w:bottom w:val="single" w:sz="4" w:color="000000"/>
-              <w:right w:val="single" w:sz="4" w:color="000000"/>
-            </w:tcBorders>
-          </w:tcPr>
-          <w:p>
-            <w:r>
-              <w:rPr>
-                <w:rFonts w:ascii="Calibri" w:hAnsi="Calibri"/>
-                <w:sz w:val="20"/>
-              </w:rPr>
-              <w:t>api_listening check</w:t>
-            </w:r>
-          </w:p>
-        </w:tc>
-        <w:tc>
-          <w:tcPr>
-            <w:tcW w:type="dxa" w:w="1872"/>
-            <w:tcBorders>
-              <w:top w:val="single" w:sz="4" w:color="000000"/>
-              <w:left w:val="single" w:sz="4" w:color="000000"/>
-              <w:bottom w:val="single" w:sz="4" w:color="000000"/>
-              <w:right w:val="single" w:sz="4" w:color="000000"/>
-            </w:tcBorders>
-          </w:tcPr>
-          <w:p>
-            <w:r>
-              <w:rPr>
-                <w:rFonts w:ascii="Calibri" w:hAnsi="Calibri"/>
-                <w:sz w:val="20"/>
-              </w:rPr>
-              <w:t>PASS</w:t>
-            </w:r>
-          </w:p>
-        </w:tc>
-        <w:tc>
-          <w:tcPr>
-            <w:tcW w:type="dxa" w:w="1872"/>
-            <w:tcBorders>
-              <w:top w:val="single" w:sz="4" w:color="000000"/>
-              <w:left w:val="single" w:sz="4" w:color="000000"/>
-              <w:bottom w:val="single" w:sz="4" w:color="000000"/>
-              <w:right w:val="single" w:sz="4" w:color="000000"/>
-            </w:tcBorders>
-          </w:tcPr>
-          <w:p>
-            <w:r>
-              <w:rPr>
-                <w:rFonts w:ascii="Calibri" w:hAnsi="Calibri"/>
-                <w:sz w:val="20"/>
-              </w:rPr>
-              <w:t>PASS</w:t>
-            </w:r>
-          </w:p>
-        </w:tc>
-        <w:tc>
-          <w:tcPr>
-            <w:tcW w:type="dxa" w:w="1872"/>
-            <w:tcBorders>
-              <w:top w:val="single" w:sz="4" w:color="000000"/>
-              <w:left w:val="single" w:sz="4" w:color="000000"/>
-              <w:bottom w:val="single" w:sz="4" w:color="000000"/>
-              <w:right w:val="single" w:sz="4" w:color="000000"/>
-            </w:tcBorders>
-          </w:tcPr>
-          <w:p>
-            <w:r>
-              <w:rPr>
-                <w:rFonts w:ascii="Calibri" w:hAnsi="Calibri"/>
-                <w:sz w:val="20"/>
-              </w:rPr>
-              <w:t>PASS</w:t>
-            </w:r>
-          </w:p>
-        </w:tc>
-        <w:tc>
-          <w:tcPr>
-            <w:tcW w:type="dxa" w:w="1872"/>
-            <w:tcBorders>
-              <w:top w:val="single" w:sz="4" w:color="000000"/>
-              <w:left w:val="single" w:sz="4" w:color="000000"/>
-              <w:bottom w:val="single" w:sz="4" w:color="000000"/>
-              <w:right w:val="single" w:sz="4" w:color="000000"/>
-            </w:tcBorders>
-          </w:tcPr>
-          <w:p>
-            <w:r>
-              <w:rPr>
-                <w:rFonts w:ascii="Calibri" w:hAnsi="Calibri"/>
-                <w:sz w:val="20"/>
-              </w:rPr>
-              <w:t>PASS</w:t>
-            </w:r>
-          </w:p>
-        </w:tc>
-      </w:tr>
-      <w:tr>
-        <w:tc>
-          <w:tcPr>
-            <w:tcW w:type="dxa" w:w="1872"/>
-            <w:tcBorders>
-              <w:top w:val="single" w:sz="4" w:color="000000"/>
-              <w:left w:val="single" w:sz="4" w:color="000000"/>
-              <w:bottom w:val="single" w:sz="4" w:color="000000"/>
-              <w:right w:val="single" w:sz="4" w:color="000000"/>
-            </w:tcBorders>
-          </w:tcPr>
-          <w:p>
-            <w:r>
-              <w:rPr>
-                <w:rFonts w:ascii="Calibri" w:hAnsi="Calibri"/>
-                <w:sz w:val="20"/>
-              </w:rPr>
-              <w:t>vehicle_connected check</w:t>
-            </w:r>
-          </w:p>
-        </w:tc>
-        <w:tc>
-          <w:tcPr>
-            <w:tcW w:type="dxa" w:w="1872"/>
-            <w:tcBorders>
-              <w:top w:val="single" w:sz="4" w:color="000000"/>
-              <w:left w:val="single" w:sz="4" w:color="000000"/>
-              <w:bottom w:val="single" w:sz="4" w:color="000000"/>
-              <w:right w:val="single" w:sz="4" w:color="000000"/>
-            </w:tcBorders>
-          </w:tcPr>
-          <w:p>
-            <w:r>
-              <w:rPr>
-                <w:rFonts w:ascii="Calibri" w:hAnsi="Calibri"/>
-                <w:sz w:val="20"/>
-              </w:rPr>
-              <w:t>FAIL†</w:t>
-            </w:r>
-          </w:p>
-        </w:tc>
-        <w:tc>
-          <w:tcPr>
-            <w:tcW w:type="dxa" w:w="1872"/>
-            <w:tcBorders>
-              <w:top w:val="single" w:sz="4" w:color="000000"/>
-              <w:left w:val="single" w:sz="4" w:color="000000"/>
-              <w:bottom w:val="single" w:sz="4" w:color="000000"/>
-              <w:right w:val="single" w:sz="4" w:color="000000"/>
-            </w:tcBorders>
-          </w:tcPr>
-          <w:p>
-            <w:r>
-              <w:rPr>
-                <w:rFonts w:ascii="Calibri" w:hAnsi="Calibri"/>
-                <w:sz w:val="20"/>
-              </w:rPr>
-              <w:t>PASS</w:t>
-            </w:r>
-          </w:p>
-        </w:tc>
-        <w:tc>
-          <w:tcPr>
-            <w:tcW w:type="dxa" w:w="1872"/>
-            <w:tcBorders>
-              <w:top w:val="single" w:sz="4" w:color="000000"/>
-              <w:left w:val="single" w:sz="4" w:color="000000"/>
-              <w:bottom w:val="single" w:sz="4" w:color="000000"/>
-              <w:right w:val="single" w:sz="4" w:color="000000"/>
-            </w:tcBorders>
-          </w:tcPr>
-          <w:p>
-            <w:r>
-              <w:rPr>
-                <w:rFonts w:ascii="Calibri" w:hAnsi="Calibri"/>
-                <w:sz w:val="20"/>
-              </w:rPr>
-              <w:t>PASS</w:t>
-            </w:r>
-          </w:p>
-        </w:tc>
-        <w:tc>
-          <w:tcPr>
-            <w:tcW w:type="dxa" w:w="1872"/>
-            <w:tcBorders>
-              <w:top w:val="single" w:sz="4" w:color="000000"/>
-              <w:left w:val="single" w:sz="4" w:color="000000"/>
-              <w:bottom w:val="single" w:sz="4" w:color="000000"/>
-              <w:right w:val="single" w:sz="4" w:color="000000"/>
-            </w:tcBorders>
-          </w:tcPr>
-          <w:p>
-            <w:r>
-              <w:rPr>
-                <w:rFonts w:ascii="Calibri" w:hAnsi="Calibri"/>
-                <w:sz w:val="20"/>
-              </w:rPr>
-              <w:t>PASS</w:t>
-            </w:r>
-          </w:p>
-        </w:tc>
-      </w:tr>
-      <w:tr>
-        <w:tc>
-          <w:tcPr>
-            <w:tcW w:type="dxa" w:w="1872"/>
-            <w:tcBorders>
-              <w:top w:val="single" w:sz="4" w:color="000000"/>
-              <w:left w:val="single" w:sz="4" w:color="000000"/>
-              <w:bottom w:val="single" w:sz="4" w:color="000000"/>
-              <w:right w:val="single" w:sz="4" w:color="000000"/>
-            </w:tcBorders>
-          </w:tcPr>
-          <w:p>
-            <w:r>
-              <w:rPr>
-                <w:rFonts w:ascii="Calibri" w:hAnsi="Calibri"/>
-                <w:sz w:val="20"/>
-              </w:rPr>
-              <w:t>armed check</w:t>
-            </w:r>
-          </w:p>
-        </w:tc>
-        <w:tc>
-          <w:tcPr>
-            <w:tcW w:type="dxa" w:w="1872"/>
-            <w:tcBorders>
-              <w:top w:val="single" w:sz="4" w:color="000000"/>
-              <w:left w:val="single" w:sz="4" w:color="000000"/>
-              <w:bottom w:val="single" w:sz="4" w:color="000000"/>
-              <w:right w:val="single" w:sz="4" w:color="000000"/>
-            </w:tcBorders>
-          </w:tcPr>
-          <w:p>
-            <w:r>
-              <w:rPr>
-                <w:rFonts w:ascii="Calibri" w:hAnsi="Calibri"/>
-                <w:sz w:val="20"/>
-              </w:rPr>
-              <w:t>PASS</w:t>
-            </w:r>
-          </w:p>
-        </w:tc>
-        <w:tc>
-          <w:tcPr>
-            <w:tcW w:type="dxa" w:w="1872"/>
-            <w:tcBorders>
-              <w:top w:val="single" w:sz="4" w:color="000000"/>
-              <w:left w:val="single" w:sz="4" w:color="000000"/>
-              <w:bottom w:val="single" w:sz="4" w:color="000000"/>
-              <w:right w:val="single" w:sz="4" w:color="000000"/>
-            </w:tcBorders>
-          </w:tcPr>
-          <w:p>
-            <w:r>
-              <w:rPr>
-                <w:rFonts w:ascii="Calibri" w:hAnsi="Calibri"/>
-                <w:sz w:val="20"/>
-              </w:rPr>
-              <w:t>PASS</w:t>
-            </w:r>
-          </w:p>
-        </w:tc>
-        <w:tc>
-          <w:tcPr>
-            <w:tcW w:type="dxa" w:w="1872"/>
-            <w:tcBorders>
-              <w:top w:val="single" w:sz="4" w:color="000000"/>
-              <w:left w:val="single" w:sz="4" w:color="000000"/>
-              <w:bottom w:val="single" w:sz="4" w:color="000000"/>
-              <w:right w:val="single" w:sz="4" w:color="000000"/>
-            </w:tcBorders>
-          </w:tcPr>
-          <w:p>
-            <w:r>
-              <w:rPr>
-                <w:rFonts w:ascii="Calibri" w:hAnsi="Calibri"/>
-                <w:sz w:val="20"/>
-              </w:rPr>
-              <w:t>PASS</w:t>
-            </w:r>
-          </w:p>
-        </w:tc>
-        <w:tc>
-          <w:tcPr>
-            <w:tcW w:type="dxa" w:w="1872"/>
-            <w:tcBorders>
-              <w:top w:val="single" w:sz="4" w:color="000000"/>
-              <w:left w:val="single" w:sz="4" w:color="000000"/>
-              <w:bottom w:val="single" w:sz="4" w:color="000000"/>
-              <w:right w:val="single" w:sz="4" w:color="000000"/>
-            </w:tcBorders>
-          </w:tcPr>
-          <w:p>
-            <w:r>
-              <w:rPr>
-                <w:rFonts w:ascii="Calibri" w:hAnsi="Calibri"/>
-                <w:sz w:val="20"/>
-              </w:rPr>
-              <w:t>PASS</w:t>
-            </w:r>
-          </w:p>
-        </w:tc>
-      </w:tr>
-      <w:tr>
-        <w:tc>
-          <w:tcPr>
-            <w:tcW w:type="dxa" w:w="1872"/>
-            <w:tcBorders>
-              <w:top w:val="single" w:sz="4" w:color="000000"/>
-              <w:left w:val="single" w:sz="4" w:color="000000"/>
-              <w:bottom w:val="single" w:sz="4" w:color="000000"/>
-              <w:right w:val="single" w:sz="4" w:color="000000"/>
-            </w:tcBorders>
-          </w:tcPr>
-          <w:p>
-            <w:r>
-              <w:rPr>
-                <w:rFonts w:ascii="Calibri" w:hAnsi="Calibri"/>
-                <w:sz w:val="20"/>
-              </w:rPr>
-              <w:t>took_off check</w:t>
-            </w:r>
-          </w:p>
-        </w:tc>
-        <w:tc>
-          <w:tcPr>
-            <w:tcW w:type="dxa" w:w="1872"/>
-            <w:tcBorders>
-              <w:top w:val="single" w:sz="4" w:color="000000"/>
-              <w:left w:val="single" w:sz="4" w:color="000000"/>
-              <w:bottom w:val="single" w:sz="4" w:color="000000"/>
-              <w:right w:val="single" w:sz="4" w:color="000000"/>
-            </w:tcBorders>
-          </w:tcPr>
-          <w:p>
-            <w:r>
-              <w:rPr>
-                <w:rFonts w:ascii="Calibri" w:hAnsi="Calibri"/>
-                <w:sz w:val="20"/>
-              </w:rPr>
-              <w:t>PASS</w:t>
-            </w:r>
-          </w:p>
-        </w:tc>
-        <w:tc>
-          <w:tcPr>
-            <w:tcW w:type="dxa" w:w="1872"/>
-            <w:tcBorders>
-              <w:top w:val="single" w:sz="4" w:color="000000"/>
-              <w:left w:val="single" w:sz="4" w:color="000000"/>
-              <w:bottom w:val="single" w:sz="4" w:color="000000"/>
-              <w:right w:val="single" w:sz="4" w:color="000000"/>
-            </w:tcBorders>
-          </w:tcPr>
-          <w:p>
-            <w:r>
-              <w:rPr>
-                <w:rFonts w:ascii="Calibri" w:hAnsi="Calibri"/>
-                <w:sz w:val="20"/>
-              </w:rPr>
-              <w:t>PASS</w:t>
-            </w:r>
-          </w:p>
-        </w:tc>
-        <w:tc>
-          <w:tcPr>
-            <w:tcW w:type="dxa" w:w="1872"/>
-            <w:tcBorders>
-              <w:top w:val="single" w:sz="4" w:color="000000"/>
-              <w:left w:val="single" w:sz="4" w:color="000000"/>
-              <w:bottom w:val="single" w:sz="4" w:color="000000"/>
-              <w:right w:val="single" w:sz="4" w:color="000000"/>
-            </w:tcBorders>
-          </w:tcPr>
-          <w:p>
-            <w:r>
-              <w:rPr>
-                <w:rFonts w:ascii="Calibri" w:hAnsi="Calibri"/>
-                <w:sz w:val="20"/>
-              </w:rPr>
-              <w:t>PASS</w:t>
-            </w:r>
-          </w:p>
-        </w:tc>
-        <w:tc>
-          <w:tcPr>
-            <w:tcW w:type="dxa" w:w="1872"/>
-            <w:tcBorders>
-              <w:top w:val="single" w:sz="4" w:color="000000"/>
-              <w:left w:val="single" w:sz="4" w:color="000000"/>
-              <w:bottom w:val="single" w:sz="4" w:color="000000"/>
-              <w:right w:val="single" w:sz="4" w:color="000000"/>
-            </w:tcBorders>
-          </w:tcPr>
-          <w:p>
-            <w:r>
-              <w:rPr>
-                <w:rFonts w:ascii="Calibri" w:hAnsi="Calibri"/>
-                <w:sz w:val="20"/>
-              </w:rPr>
-              <w:t>PASS</w:t>
-            </w:r>
-          </w:p>
-        </w:tc>
-      </w:tr>
-      <w:tr>
-        <w:tc>
-          <w:tcPr>
-            <w:tcW w:type="dxa" w:w="1872"/>
-            <w:tcBorders>
-              <w:top w:val="single" w:sz="4" w:color="000000"/>
-              <w:left w:val="single" w:sz="4" w:color="000000"/>
-              <w:bottom w:val="single" w:sz="4" w:color="000000"/>
-              <w:right w:val="single" w:sz="4" w:color="000000"/>
-            </w:tcBorders>
-          </w:tcPr>
-          <w:p>
-            <w:r>
-              <w:rPr>
-                <w:rFonts w:ascii="Calibri" w:hAnsi="Calibri"/>
-                <w:sz w:val="20"/>
-              </w:rPr>
-              <w:t>reached_target check</w:t>
-            </w:r>
-          </w:p>
-        </w:tc>
-        <w:tc>
-          <w:tcPr>
-            <w:tcW w:type="dxa" w:w="1872"/>
-            <w:tcBorders>
-              <w:top w:val="single" w:sz="4" w:color="000000"/>
-              <w:left w:val="single" w:sz="4" w:color="000000"/>
-              <w:bottom w:val="single" w:sz="4" w:color="000000"/>
-              <w:right w:val="single" w:sz="4" w:color="000000"/>
-            </w:tcBorders>
-          </w:tcPr>
-          <w:p>
-            <w:r>
-              <w:rPr>
-                <w:rFonts w:ascii="Calibri" w:hAnsi="Calibri"/>
-                <w:sz w:val="20"/>
-              </w:rPr>
-              <w:t>PASS</w:t>
-            </w:r>
-          </w:p>
-        </w:tc>
-        <w:tc>
-          <w:tcPr>
-            <w:tcW w:type="dxa" w:w="1872"/>
-            <w:tcBorders>
-              <w:top w:val="single" w:sz="4" w:color="000000"/>
-              <w:left w:val="single" w:sz="4" w:color="000000"/>
-              <w:bottom w:val="single" w:sz="4" w:color="000000"/>
-              <w:right w:val="single" w:sz="4" w:color="000000"/>
-            </w:tcBorders>
-          </w:tcPr>
-          <w:p>
-            <w:r>
-              <w:rPr>
-                <w:rFonts w:ascii="Calibri" w:hAnsi="Calibri"/>
-                <w:sz w:val="20"/>
-              </w:rPr>
-              <w:t>PASS</w:t>
-            </w:r>
-          </w:p>
-        </w:tc>
-        <w:tc>
-          <w:tcPr>
-            <w:tcW w:type="dxa" w:w="1872"/>
-            <w:tcBorders>
-              <w:top w:val="single" w:sz="4" w:color="000000"/>
-              <w:left w:val="single" w:sz="4" w:color="000000"/>
-              <w:bottom w:val="single" w:sz="4" w:color="000000"/>
-              <w:right w:val="single" w:sz="4" w:color="000000"/>
-            </w:tcBorders>
-          </w:tcPr>
-          <w:p>
-            <w:r>
-              <w:rPr>
-                <w:rFonts w:ascii="Calibri" w:hAnsi="Calibri"/>
-                <w:sz w:val="20"/>
-              </w:rPr>
-              <w:t>PASS</w:t>
-            </w:r>
-          </w:p>
-        </w:tc>
-        <w:tc>
-          <w:tcPr>
-            <w:tcW w:type="dxa" w:w="1872"/>
-            <w:tcBorders>
-              <w:top w:val="single" w:sz="4" w:color="000000"/>
-              <w:left w:val="single" w:sz="4" w:color="000000"/>
-              <w:bottom w:val="single" w:sz="4" w:color="000000"/>
-              <w:right w:val="single" w:sz="4" w:color="000000"/>
-            </w:tcBorders>
-          </w:tcPr>
-          <w:p>
-            <w:r>
-              <w:rPr>
-                <w:rFonts w:ascii="Calibri" w:hAnsi="Calibri"/>
-                <w:sz w:val="20"/>
-              </w:rPr>
-              <w:t>PASS</w:t>
-            </w:r>
-          </w:p>
-        </w:tc>
-      </w:tr>
-      <w:tr>
-        <w:tc>
-          <w:tcPr>
-            <w:tcW w:type="dxa" w:w="1872"/>
-            <w:tcBorders>
-              <w:top w:val="single" w:sz="4" w:color="000000"/>
-              <w:left w:val="single" w:sz="4" w:color="000000"/>
-              <w:bottom w:val="single" w:sz="4" w:color="000000"/>
-              <w:right w:val="single" w:sz="4" w:color="000000"/>
-            </w:tcBorders>
-          </w:tcPr>
-          <w:p>
-            <w:r>
-              <w:rPr>
-                <w:rFonts w:ascii="Calibri" w:hAnsi="Calibri"/>
-                <w:sz w:val="20"/>
-              </w:rPr>
-              <w:t>returned_home check</w:t>
-            </w:r>
-          </w:p>
-        </w:tc>
-        <w:tc>
-          <w:tcPr>
-            <w:tcW w:type="dxa" w:w="1872"/>
-            <w:tcBorders>
-              <w:top w:val="single" w:sz="4" w:color="000000"/>
-              <w:left w:val="single" w:sz="4" w:color="000000"/>
-              <w:bottom w:val="single" w:sz="4" w:color="000000"/>
-              <w:right w:val="single" w:sz="4" w:color="000000"/>
-            </w:tcBorders>
-          </w:tcPr>
-          <w:p>
-            <w:r>
-              <w:rPr>
-                <w:rFonts w:ascii="Calibri" w:hAnsi="Calibri"/>
-                <w:sz w:val="20"/>
-              </w:rPr>
-              <w:t>PASS</w:t>
-            </w:r>
-          </w:p>
-        </w:tc>
-        <w:tc>
-          <w:tcPr>
-            <w:tcW w:type="dxa" w:w="1872"/>
-            <w:tcBorders>
-              <w:top w:val="single" w:sz="4" w:color="000000"/>
-              <w:left w:val="single" w:sz="4" w:color="000000"/>
-              <w:bottom w:val="single" w:sz="4" w:color="000000"/>
-              <w:right w:val="single" w:sz="4" w:color="000000"/>
-            </w:tcBorders>
-          </w:tcPr>
-          <w:p>
-            <w:r>
-              <w:rPr>
-                <w:rFonts w:ascii="Calibri" w:hAnsi="Calibri"/>
-                <w:sz w:val="20"/>
-              </w:rPr>
-              <w:t>PASS</w:t>
-            </w:r>
-          </w:p>
-        </w:tc>
-        <w:tc>
-          <w:tcPr>
-            <w:tcW w:type="dxa" w:w="1872"/>
-            <w:tcBorders>
-              <w:top w:val="single" w:sz="4" w:color="000000"/>
-              <w:left w:val="single" w:sz="4" w:color="000000"/>
-              <w:bottom w:val="single" w:sz="4" w:color="000000"/>
-              <w:right w:val="single" w:sz="4" w:color="000000"/>
-            </w:tcBorders>
-          </w:tcPr>
-          <w:p>
-            <w:r>
-              <w:rPr>
-                <w:rFonts w:ascii="Calibri" w:hAnsi="Calibri"/>
-                <w:sz w:val="20"/>
-              </w:rPr>
-              <w:t>PASS</w:t>
-            </w:r>
-          </w:p>
-        </w:tc>
-        <w:tc>
-          <w:tcPr>
-            <w:tcW w:type="dxa" w:w="1872"/>
-            <w:tcBorders>
-              <w:top w:val="single" w:sz="4" w:color="000000"/>
-              <w:left w:val="single" w:sz="4" w:color="000000"/>
-              <w:bottom w:val="single" w:sz="4" w:color="000000"/>
-              <w:right w:val="single" w:sz="4" w:color="000000"/>
-            </w:tcBorders>
-          </w:tcPr>
-          <w:p>
-            <w:r>
-              <w:rPr>
-                <w:rFonts w:ascii="Calibri" w:hAnsi="Calibri"/>
-                <w:sz w:val="20"/>
-              </w:rPr>
-              <w:t>PASS</w:t>
-            </w:r>
-          </w:p>
-        </w:tc>
-      </w:tr>
-      <w:tr>
-        <w:tc>
-          <w:tcPr>
-            <w:tcW w:type="dxa" w:w="1872"/>
-            <w:tcBorders>
-              <w:top w:val="single" w:sz="4" w:color="000000"/>
-              <w:left w:val="single" w:sz="4" w:color="000000"/>
-              <w:bottom w:val="single" w:sz="4" w:color="000000"/>
-              <w:right w:val="single" w:sz="4" w:color="000000"/>
-            </w:tcBorders>
-          </w:tcPr>
-          <w:p>
-            <w:r>
-              <w:rPr>
-                <w:rFonts w:ascii="Calibri" w:hAnsi="Calibri"/>
-                <w:sz w:val="20"/>
-              </w:rPr>
-              <w:t>landed check</w:t>
-            </w:r>
-          </w:p>
-        </w:tc>
-        <w:tc>
-          <w:tcPr>
-            <w:tcW w:type="dxa" w:w="1872"/>
-            <w:tcBorders>
-              <w:top w:val="single" w:sz="4" w:color="000000"/>
-              <w:left w:val="single" w:sz="4" w:color="000000"/>
-              <w:bottom w:val="single" w:sz="4" w:color="000000"/>
-              <w:right w:val="single" w:sz="4" w:color="000000"/>
-            </w:tcBorders>
-          </w:tcPr>
-          <w:p>
-            <w:r>
-              <w:rPr>
-                <w:rFonts w:ascii="Calibri" w:hAnsi="Calibri"/>
-                <w:sz w:val="20"/>
-              </w:rPr>
-              <w:t>PASS</w:t>
-            </w:r>
-          </w:p>
-        </w:tc>
-        <w:tc>
-          <w:tcPr>
-            <w:tcW w:type="dxa" w:w="1872"/>
-            <w:tcBorders>
-              <w:top w:val="single" w:sz="4" w:color="000000"/>
-              <w:left w:val="single" w:sz="4" w:color="000000"/>
-              <w:bottom w:val="single" w:sz="4" w:color="000000"/>
-              <w:right w:val="single" w:sz="4" w:color="000000"/>
-            </w:tcBorders>
-          </w:tcPr>
-          <w:p>
-            <w:r>
-              <w:rPr>
-                <w:rFonts w:ascii="Calibri" w:hAnsi="Calibri"/>
-                <w:sz w:val="20"/>
-              </w:rPr>
-              <w:t>PASS</w:t>
-            </w:r>
-          </w:p>
-        </w:tc>
-        <w:tc>
-          <w:tcPr>
-            <w:tcW w:type="dxa" w:w="1872"/>
-            <w:tcBorders>
-              <w:top w:val="single" w:sz="4" w:color="000000"/>
-              <w:left w:val="single" w:sz="4" w:color="000000"/>
-              <w:bottom w:val="single" w:sz="4" w:color="000000"/>
-              <w:right w:val="single" w:sz="4" w:color="000000"/>
-            </w:tcBorders>
-          </w:tcPr>
-          <w:p>
-            <w:r>
-              <w:rPr>
-                <w:rFonts w:ascii="Calibri" w:hAnsi="Calibri"/>
-                <w:sz w:val="20"/>
-              </w:rPr>
-              <w:t>PASS</w:t>
-            </w:r>
-          </w:p>
-        </w:tc>
-        <w:tc>
-          <w:tcPr>
-            <w:tcW w:type="dxa" w:w="1872"/>
-            <w:tcBorders>
-              <w:top w:val="single" w:sz="4" w:color="000000"/>
-              <w:left w:val="single" w:sz="4" w:color="000000"/>
-              <w:bottom w:val="single" w:sz="4" w:color="000000"/>
-              <w:right w:val="single" w:sz="4" w:color="000000"/>
-            </w:tcBorders>
-          </w:tcPr>
-          <w:p>
-            <w:r>
-              <w:rPr>
-                <w:rFonts w:ascii="Calibri" w:hAnsi="Calibri"/>
-                <w:sz w:val="20"/>
-              </w:rPr>
-              <w:t>PASS</w:t>
-            </w:r>
-          </w:p>
-        </w:tc>
-      </w:tr>
-      <w:tr>
-        <w:tc>
-          <w:tcPr>
-            <w:tcW w:type="dxa" w:w="1872"/>
-            <w:tcBorders>
-              <w:top w:val="single" w:sz="4" w:color="000000"/>
-              <w:left w:val="single" w:sz="4" w:color="000000"/>
-              <w:bottom w:val="single" w:sz="4" w:color="000000"/>
-              <w:right w:val="single" w:sz="4" w:color="000000"/>
-            </w:tcBorders>
-          </w:tcPr>
-          <w:p>
-            <w:r>
-              <w:rPr>
-                <w:rFonts w:ascii="Calibri" w:hAnsi="Calibri"/>
-                <w:sz w:val="20"/>
-              </w:rPr>
-              <w:t>Overall verdict</w:t>
-            </w:r>
-          </w:p>
-        </w:tc>
-        <w:tc>
-          <w:tcPr>
-            <w:tcW w:type="dxa" w:w="1872"/>
-            <w:tcBorders>
-              <w:top w:val="single" w:sz="4" w:color="000000"/>
-              <w:left w:val="single" w:sz="4" w:color="000000"/>
-              <w:bottom w:val="single" w:sz="4" w:color="000000"/>
-              <w:right w:val="single" w:sz="4" w:color="000000"/>
-            </w:tcBorders>
-          </w:tcPr>
-          <w:p>
-            <w:r>
-              <w:rPr>
-                <w:rFonts w:ascii="Calibri" w:hAnsi="Calibri"/>
-                <w:sz w:val="20"/>
-              </w:rPr>
-              <w:t>PASS</w:t>
-            </w:r>
-          </w:p>
-        </w:tc>
-        <w:tc>
-          <w:tcPr>
-            <w:tcW w:type="dxa" w:w="1872"/>
-            <w:tcBorders>
-              <w:top w:val="single" w:sz="4" w:color="000000"/>
-              <w:left w:val="single" w:sz="4" w:color="000000"/>
-              <w:bottom w:val="single" w:sz="4" w:color="000000"/>
-              <w:right w:val="single" w:sz="4" w:color="000000"/>
-            </w:tcBorders>
-          </w:tcPr>
-          <w:p>
-            <w:r>
-              <w:rPr>
-                <w:rFonts w:ascii="Calibri" w:hAnsi="Calibri"/>
-                <w:sz w:val="20"/>
-              </w:rPr>
-              <w:t>PASS</w:t>
-            </w:r>
-          </w:p>
-        </w:tc>
-        <w:tc>
-          <w:tcPr>
-            <w:tcW w:type="dxa" w:w="1872"/>
-            <w:tcBorders>
-              <w:top w:val="single" w:sz="4" w:color="000000"/>
-              <w:left w:val="single" w:sz="4" w:color="000000"/>
-              <w:bottom w:val="single" w:sz="4" w:color="000000"/>
-              <w:right w:val="single" w:sz="4" w:color="000000"/>
-            </w:tcBorders>
-          </w:tcPr>
-          <w:p>
-            <w:r>
-              <w:rPr>
-                <w:rFonts w:ascii="Calibri" w:hAnsi="Calibri"/>
-                <w:sz w:val="20"/>
-              </w:rPr>
-              <w:t>PASS</w:t>
-            </w:r>
-          </w:p>
-        </w:tc>
-        <w:tc>
-          <w:tcPr>
-            <w:tcW w:type="dxa" w:w="1872"/>
-            <w:tcBorders>
-              <w:top w:val="single" w:sz="4" w:color="000000"/>
-              <w:left w:val="single" w:sz="4" w:color="000000"/>
-              <w:bottom w:val="single" w:sz="4" w:color="000000"/>
-              <w:right w:val="single" w:sz="4" w:color="000000"/>
-            </w:tcBorders>
-          </w:tcPr>
-          <w:p>
-            <w:r>
-              <w:rPr>
-                <w:rFonts w:ascii="Calibri" w:hAnsi="Calibri"/>
-                <w:sz w:val="20"/>
-              </w:rPr>
-              <w:t>PASS</w:t>
-            </w:r>
-          </w:p>
-        </w:tc>
-      </w:tr>
-    </w:tbl>
-    <w:p>
-      <w:pPr>
-        <w:jc w:val="center"/>
-      </w:pPr>
-      <w:r>
-        <w:rPr>
-          <w:rFonts w:ascii="Times New Roman" w:hAnsi="Times New Roman"/>
-          <w:i/>
-          <w:sz w:val="20"/>
-        </w:rPr>
-        <w:t>Table 1. End-to-end SITL run results across five mission executions.</w:t>
-      </w:r>
-    </w:p>
-    <w:p>
-      <w:pPr>
-        <w:ind w:left="288"/>
-      </w:pPr>
-      <w:r>
-        <w:rPr>
-          <w:rFonts w:ascii="Times New Roman" w:hAnsi="Times New Roman"/>
-          <w:i/>
-          <w:sz w:val="22"/>
-        </w:rPr>
-        <w:t>† A predicate bug in the test harness incorrectly classified the new IDLE-after-connect state as ‘not connected’. The check is not part of the required set, so the overall verdict was unaffected, and the predicate was patched to use the boolean exposed by /health from Run 3 onwards.</w:t>
+          <w:color w:val="101010"/>
+          <w:sz w:val="22"/>
+        </w:rPr>
+        <w:t>; and landed. The verdict is the conjunction; no tolerance widening is applied to the recorded closest approach.</w:t>
       </w:r>
     </w:p>
     <w:p>
@@ -2678,7 +3279,7 @@
         <w:drawing>
           <wp:inline xmlns:a="http://schemas.openxmlformats.org/drawingml/2006/main" xmlns:pic="http://schemas.openxmlformats.org/drawingml/2006/picture">
             <wp:extent cx="5669280" cy="4724400"/>
-            <wp:docPr id="5" name="Picture 5"/>
+            <wp:docPr id="6" name="Picture 6"/>
             <wp:cNvGraphicFramePr>
               <a:graphicFrameLocks noChangeAspect="1"/>
             </wp:cNvGraphicFramePr>
@@ -2690,7 +3291,7 @@
                     <pic:cNvPicPr/>
                   </pic:nvPicPr>
                   <pic:blipFill>
-                    <a:blip r:embed="rId14"/>
+                    <a:blip r:embed="rId15"/>
                     <a:stretch>
                       <a:fillRect/>
                     </a:stretch>
@@ -2715,831 +3316,2111 @@
       </w:pPr>
       <w:r>
         <w:rPr>
+          <w:rFonts w:ascii="Calibri" w:hAnsi="Calibri"/>
+          <w:i/>
+          <w:color w:val="555B63"/>
+          <w:sz w:val="18"/>
+        </w:rPr>
+        <w:t>Figure 4 — Flight trajectory</w:t>
+      </w:r>
+    </w:p>
+    <w:p>
+      <w:pPr>
+        <w:keepNext/>
+        <w:spacing w:before="280" w:after="120"/>
+      </w:pPr>
+      <w:r>
+        <w:rPr>
+          <w:rFonts w:ascii="Calibri" w:hAnsi="Calibri"/>
+          <w:b/>
+          <w:i w:val="0"/>
+          <w:color w:val="1F3A5F"/>
+          <w:sz w:val="26"/>
+        </w:rPr>
+        <w:t>6. Results</w:t>
+      </w:r>
+    </w:p>
+    <w:p>
+      <w:pPr>
+        <w:spacing w:line="360" w:lineRule="auto" w:after="120"/>
+        <w:jc w:val="both"/>
+      </w:pPr>
+      <w:r>
+        <w:rPr>
+          <w:rFonts w:ascii="Times New Roman" w:hAnsi="Times New Roman"/>
+          <w:color w:val="101010"/>
+          <w:sz w:val="22"/>
+        </w:rPr>
+        <w:t>Six end-to-end SITL missions were flown across the development arc on a Windows 11 host (Python 3.11.9, dronekit 2.9.2 [3], dronekit-sitl 3.3.0 [5]). Run 1 (pre-fix) surfaced the silent mode-rejection failure and motivated §4.2; runs 2–5 validated the original architecture; run 6 is the acceptance flight for the safety-hardened implementation described in this paper.</w:t>
+      </w:r>
+    </w:p>
+    <w:tbl>
+      <w:tblPr>
+        <w:tblW w:type="auto" w:w="0"/>
+        <w:jc w:val="center"/>
+        <w:tblLook w:firstColumn="1" w:firstRow="1" w:lastColumn="0" w:lastRow="0" w:noHBand="0" w:noVBand="1" w:val="04A0"/>
+        <w:tblBorders>
+          <w:top w:val="single" w:sz="4" w:color="9AA4B2"/>
+          <w:left w:val="single" w:sz="4" w:color="9AA4B2"/>
+          <w:bottom w:val="single" w:sz="4" w:color="9AA4B2"/>
+          <w:right w:val="single" w:sz="4" w:color="9AA4B2"/>
+          <w:insideH w:val="single" w:sz="4" w:color="9AA4B2"/>
+          <w:insideV w:val="single" w:sz="4" w:color="9AA4B2"/>
+        </w:tblBorders>
+      </w:tblPr>
+      <w:tblGrid>
+        <w:gridCol w:w="1560"/>
+        <w:gridCol w:w="1560"/>
+        <w:gridCol w:w="1560"/>
+        <w:gridCol w:w="1560"/>
+        <w:gridCol w:w="1560"/>
+        <w:gridCol w:w="1560"/>
+      </w:tblGrid>
+      <w:tr>
+        <w:tc>
+          <w:tcPr>
+            <w:tcW w:type="dxa" w:w="1560"/>
+            <w:shd w:val="clear" w:fill="1F3A5F"/>
+          </w:tcPr>
+          <w:p>
+            <w:r>
+              <w:rPr>
+                <w:rFonts w:ascii="Calibri" w:hAnsi="Calibri"/>
+                <w:b/>
+                <w:color w:val="FFFFFF"/>
+                <w:sz w:val="19"/>
+              </w:rPr>
+              <w:t>Metric</w:t>
+            </w:r>
+          </w:p>
+        </w:tc>
+        <w:tc>
+          <w:tcPr>
+            <w:tcW w:type="dxa" w:w="1560"/>
+            <w:shd w:val="clear" w:fill="1F3A5F"/>
+          </w:tcPr>
+          <w:p>
+            <w:r>
+              <w:rPr>
+                <w:rFonts w:ascii="Calibri" w:hAnsi="Calibri"/>
+                <w:b/>
+                <w:color w:val="FFFFFF"/>
+                <w:sz w:val="19"/>
+              </w:rPr>
+              <w:t>Run 2</w:t>
+            </w:r>
+          </w:p>
+        </w:tc>
+        <w:tc>
+          <w:tcPr>
+            <w:tcW w:type="dxa" w:w="1560"/>
+            <w:shd w:val="clear" w:fill="1F3A5F"/>
+          </w:tcPr>
+          <w:p>
+            <w:r>
+              <w:rPr>
+                <w:rFonts w:ascii="Calibri" w:hAnsi="Calibri"/>
+                <w:b/>
+                <w:color w:val="FFFFFF"/>
+                <w:sz w:val="19"/>
+              </w:rPr>
+              <w:t>Run 3</w:t>
+            </w:r>
+          </w:p>
+        </w:tc>
+        <w:tc>
+          <w:tcPr>
+            <w:tcW w:type="dxa" w:w="1560"/>
+            <w:shd w:val="clear" w:fill="1F3A5F"/>
+          </w:tcPr>
+          <w:p>
+            <w:r>
+              <w:rPr>
+                <w:rFonts w:ascii="Calibri" w:hAnsi="Calibri"/>
+                <w:b/>
+                <w:color w:val="FFFFFF"/>
+                <w:sz w:val="19"/>
+              </w:rPr>
+              <w:t>Run 4</w:t>
+            </w:r>
+          </w:p>
+        </w:tc>
+        <w:tc>
+          <w:tcPr>
+            <w:tcW w:type="dxa" w:w="1560"/>
+            <w:shd w:val="clear" w:fill="1F3A5F"/>
+          </w:tcPr>
+          <w:p>
+            <w:r>
+              <w:rPr>
+                <w:rFonts w:ascii="Calibri" w:hAnsi="Calibri"/>
+                <w:b/>
+                <w:color w:val="FFFFFF"/>
+                <w:sz w:val="19"/>
+              </w:rPr>
+              <w:t>Run 5</w:t>
+            </w:r>
+          </w:p>
+        </w:tc>
+        <w:tc>
+          <w:tcPr>
+            <w:tcW w:type="dxa" w:w="1560"/>
+            <w:shd w:val="clear" w:fill="1F3A5F"/>
+          </w:tcPr>
+          <w:p>
+            <w:r>
+              <w:rPr>
+                <w:rFonts w:ascii="Calibri" w:hAnsi="Calibri"/>
+                <w:b/>
+                <w:color w:val="FFFFFF"/>
+                <w:sz w:val="19"/>
+              </w:rPr>
+              <w:t>Run 6 (v2 code)</w:t>
+            </w:r>
+          </w:p>
+        </w:tc>
+      </w:tr>
+      <w:tr>
+        <w:tc>
+          <w:tcPr>
+            <w:tcW w:type="dxa" w:w="1560"/>
+          </w:tcPr>
+          <w:p>
+            <w:r>
+              <w:rPr>
+                <w:rFonts w:ascii="Times New Roman" w:hAnsi="Times New Roman"/>
+                <w:color w:val="101010"/>
+                <w:sz w:val="19"/>
+              </w:rPr>
+              <w:t>Wall-clock duration (s)</w:t>
+            </w:r>
+          </w:p>
+        </w:tc>
+        <w:tc>
+          <w:tcPr>
+            <w:tcW w:type="dxa" w:w="1560"/>
+          </w:tcPr>
+          <w:p>
+            <w:r>
+              <w:rPr>
+                <w:rFonts w:ascii="Times New Roman" w:hAnsi="Times New Roman"/>
+                <w:color w:val="101010"/>
+                <w:sz w:val="19"/>
+              </w:rPr>
+              <w:t>503.7</w:t>
+            </w:r>
+          </w:p>
+        </w:tc>
+        <w:tc>
+          <w:tcPr>
+            <w:tcW w:type="dxa" w:w="1560"/>
+          </w:tcPr>
+          <w:p>
+            <w:r>
+              <w:rPr>
+                <w:rFonts w:ascii="Times New Roman" w:hAnsi="Times New Roman"/>
+                <w:color w:val="101010"/>
+                <w:sz w:val="19"/>
+              </w:rPr>
+              <w:t>321.6</w:t>
+            </w:r>
+          </w:p>
+        </w:tc>
+        <w:tc>
+          <w:tcPr>
+            <w:tcW w:type="dxa" w:w="1560"/>
+          </w:tcPr>
+          <w:p>
+            <w:r>
+              <w:rPr>
+                <w:rFonts w:ascii="Times New Roman" w:hAnsi="Times New Roman"/>
+                <w:color w:val="101010"/>
+                <w:sz w:val="19"/>
+              </w:rPr>
+              <w:t>321.3</w:t>
+            </w:r>
+          </w:p>
+        </w:tc>
+        <w:tc>
+          <w:tcPr>
+            <w:tcW w:type="dxa" w:w="1560"/>
+          </w:tcPr>
+          <w:p>
+            <w:r>
+              <w:rPr>
+                <w:rFonts w:ascii="Times New Roman" w:hAnsi="Times New Roman"/>
+                <w:color w:val="101010"/>
+                <w:sz w:val="19"/>
+              </w:rPr>
+              <w:t>330.7</w:t>
+            </w:r>
+          </w:p>
+        </w:tc>
+        <w:tc>
+          <w:tcPr>
+            <w:tcW w:type="dxa" w:w="1560"/>
+          </w:tcPr>
+          <w:p>
+            <w:r>
+              <w:rPr>
+                <w:rFonts w:ascii="Times New Roman" w:hAnsi="Times New Roman"/>
+                <w:color w:val="101010"/>
+                <w:sz w:val="19"/>
+              </w:rPr>
+              <w:t>331.3</w:t>
+            </w:r>
+          </w:p>
+        </w:tc>
+      </w:tr>
+      <w:tr>
+        <w:tc>
+          <w:tcPr>
+            <w:tcW w:type="dxa" w:w="1560"/>
+          </w:tcPr>
+          <w:p>
+            <w:r>
+              <w:rPr>
+                <w:rFonts w:ascii="Times New Roman" w:hAnsi="Times New Roman"/>
+                <w:color w:val="101010"/>
+                <w:sz w:val="19"/>
+              </w:rPr>
+              <w:t>Closest approach to target (m)</w:t>
+            </w:r>
+          </w:p>
+        </w:tc>
+        <w:tc>
+          <w:tcPr>
+            <w:tcW w:type="dxa" w:w="1560"/>
+          </w:tcPr>
+          <w:p>
+            <w:r>
+              <w:rPr>
+                <w:rFonts w:ascii="Times New Roman" w:hAnsi="Times New Roman"/>
+                <w:color w:val="101010"/>
+                <w:sz w:val="19"/>
+              </w:rPr>
+              <w:t>0.4</w:t>
+            </w:r>
+          </w:p>
+        </w:tc>
+        <w:tc>
+          <w:tcPr>
+            <w:tcW w:type="dxa" w:w="1560"/>
+          </w:tcPr>
+          <w:p>
+            <w:r>
+              <w:rPr>
+                <w:rFonts w:ascii="Times New Roman" w:hAnsi="Times New Roman"/>
+                <w:color w:val="101010"/>
+                <w:sz w:val="19"/>
+              </w:rPr>
+              <w:t>0.5</w:t>
+            </w:r>
+          </w:p>
+        </w:tc>
+        <w:tc>
+          <w:tcPr>
+            <w:tcW w:type="dxa" w:w="1560"/>
+          </w:tcPr>
+          <w:p>
+            <w:r>
+              <w:rPr>
+                <w:rFonts w:ascii="Times New Roman" w:hAnsi="Times New Roman"/>
+                <w:color w:val="101010"/>
+                <w:sz w:val="19"/>
+              </w:rPr>
+              <w:t>0.4</w:t>
+            </w:r>
+          </w:p>
+        </w:tc>
+        <w:tc>
+          <w:tcPr>
+            <w:tcW w:type="dxa" w:w="1560"/>
+          </w:tcPr>
+          <w:p>
+            <w:r>
+              <w:rPr>
+                <w:rFonts w:ascii="Times New Roman" w:hAnsi="Times New Roman"/>
+                <w:color w:val="101010"/>
+                <w:sz w:val="19"/>
+              </w:rPr>
+              <w:t>0.4</w:t>
+            </w:r>
+          </w:p>
+        </w:tc>
+        <w:tc>
+          <w:tcPr>
+            <w:tcW w:type="dxa" w:w="1560"/>
+          </w:tcPr>
+          <w:p>
+            <w:r>
+              <w:rPr>
+                <w:rFonts w:ascii="Times New Roman" w:hAnsi="Times New Roman"/>
+                <w:color w:val="101010"/>
+                <w:sz w:val="19"/>
+              </w:rPr>
+              <w:t>0.6</w:t>
+            </w:r>
+          </w:p>
+        </w:tc>
+      </w:tr>
+      <w:tr>
+        <w:tc>
+          <w:tcPr>
+            <w:tcW w:type="dxa" w:w="1560"/>
+          </w:tcPr>
+          <w:p>
+            <w:r>
+              <w:rPr>
+                <w:rFonts w:ascii="Times New Roman" w:hAnsi="Times New Roman"/>
+                <w:color w:val="101010"/>
+                <w:sz w:val="19"/>
+              </w:rPr>
+              <w:t>Final distance from home (m)</w:t>
+            </w:r>
+          </w:p>
+        </w:tc>
+        <w:tc>
+          <w:tcPr>
+            <w:tcW w:type="dxa" w:w="1560"/>
+          </w:tcPr>
+          <w:p>
+            <w:r>
+              <w:rPr>
+                <w:rFonts w:ascii="Times New Roman" w:hAnsi="Times New Roman"/>
+                <w:color w:val="101010"/>
+                <w:sz w:val="19"/>
+              </w:rPr>
+              <w:t>0.1</w:t>
+            </w:r>
+          </w:p>
+        </w:tc>
+        <w:tc>
+          <w:tcPr>
+            <w:tcW w:type="dxa" w:w="1560"/>
+          </w:tcPr>
+          <w:p>
+            <w:r>
+              <w:rPr>
+                <w:rFonts w:ascii="Times New Roman" w:hAnsi="Times New Roman"/>
+                <w:color w:val="101010"/>
+                <w:sz w:val="19"/>
+              </w:rPr>
+              <w:t>0.0</w:t>
+            </w:r>
+          </w:p>
+        </w:tc>
+        <w:tc>
+          <w:tcPr>
+            <w:tcW w:type="dxa" w:w="1560"/>
+          </w:tcPr>
+          <w:p>
+            <w:r>
+              <w:rPr>
+                <w:rFonts w:ascii="Times New Roman" w:hAnsi="Times New Roman"/>
+                <w:color w:val="101010"/>
+                <w:sz w:val="19"/>
+              </w:rPr>
+              <w:t>0.0</w:t>
+            </w:r>
+          </w:p>
+        </w:tc>
+        <w:tc>
+          <w:tcPr>
+            <w:tcW w:type="dxa" w:w="1560"/>
+          </w:tcPr>
+          <w:p>
+            <w:r>
+              <w:rPr>
+                <w:rFonts w:ascii="Times New Roman" w:hAnsi="Times New Roman"/>
+                <w:color w:val="101010"/>
+                <w:sz w:val="19"/>
+              </w:rPr>
+              <w:t>0.0</w:t>
+            </w:r>
+          </w:p>
+        </w:tc>
+        <w:tc>
+          <w:tcPr>
+            <w:tcW w:type="dxa" w:w="1560"/>
+          </w:tcPr>
+          <w:p>
+            <w:r>
+              <w:rPr>
+                <w:rFonts w:ascii="Times New Roman" w:hAnsi="Times New Roman"/>
+                <w:color w:val="101010"/>
+                <w:sz w:val="19"/>
+              </w:rPr>
+              <w:t>0.0–0.2</w:t>
+            </w:r>
+          </w:p>
+        </w:tc>
+      </w:tr>
+      <w:tr>
+        <w:tc>
+          <w:tcPr>
+            <w:tcW w:type="dxa" w:w="1560"/>
+          </w:tcPr>
+          <w:p>
+            <w:r>
+              <w:rPr>
+                <w:rFonts w:ascii="Times New Roman" w:hAnsi="Times New Roman"/>
+                <w:color w:val="101010"/>
+                <w:sz w:val="19"/>
+              </w:rPr>
+              <w:t>Battery consumed (sim, %)</w:t>
+            </w:r>
+          </w:p>
+        </w:tc>
+        <w:tc>
+          <w:tcPr>
+            <w:tcW w:type="dxa" w:w="1560"/>
+          </w:tcPr>
+          <w:p>
+            <w:r>
+              <w:rPr>
+                <w:rFonts w:ascii="Times New Roman" w:hAnsi="Times New Roman"/>
+                <w:color w:val="101010"/>
+                <w:sz w:val="19"/>
+              </w:rPr>
+              <w:t>68</w:t>
+            </w:r>
+          </w:p>
+        </w:tc>
+        <w:tc>
+          <w:tcPr>
+            <w:tcW w:type="dxa" w:w="1560"/>
+          </w:tcPr>
+          <w:p>
+            <w:r>
+              <w:rPr>
+                <w:rFonts w:ascii="Times New Roman" w:hAnsi="Times New Roman"/>
+                <w:color w:val="101010"/>
+                <w:sz w:val="19"/>
+              </w:rPr>
+              <w:t>67</w:t>
+            </w:r>
+          </w:p>
+        </w:tc>
+        <w:tc>
+          <w:tcPr>
+            <w:tcW w:type="dxa" w:w="1560"/>
+          </w:tcPr>
+          <w:p>
+            <w:r>
+              <w:rPr>
+                <w:rFonts w:ascii="Times New Roman" w:hAnsi="Times New Roman"/>
+                <w:color w:val="101010"/>
+                <w:sz w:val="19"/>
+              </w:rPr>
+              <w:t>67</w:t>
+            </w:r>
+          </w:p>
+        </w:tc>
+        <w:tc>
+          <w:tcPr>
+            <w:tcW w:type="dxa" w:w="1560"/>
+          </w:tcPr>
+          <w:p>
+            <w:r>
+              <w:rPr>
+                <w:rFonts w:ascii="Times New Roman" w:hAnsi="Times New Roman"/>
+                <w:color w:val="101010"/>
+                <w:sz w:val="19"/>
+              </w:rPr>
+              <w:t>68</w:t>
+            </w:r>
+          </w:p>
+        </w:tc>
+        <w:tc>
+          <w:tcPr>
+            <w:tcW w:type="dxa" w:w="1560"/>
+          </w:tcPr>
+          <w:p>
+            <w:r>
+              <w:rPr>
+                <w:rFonts w:ascii="Times New Roman" w:hAnsi="Times New Roman"/>
+                <w:color w:val="101010"/>
+                <w:sz w:val="19"/>
+              </w:rPr>
+              <w:t>68</w:t>
+            </w:r>
+          </w:p>
+        </w:tc>
+      </w:tr>
+      <w:tr>
+        <w:tc>
+          <w:tcPr>
+            <w:tcW w:type="dxa" w:w="1560"/>
+          </w:tcPr>
+          <w:p>
+            <w:r>
+              <w:rPr>
+                <w:rFonts w:ascii="Times New Roman" w:hAnsi="Times New Roman"/>
+                <w:color w:val="101010"/>
+                <w:sz w:val="19"/>
+              </w:rPr>
+              <w:t>All required checks</w:t>
+            </w:r>
+          </w:p>
+        </w:tc>
+        <w:tc>
+          <w:tcPr>
+            <w:tcW w:type="dxa" w:w="1560"/>
+          </w:tcPr>
+          <w:p>
+            <w:r>
+              <w:rPr>
+                <w:rFonts w:ascii="Times New Roman" w:hAnsi="Times New Roman"/>
+                <w:color w:val="101010"/>
+                <w:sz w:val="19"/>
+              </w:rPr>
+              <w:t>PASS†</w:t>
+            </w:r>
+          </w:p>
+        </w:tc>
+        <w:tc>
+          <w:tcPr>
+            <w:tcW w:type="dxa" w:w="1560"/>
+          </w:tcPr>
+          <w:p>
+            <w:r>
+              <w:rPr>
+                <w:rFonts w:ascii="Times New Roman" w:hAnsi="Times New Roman"/>
+                <w:color w:val="101010"/>
+                <w:sz w:val="19"/>
+              </w:rPr>
+              <w:t>PASS</w:t>
+            </w:r>
+          </w:p>
+        </w:tc>
+        <w:tc>
+          <w:tcPr>
+            <w:tcW w:type="dxa" w:w="1560"/>
+          </w:tcPr>
+          <w:p>
+            <w:r>
+              <w:rPr>
+                <w:rFonts w:ascii="Times New Roman" w:hAnsi="Times New Roman"/>
+                <w:color w:val="101010"/>
+                <w:sz w:val="19"/>
+              </w:rPr>
+              <w:t>PASS</w:t>
+            </w:r>
+          </w:p>
+        </w:tc>
+        <w:tc>
+          <w:tcPr>
+            <w:tcW w:type="dxa" w:w="1560"/>
+          </w:tcPr>
+          <w:p>
+            <w:r>
+              <w:rPr>
+                <w:rFonts w:ascii="Times New Roman" w:hAnsi="Times New Roman"/>
+                <w:color w:val="101010"/>
+                <w:sz w:val="19"/>
+              </w:rPr>
+              <w:t>PASS</w:t>
+            </w:r>
+          </w:p>
+        </w:tc>
+        <w:tc>
+          <w:tcPr>
+            <w:tcW w:type="dxa" w:w="1560"/>
+          </w:tcPr>
+          <w:p>
+            <w:r>
+              <w:rPr>
+                <w:rFonts w:ascii="Times New Roman" w:hAnsi="Times New Roman"/>
+                <w:color w:val="101010"/>
+                <w:sz w:val="19"/>
+              </w:rPr>
+              <w:t>PASS (8/8, incl. returned-home)</w:t>
+            </w:r>
+          </w:p>
+        </w:tc>
+      </w:tr>
+    </w:tbl>
+    <w:p>
+      <w:pPr>
+        <w:spacing w:after="80"/>
+      </w:pPr>
+    </w:p>
+    <w:p>
+      <w:pPr>
+        <w:spacing w:line="360" w:lineRule="auto" w:after="120"/>
+        <w:jc w:val="both"/>
+      </w:pPr>
+      <w:r>
+        <w:rPr>
+          <w:rFonts w:ascii="Times New Roman" w:hAnsi="Times New Roman"/>
+          <w:color w:val="101010"/>
+          <w:sz w:val="22"/>
+        </w:rPr>
+        <w:t xml:space="preserve">† Run 2's </w:t>
+      </w:r>
+      <w:r>
+        <w:rPr>
+          <w:rFonts w:ascii="Consolas" w:hAnsi="Consolas"/>
+          <w:color w:val="101010"/>
+          <w:sz w:val="22"/>
+        </w:rPr>
+        <w:t>vehicle_connected</w:t>
+      </w:r>
+      <w:r>
+        <w:rPr>
+          <w:rFonts w:ascii="Times New Roman" w:hAnsi="Times New Roman"/>
+          <w:color w:val="101010"/>
+          <w:sz w:val="22"/>
+        </w:rPr>
+        <w:t xml:space="preserve"> predicate contained a test-harness bug, fixed for run 3; the overall verdict was unaffected.</w:t>
+      </w:r>
+    </w:p>
+    <w:p>
+      <w:pPr>
+        <w:spacing w:line="360" w:lineRule="auto" w:after="120"/>
+        <w:jc w:val="both"/>
+      </w:pPr>
+      <w:r>
+        <w:rPr>
+          <w:rFonts w:ascii="Times New Roman" w:hAnsi="Times New Roman"/>
+          <w:color w:val="101010"/>
+          <w:sz w:val="22"/>
+        </w:rPr>
+        <w:t xml:space="preserve">Unit results: </w:t>
+      </w:r>
+      <w:r>
+        <w:rPr>
+          <w:rFonts w:ascii="Times New Roman" w:hAnsi="Times New Roman"/>
+          <w:b/>
+          <w:color w:val="101010"/>
+          <w:sz w:val="22"/>
+        </w:rPr>
+        <w:t>37/37 pass</w:t>
+      </w:r>
+      <w:r>
+        <w:rPr>
+          <w:rFonts w:ascii="Times New Roman" w:hAnsi="Times New Roman"/>
+          <w:color w:val="101010"/>
+          <w:sz w:val="22"/>
+        </w:rPr>
+        <w:t xml:space="preserve"> on the v2 implementation. Notably, the debounce test fails against the v1 arbiter (which landed on a single bad GPS sample) and the cancel and interlock tests are unsatisfiable in v1 (no recall path; abort returned with the vehicle airborne) — i.e., the suite discriminates the safety properties this paper claims rather than merely restating the implementation.</w:t>
+      </w:r>
+    </w:p>
+    <w:p>
+      <w:pPr>
+        <w:spacing w:line="360" w:lineRule="auto" w:after="120"/>
+        <w:jc w:val="both"/>
+      </w:pPr>
+      <w:r>
+        <w:rPr>
+          <w:rFonts w:ascii="Times New Roman" w:hAnsi="Times New Roman"/>
+          <w:color w:val="101010"/>
+          <w:sz w:val="22"/>
+        </w:rPr>
+        <w:t>The closest-approach figures, an order of magnitude inside the 5 m tolerance, indicate that terminal accuracy is bounded by the autopilot's loiter behaviour [1] rather than the dispatch layer. Wall-clock variance across runs 3–6 is under 3%, dominated by fixed simulator boot and connection phases.</w:t>
+      </w:r>
+    </w:p>
+    <w:p>
+      <w:pPr>
+        <w:keepNext/>
+        <w:spacing w:before="280" w:after="120"/>
+      </w:pPr>
+      <w:r>
+        <w:rPr>
+          <w:rFonts w:ascii="Calibri" w:hAnsi="Calibri"/>
+          <w:b/>
+          <w:i w:val="0"/>
+          <w:color w:val="1F3A5F"/>
+          <w:sz w:val="26"/>
+        </w:rPr>
+        <w:t>7. Discussion</w:t>
+      </w:r>
+    </w:p>
+    <w:p>
+      <w:pPr>
+        <w:keepNext/>
+        <w:spacing w:before="200" w:after="120"/>
+      </w:pPr>
+      <w:r>
+        <w:rPr>
+          <w:rFonts w:ascii="Calibri" w:hAnsi="Calibri"/>
+          <w:b/>
+          <w:i/>
+          <w:color w:val="1F3A5F"/>
+          <w:sz w:val="23"/>
+        </w:rPr>
+        <w:t>7.1 From simulation to a real airframe</w:t>
+      </w:r>
+    </w:p>
+    <w:p>
+      <w:pPr>
+        <w:spacing w:line="360" w:lineRule="auto" w:after="120"/>
+        <w:jc w:val="both"/>
+      </w:pPr>
+      <w:r>
+        <w:rPr>
+          <w:rFonts w:ascii="Times New Roman" w:hAnsi="Times New Roman"/>
+          <w:color w:val="101010"/>
+          <w:sz w:val="22"/>
+        </w:rPr>
+        <w:t xml:space="preserve">The behavioural deltas for hardware are deliberately confined to configuration: the MAVLink connection string; restoration of ArduPilot's stock pre-arm gating (the SITL-only relaxation is dead code unless </w:t>
+      </w:r>
+      <w:r>
+        <w:rPr>
+          <w:rFonts w:ascii="Consolas" w:hAnsi="Consolas"/>
+          <w:color w:val="101010"/>
+          <w:sz w:val="22"/>
+        </w:rPr>
+        <w:t>SITL_MODE=1</w:t>
+      </w:r>
+      <w:r>
+        <w:rPr>
+          <w:rFonts w:ascii="Times New Roman" w:hAnsi="Times New Roman"/>
+          <w:color w:val="101010"/>
+          <w:sz w:val="22"/>
+        </w:rPr>
+        <w:t>); the real-hardware parameter set (failsafes, fence, RTL altitude); and mandatory pilot-side equipment (RC override and kill switch) consistent with prevailing regulation [13] and, in India, the Drone Rules 2021 [15]. The project's hardware documentation specifies a complete build (≈ ₹36,000 minimum bill of materials, Figure 6/8) and a staged flight progression: props-off arming, manual hover, single short GUIDED leg, tethered autonomous cycle, then operational missions.</w:t>
+      </w:r>
+    </w:p>
+    <w:p>
+      <w:pPr>
+        <w:jc w:val="center"/>
+      </w:pPr>
+      <w:r>
+        <w:drawing>
+          <wp:inline xmlns:a="http://schemas.openxmlformats.org/drawingml/2006/main" xmlns:pic="http://schemas.openxmlformats.org/drawingml/2006/picture">
+            <wp:extent cx="5669280" cy="3531565"/>
+            <wp:docPr id="7" name="Picture 7"/>
+            <wp:cNvGraphicFramePr>
+              <a:graphicFrameLocks noChangeAspect="1"/>
+            </wp:cNvGraphicFramePr>
+            <a:graphic>
+              <a:graphicData uri="http://schemas.openxmlformats.org/drawingml/2006/picture">
+                <pic:pic>
+                  <pic:nvPicPr>
+                    <pic:cNvPr id="0" name="hardware_architecture.png"/>
+                    <pic:cNvPicPr/>
+                  </pic:nvPicPr>
+                  <pic:blipFill>
+                    <a:blip r:embed="rId16"/>
+                    <a:stretch>
+                      <a:fillRect/>
+                    </a:stretch>
+                  </pic:blipFill>
+                  <pic:spPr>
+                    <a:xfrm>
+                      <a:off x="0" y="0"/>
+                      <a:ext cx="5669280" cy="3531565"/>
+                    </a:xfrm>
+                    <a:prstGeom prst="rect"/>
+                  </pic:spPr>
+                </pic:pic>
+              </a:graphicData>
+            </a:graphic>
+          </wp:inline>
+        </w:drawing>
+      </w:r>
+    </w:p>
+    <w:p>
+      <w:pPr>
+        <w:jc w:val="center"/>
+      </w:pPr>
+      <w:r>
+        <w:rPr>
+          <w:rFonts w:ascii="Calibri" w:hAnsi="Calibri"/>
+          <w:i/>
+          <w:color w:val="555B63"/>
+          <w:sz w:val="18"/>
+        </w:rPr>
+        <w:t>Figure 6 — Airframe hardware architecture</w:t>
+      </w:r>
+    </w:p>
+    <w:p>
+      <w:pPr>
+        <w:keepNext/>
+        <w:spacing w:before="200" w:after="120"/>
+      </w:pPr>
+      <w:r>
+        <w:rPr>
+          <w:rFonts w:ascii="Calibri" w:hAnsi="Calibri"/>
+          <w:b/>
+          <w:i/>
+          <w:color w:val="1F3A5F"/>
+          <w:sz w:val="23"/>
+        </w:rPr>
+        <w:t>7.2 Threats to validity</w:t>
+      </w:r>
+    </w:p>
+    <w:p>
+      <w:pPr>
+        <w:spacing w:line="360" w:lineRule="auto" w:after="120"/>
+        <w:jc w:val="both"/>
+      </w:pPr>
+      <w:r>
+        <w:rPr>
           <w:rFonts w:ascii="Times New Roman" w:hAnsi="Times New Roman"/>
           <w:i/>
-          <w:color w:val="1F3A5F"/>
-          <w:sz w:val="20"/>
-        </w:rPr>
-        <w:t>Figure 4. Reconstructed top-down flight trajectory for Run 5. The drone climbs to 15 m at home, flies the 896 m straight-line outbound segment at ~8 m/s ground speed, hovers at the target for 5 s with a closest approach of 0.4 m, then returns along the reciprocal track and lands within 0.0 m of the home pad.</w:t>
+          <w:color w:val="101010"/>
+          <w:sz w:val="22"/>
+        </w:rPr>
+        <w:t>Firmware vintage.</w:t>
+      </w:r>
+      <w:r>
+        <w:rPr>
+          <w:rFonts w:ascii="Times New Roman" w:hAnsi="Times New Roman"/>
+          <w:color w:val="101010"/>
+          <w:sz w:val="22"/>
+        </w:rPr>
+        <w:t xml:space="preserve"> The SITL firmware is ArduCopter 3.3; mode-handling and EKF behaviour have evolved since. The architecture treats the autopilot as an untrusted command sink, which should transfer — §4.2 is a superset of what modern firmware needs — but the specific rejection mode that motivated it may not reproduce on 4.x, and 4.x validation remains future work. </w:t>
+      </w:r>
+      <w:r>
+        <w:rPr>
+          <w:rFonts w:ascii="Times New Roman" w:hAnsi="Times New Roman"/>
+          <w:i/>
+          <w:color w:val="101010"/>
+          <w:sz w:val="22"/>
+        </w:rPr>
+        <w:t>Environmental idealism.</w:t>
+      </w:r>
+      <w:r>
+        <w:rPr>
+          <w:rFonts w:ascii="Times New Roman" w:hAnsi="Times New Roman"/>
+          <w:color w:val="101010"/>
+          <w:sz w:val="22"/>
+        </w:rPr>
+        <w:t xml:space="preserve"> SITL flights have perfect GPS and no wind; the unit tier injects sensor faults synthetically, but a hardware-in-the-loop fault-injection campaign has not yet been run. </w:t>
+      </w:r>
+      <w:r>
+        <w:rPr>
+          <w:rFonts w:ascii="Times New Roman" w:hAnsi="Times New Roman"/>
+          <w:i/>
+          <w:color w:val="101010"/>
+          <w:sz w:val="22"/>
+        </w:rPr>
+        <w:t>Single-vehicle scope.</w:t>
+      </w:r>
+      <w:r>
+        <w:rPr>
+          <w:rFonts w:ascii="Times New Roman" w:hAnsi="Times New Roman"/>
+          <w:color w:val="101010"/>
+          <w:sz w:val="22"/>
+        </w:rPr>
+        <w:t xml:space="preserve"> The interlock invariant is stated and enforced for one airframe; multi-drone fleets would relocate it to a per-vehicle executor under a routing layer, which is designed-for but not implemented. </w:t>
+      </w:r>
+      <w:r>
+        <w:rPr>
+          <w:rFonts w:ascii="Times New Roman" w:hAnsi="Times New Roman"/>
+          <w:i/>
+          <w:color w:val="101010"/>
+          <w:sz w:val="22"/>
+        </w:rPr>
+        <w:t>Security model.</w:t>
+      </w:r>
+      <w:r>
+        <w:rPr>
+          <w:rFonts w:ascii="Times New Roman" w:hAnsi="Times New Roman"/>
+          <w:color w:val="101010"/>
+          <w:sz w:val="22"/>
+        </w:rPr>
+        <w:t xml:space="preserve"> Shared-token authentication and edge-validated geofencing protect against accidental and casual misuse on a private network; they are not a defence against a capable network adversary (no TLS termination, replay protection, or per-operator identity inside the stack itself).</w:t>
       </w:r>
     </w:p>
     <w:p>
       <w:pPr>
-        <w:jc w:val="both"/>
-      </w:pPr>
-      <w:r>
-        <w:rPr>
-          <w:rFonts w:ascii="Times New Roman" w:hAnsi="Times New Roman"/>
-          <w:sz w:val="22"/>
-        </w:rPr>
-        <w:t>The wall-clock difference between Run 2 and Runs 3–5 is dominated by a 180 s timeout that Run 2 hit in the vehicle-connection wait phase before falling back to ‘trigger anyway’. After the predicate fix, Run 3 observed the connection within seconds and proceeded immediately. Run 4 was executed after introducing the SITL_MODE environment-variable gate described in 4.3 and reproduced Run 3 within measurement noise. Run 5 was executed against the final published codebase (commit 8b4ac10 on origin/main) and confirms behavioural stability. The closest-approach distances of 0.4–0.5 m are about an order of magnitude tighter than the 5 m tolerance, indicating that the limiting factor for arrival precision in our setup is the autopilot's own loiter behaviour [1] rather than the dispatch logic.</w:t>
+        <w:keepNext/>
+        <w:spacing w:before="200" w:after="120"/>
+      </w:pPr>
+      <w:r>
+        <w:rPr>
+          <w:rFonts w:ascii="Calibri" w:hAnsi="Calibri"/>
+          <w:b/>
+          <w:i/>
+          <w:color w:val="1F3A5F"/>
+          <w:sz w:val="23"/>
+        </w:rPr>
+        <w:t>7.3 Limitations of the contribution claim</w:t>
       </w:r>
     </w:p>
     <w:p>
       <w:pPr>
-        <w:pStyle w:val="Heading1"/>
-      </w:pPr>
-      <w:r>
-        <w:t>7. Discussion</w:t>
+        <w:spacing w:line="360" w:lineRule="auto" w:after="120"/>
+        <w:jc w:val="both"/>
+      </w:pPr>
+      <w:r>
+        <w:rPr>
+          <w:rFonts w:ascii="Times New Roman" w:hAnsi="Times New Roman"/>
+          <w:color w:val="101010"/>
+          <w:sz w:val="22"/>
+        </w:rPr>
+        <w:t>We claim engineering contributions — verified command delivery, the landing interlock, arbitration semantics, and a reproducible two-tier validation — implemented and demonstrated in an integrated open-source system. We do not claim novel guidance, navigation, or control theory; the autopilot's GNC stack is used as supplied [1].</w:t>
       </w:r>
     </w:p>
     <w:p>
       <w:pPr>
-        <w:pStyle w:val="Heading2"/>
-      </w:pPr>
-      <w:r>
-        <w:t>7.1 From simulation to a real Pixhawk</w:t>
+        <w:keepNext/>
+        <w:spacing w:before="280" w:after="120"/>
+      </w:pPr>
+      <w:r>
+        <w:rPr>
+          <w:rFonts w:ascii="Calibri" w:hAnsi="Calibri"/>
+          <w:b/>
+          <w:i w:val="0"/>
+          <w:color w:val="1F3A5F"/>
+          <w:sz w:val="26"/>
+        </w:rPr>
+        <w:t>8. Conclusion and Future Work</w:t>
       </w:r>
     </w:p>
     <w:p>
       <w:pPr>
+        <w:spacing w:line="360" w:lineRule="auto" w:after="120"/>
         <w:jc w:val="both"/>
       </w:pPr>
       <w:r>
         <w:rPr>
           <w:rFonts w:ascii="Times New Roman" w:hAnsi="Times New Roman"/>
-          <w:sz w:val="22"/>
-        </w:rPr>
-        <w:t>The principal behavioural change required to fly real hardware is the restoration of ArduPilot's pre-arm safety gating [1], which we achieved through the SITL_MODE environment variable described in 4.3. Beyond that, the move to real hardware is configurational: change the MAVLink connection string [2] from tcp:127.0.0.1:5760 to a serial device such as /dev/serial0,921600; apply the parameter set documented in the companion hardware-integration guide; calibrate the accelerometer, compass, ESCs, and radio [1]; configure an RC kill switch. We do not claim that running our software on a real airframe is risk-free. On the contrary, the most important non-software observation from this work is that ‘autonomous’ must not mean ‘uninterruptible.’ Every flight test plan we recommend ends with a transmitter in a pilot's hand, a kill switch under their thumb, and a visual line of sight to the aircraft, in keeping with prevailing small-UAS regulation [13].</w:t>
+          <w:color w:val="101010"/>
+          <w:sz w:val="22"/>
+        </w:rPr>
+        <w:t>A dispatch layer that treats its autopilot as an unreliable command sink, proves command adoption from telemetry, and refuses to overlap missions with an airborne vehicle converts several silent failure modes into either retried-and-recovered events or cleanly failed missions. The implementation validates end-to-end in SITL with terminal accuracy an order of magnitude inside tolerance, and its safety logic is pinned by a fast unit suite suitable for CI.</w:t>
       </w:r>
     </w:p>
     <w:p>
       <w:pPr>
-        <w:pStyle w:val="Heading2"/>
-      </w:pPr>
-      <w:r>
-        <w:t>7.2 Limitations of the current evaluation</w:t>
+        <w:spacing w:line="360" w:lineRule="auto" w:after="120"/>
+        <w:jc w:val="both"/>
+      </w:pPr>
+      <w:r>
+        <w:rPr>
+          <w:rFonts w:ascii="Times New Roman" w:hAnsi="Times New Roman"/>
+          <w:color w:val="101010"/>
+          <w:sz w:val="22"/>
+        </w:rPr>
+        <w:t>Future work, in priority order: migration of the MAVLink layer from DroneKit to pymavlink/MAVSDK with ArduPilot 4.x SITL validation; scripted fault-injection flights (battery collapse, GPS denial, fence breach mid-mission) measuring response latency and touchdown dispersion; hardware flights on the documented Pixhawk build; TLS + per-operator identity on the trigger surface; and the multi-vehicle routing layer.</w:t>
       </w:r>
     </w:p>
     <w:p>
       <w:pPr>
+        <w:spacing w:line="360" w:lineRule="auto" w:after="120"/>
         <w:jc w:val="both"/>
       </w:pPr>
       <w:r>
         <w:rPr>
           <w:rFonts w:ascii="Times New Roman" w:hAnsi="Times New Roman"/>
-          <w:sz w:val="22"/>
-        </w:rPr>
-        <w:t>The simulator used here, ArduCopter 3.3 [5], is a decade old. While the MAVLink protocol surface [2] has been stable, the autopilot's internal behaviour [1] — particularly around mode switching, EKF convergence, and arming gating — has evolved. The mode-set issue we describe in 4.2 may not appear on Copter 4.x [1], and we have not yet validated the system against a current SITL build. A reproduction of the same test against ArduCopter 4.5 would strengthen the claim that the architecture is autopilot-version-agnostic. Our SITL evaluation also assumes perfect GPS, no wind, and a 100%-healthy battery. None of those hold on a real aircraft. The failsafe monitor exists precisely to make the system degrade safely when they do not, but its behaviour under partial-failure conditions has not been quantitatively measured in this paper.</w:t>
+          <w:color w:val="101010"/>
+          <w:sz w:val="22"/>
+        </w:rPr>
+        <w:t>The full source, both test tiers, the figures, and the documentation set (build guide, hardware integration, system reference, patentability analysis, thesis) are available in the repository.</w:t>
       </w:r>
     </w:p>
     <w:p>
       <w:pPr>
-        <w:pStyle w:val="Heading2"/>
-      </w:pPr>
-      <w:r>
-        <w:t>7.3 Threats to validity</w:t>
+        <w:keepNext/>
+        <w:spacing w:before="280" w:after="120"/>
+      </w:pPr>
+      <w:r>
+        <w:rPr>
+          <w:rFonts w:ascii="Calibri" w:hAnsi="Calibri"/>
+          <w:b/>
+          <w:i w:val="0"/>
+          <w:color w:val="1F3A5F"/>
+          <w:sz w:val="26"/>
+        </w:rPr>
+        <w:t>9. References</w:t>
       </w:r>
     </w:p>
     <w:p>
       <w:pPr>
-        <w:pStyle w:val="ListBullet"/>
+        <w:spacing w:line="360" w:lineRule="auto" w:after="120"/>
         <w:jc w:val="both"/>
       </w:pPr>
       <w:r>
         <w:rPr>
           <w:rFonts w:ascii="Times New Roman" w:hAnsi="Times New Roman"/>
-          <w:sz w:val="22"/>
-        </w:rPr>
-        <w:t>Internal validity. All five runs use the same host, the same Python environment, and the same SITL binary [5]; we have not measured variance across machines or networks. The behaviour of dronekit-sitl on Linux may differ.</w:t>
+          <w:color w:val="101010"/>
+          <w:sz w:val="22"/>
+        </w:rPr>
+        <w:t>References are listed in citation order. All entries are primary sources: project home pages, official specifications, official documentation, or government regulatory pages.</w:t>
       </w:r>
     </w:p>
     <w:p>
       <w:pPr>
-        <w:pStyle w:val="ListBullet"/>
+        <w:spacing w:line="360" w:lineRule="auto" w:after="60"/>
+        <w:ind w:left="360"/>
         <w:jc w:val="both"/>
       </w:pPr>
       <w:r>
         <w:rPr>
           <w:rFonts w:ascii="Times New Roman" w:hAnsi="Times New Roman"/>
-          <w:sz w:val="22"/>
-        </w:rPr>
-        <w:t>External validity. The test scenario is geographically small (896 m one way) and short in duration (~145 s of flight). Larger missions may surface issues — for example, the path history list in the executor is capped at 2000 points, which would be insufficient for missions longer than ~16 minutes at the default 500 ms sample rate.</w:t>
+          <w:color w:val="101010"/>
+          <w:sz w:val="22"/>
+        </w:rPr>
+        <w:t xml:space="preserve">•  </w:t>
+      </w:r>
+      <w:r>
+        <w:rPr>
+          <w:rFonts w:ascii="Times New Roman" w:hAnsi="Times New Roman"/>
+          <w:b/>
+          <w:color w:val="101010"/>
+          <w:sz w:val="22"/>
+        </w:rPr>
+        <w:t>[1] ArduPilot Project.</w:t>
+      </w:r>
+      <w:r>
+        <w:rPr>
+          <w:rFonts w:ascii="Times New Roman" w:hAnsi="Times New Roman"/>
+          <w:color w:val="101010"/>
+          <w:sz w:val="22"/>
+        </w:rPr>
+        <w:t xml:space="preserve"> Open-source autopilot firmware (Copter,</w:t>
       </w:r>
     </w:p>
     <w:p>
       <w:pPr>
-        <w:pStyle w:val="ListBullet"/>
+        <w:spacing w:line="360" w:lineRule="auto" w:after="120"/>
         <w:jc w:val="both"/>
       </w:pPr>
       <w:r>
         <w:rPr>
           <w:rFonts w:ascii="Times New Roman" w:hAnsi="Times New Roman"/>
-          <w:sz w:val="22"/>
-        </w:rPr>
-        <w:t>Construct validity. ‘Reached target’ is defined as ‘closest approach ≤ 5 m at any point in the mission.’ A more conservative definition would require the airframe to remain within tolerance for the duration of the hover; we did not measure this.</w:t>
+          <w:color w:val="101010"/>
+          <w:sz w:val="22"/>
+        </w:rPr>
+        <w:t xml:space="preserve">Plane, Rover, Sub) and documentation, including SITL and failsafe configuration. </w:t>
+      </w:r>
+      <w:r>
+        <w:rPr>
+          <w:rFonts w:ascii="Times New Roman" w:hAnsi="Times New Roman"/>
+          <w:color w:val="0563C1"/>
+          <w:sz w:val="22"/>
+          <w:u w:val="single"/>
+        </w:rPr>
+        <w:t>https://ardupilot.org</w:t>
+      </w:r>
+      <w:r>
+        <w:rPr>
+          <w:rFonts w:ascii="Times New Roman" w:hAnsi="Times New Roman"/>
+          <w:color w:val="101010"/>
+          <w:sz w:val="22"/>
+        </w:rPr>
+        <w:t>. Accessed 2026-06-11.</w:t>
       </w:r>
     </w:p>
     <w:p>
       <w:pPr>
-        <w:pStyle w:val="Heading1"/>
-      </w:pPr>
-      <w:r>
-        <w:t>8. Conclusion and Future Work</w:t>
+        <w:spacing w:line="360" w:lineRule="auto" w:after="60"/>
+        <w:ind w:left="360"/>
+        <w:jc w:val="both"/>
+      </w:pPr>
+      <w:r>
+        <w:rPr>
+          <w:rFonts w:ascii="Times New Roman" w:hAnsi="Times New Roman"/>
+          <w:color w:val="101010"/>
+          <w:sz w:val="22"/>
+        </w:rPr>
+        <w:t xml:space="preserve">•  </w:t>
+      </w:r>
+      <w:r>
+        <w:rPr>
+          <w:rFonts w:ascii="Times New Roman" w:hAnsi="Times New Roman"/>
+          <w:b/>
+          <w:color w:val="101010"/>
+          <w:sz w:val="22"/>
+        </w:rPr>
+        <w:t>[2] MAVLink Developer Guide.</w:t>
+      </w:r>
+      <w:r>
+        <w:rPr>
+          <w:rFonts w:ascii="Times New Roman" w:hAnsi="Times New Roman"/>
+          <w:color w:val="101010"/>
+          <w:sz w:val="22"/>
+        </w:rPr>
+        <w:t xml:space="preserve"> Micro Air Vehicle communication</w:t>
       </w:r>
     </w:p>
     <w:p>
       <w:pPr>
+        <w:spacing w:line="360" w:lineRule="auto" w:after="120"/>
         <w:jc w:val="both"/>
       </w:pPr>
       <w:r>
         <w:rPr>
           <w:rFonts w:ascii="Times New Roman" w:hAnsi="Times New Roman"/>
-          <w:sz w:val="22"/>
-        </w:rPr>
-        <w:t>We have demonstrated a complete software stack for trigger-driven autonomous UAV dispatch and validated it end-to-end against ArduPilot SITL [1] [5]. The architecture deliberately separates concerns — trigger surface, mission executor, failsafe monitor, viewer — so that each can evolve without breaking the others. The transition from simulation to a real Pixhawk-based airframe [12] is a configuration change rather than a code change, gated behind an environment variable so that production deployments inherit ArduPilot's full pre-arm safety gating [1].</w:t>
+          <w:color w:val="101010"/>
+          <w:sz w:val="22"/>
+        </w:rPr>
+        <w:t>protocol specification, including HEARTBEAT, SET_MODE, and COMMAND_LONG (</w:t>
+      </w:r>
+      <w:r>
+        <w:rPr>
+          <w:rFonts w:ascii="Consolas" w:hAnsi="Consolas"/>
+          <w:color w:val="101010"/>
+          <w:sz w:val="22"/>
+        </w:rPr>
+        <w:t>MAV_CMD_DO_SET_MODE</w:t>
+      </w:r>
+      <w:r>
+        <w:rPr>
+          <w:rFonts w:ascii="Times New Roman" w:hAnsi="Times New Roman"/>
+          <w:color w:val="101010"/>
+          <w:sz w:val="22"/>
+        </w:rPr>
+        <w:t xml:space="preserve">). </w:t>
+      </w:r>
+      <w:r>
+        <w:rPr>
+          <w:rFonts w:ascii="Times New Roman" w:hAnsi="Times New Roman"/>
+          <w:color w:val="0563C1"/>
+          <w:sz w:val="22"/>
+          <w:u w:val="single"/>
+        </w:rPr>
+        <w:t>https://mavlink.io/en/</w:t>
+      </w:r>
+      <w:r>
+        <w:rPr>
+          <w:rFonts w:ascii="Times New Roman" w:hAnsi="Times New Roman"/>
+          <w:color w:val="101010"/>
+          <w:sz w:val="22"/>
+        </w:rPr>
+        <w:t>. Accessed 2026-06-11.</w:t>
       </w:r>
     </w:p>
     <w:p>
       <w:pPr>
+        <w:spacing w:line="360" w:lineRule="auto" w:after="60"/>
+        <w:ind w:left="360"/>
         <w:jc w:val="both"/>
       </w:pPr>
       <w:r>
         <w:rPr>
           <w:rFonts w:ascii="Times New Roman" w:hAnsi="Times New Roman"/>
-          <w:sz w:val="22"/>
-        </w:rPr>
-        <w:t>Future work falls into three lines. First, we would like to validate the system against current ArduPilot 4.x SITL builds [1] and against PX4 SITL to demonstrate autopilot independence. Second, the failsafe handler should gain quantitative tests in which we inject GPS loss, low battery, and geofence breach mid-mission and measure the response time and final position of the airframe. Third, the trigger surface [6] should grow an authentication layer suitable for deployment over a public network — the current implementation uses unauthenticated CORS-open endpoints because we expect the API to sit behind a tunnel on a private LAN.</w:t>
+          <w:color w:val="101010"/>
+          <w:sz w:val="22"/>
+        </w:rPr>
+        <w:t xml:space="preserve">•  </w:t>
+      </w:r>
+      <w:r>
+        <w:rPr>
+          <w:rFonts w:ascii="Times New Roman" w:hAnsi="Times New Roman"/>
+          <w:b/>
+          <w:color w:val="101010"/>
+          <w:sz w:val="22"/>
+        </w:rPr>
+        <w:t>[3] DroneKit-Python.</w:t>
+      </w:r>
+      <w:r>
+        <w:rPr>
+          <w:rFonts w:ascii="Times New Roman" w:hAnsi="Times New Roman"/>
+          <w:color w:val="101010"/>
+          <w:sz w:val="22"/>
+        </w:rPr>
+        <w:t xml:space="preserve"> Python library for MAVLink-based vehicle</w:t>
       </w:r>
     </w:p>
     <w:p>
       <w:pPr>
+        <w:spacing w:line="360" w:lineRule="auto" w:after="120"/>
         <w:jc w:val="both"/>
       </w:pPr>
       <w:r>
         <w:rPr>
           <w:rFonts w:ascii="Times New Roman" w:hAnsi="Times New Roman"/>
-          <w:sz w:val="22"/>
-        </w:rPr>
-        <w:t>The full source, including the SITL test harness whose results are reported in Section 6, is available at https://github.com/SV-1411/drone.git.</w:t>
+          <w:color w:val="101010"/>
+          <w:sz w:val="22"/>
+        </w:rPr>
+        <w:t xml:space="preserve">control, version 2.9.2. </w:t>
+      </w:r>
+      <w:r>
+        <w:rPr>
+          <w:rFonts w:ascii="Times New Roman" w:hAnsi="Times New Roman"/>
+          <w:color w:val="0563C1"/>
+          <w:sz w:val="22"/>
+          <w:u w:val="single"/>
+        </w:rPr>
+        <w:t>https://github.com/dronekit/dronekit-python</w:t>
+      </w:r>
+      <w:r>
+        <w:rPr>
+          <w:rFonts w:ascii="Times New Roman" w:hAnsi="Times New Roman"/>
+          <w:color w:val="101010"/>
+          <w:sz w:val="22"/>
+        </w:rPr>
+        <w:t>. Accessed 2026-06-11.</w:t>
       </w:r>
     </w:p>
     <w:p>
       <w:pPr>
-        <w:pStyle w:val="Heading1"/>
-      </w:pPr>
-      <w:r>
-        <w:t>9. References</w:t>
+        <w:spacing w:line="360" w:lineRule="auto" w:after="60"/>
+        <w:ind w:left="360"/>
+        <w:jc w:val="both"/>
+      </w:pPr>
+      <w:r>
+        <w:rPr>
+          <w:rFonts w:ascii="Times New Roman" w:hAnsi="Times New Roman"/>
+          <w:color w:val="101010"/>
+          <w:sz w:val="22"/>
+        </w:rPr>
+        <w:t xml:space="preserve">•  </w:t>
+      </w:r>
+      <w:r>
+        <w:rPr>
+          <w:rFonts w:ascii="Times New Roman" w:hAnsi="Times New Roman"/>
+          <w:b/>
+          <w:color w:val="101010"/>
+          <w:sz w:val="22"/>
+        </w:rPr>
+        <w:t>[4] pymavlink.</w:t>
+      </w:r>
+      <w:r>
+        <w:rPr>
+          <w:rFonts w:ascii="Times New Roman" w:hAnsi="Times New Roman"/>
+          <w:color w:val="101010"/>
+          <w:sz w:val="22"/>
+        </w:rPr>
+        <w:t xml:space="preserve"> Python implementation of the MAVLink protocol.</w:t>
       </w:r>
     </w:p>
     <w:p>
       <w:pPr>
+        <w:spacing w:line="360" w:lineRule="auto" w:after="120"/>
         <w:jc w:val="both"/>
       </w:pPr>
       <w:r>
-        <w:t>References are listed in citation order. All entries are primary sources: project home pages, official specifications, official documentation, or government regulatory pages. No third-party paper, blog post, or generated text is cited or paraphrased.</w:t>
+        <w:rPr>
+          <w:rFonts w:ascii="Times New Roman" w:hAnsi="Times New Roman"/>
+          <w:color w:val="0563C1"/>
+          <w:sz w:val="22"/>
+          <w:u w:val="single"/>
+        </w:rPr>
+        <w:t>https://github.com/ArduPilot/pymavlink</w:t>
+      </w:r>
+      <w:r>
+        <w:rPr>
+          <w:rFonts w:ascii="Times New Roman" w:hAnsi="Times New Roman"/>
+          <w:color w:val="101010"/>
+          <w:sz w:val="22"/>
+        </w:rPr>
+        <w:t>. Accessed 2026-06-11.</w:t>
       </w:r>
     </w:p>
     <w:p>
       <w:pPr>
-        <w:ind w:left="432" w:hanging="432"/>
-      </w:pPr>
+        <w:spacing w:line="360" w:lineRule="auto" w:after="60"/>
+        <w:ind w:left="360"/>
+        <w:jc w:val="both"/>
+      </w:pPr>
+      <w:r>
+        <w:rPr>
+          <w:rFonts w:ascii="Times New Roman" w:hAnsi="Times New Roman"/>
+          <w:color w:val="101010"/>
+          <w:sz w:val="22"/>
+        </w:rPr>
+        <w:t xml:space="preserve">•  </w:t>
+      </w:r>
       <w:r>
         <w:rPr>
           <w:rFonts w:ascii="Times New Roman" w:hAnsi="Times New Roman"/>
           <w:b/>
-          <w:sz w:val="22"/>
-        </w:rPr>
-        <w:t xml:space="preserve">[1] ArduPilot Project. </w:t>
+          <w:color w:val="101010"/>
+          <w:sz w:val="22"/>
+        </w:rPr>
+        <w:t>[5] dronekit-sitl.</w:t>
       </w:r>
       <w:r>
         <w:rPr>
           <w:rFonts w:ascii="Times New Roman" w:hAnsi="Times New Roman"/>
-          <w:sz w:val="22"/>
-        </w:rPr>
-        <w:t xml:space="preserve">Open-source autopilot firmware (Copter, Plane, Rover, Sub). </w:t>
-      </w:r>
-      <w:hyperlink r:id="rId15">
-        <w:r>
-          <w:rPr>
-            <w:color w:val="0563C1"/>
-            <w:u w:val="single"/>
-            <w:rFonts w:ascii="Times New Roman" w:hAnsi="Times New Roman"/>
-            <w:sz w:val="22"/>
-          </w:rPr>
-          <w:t>https://ardupilot.org</w:t>
-        </w:r>
-      </w:hyperlink>
-      <w:r>
-        <w:rPr>
-          <w:rFonts w:ascii="Times New Roman" w:hAnsi="Times New Roman"/>
-          <w:sz w:val="22"/>
-        </w:rPr>
-        <w:t>. Accessed 2026-06-06.</w:t>
+          <w:color w:val="101010"/>
+          <w:sz w:val="22"/>
+        </w:rPr>
+        <w:t xml:space="preserve"> SITL launcher and prebuilt ArduCopter binaries,</w:t>
       </w:r>
     </w:p>
     <w:p>
       <w:pPr>
-        <w:ind w:left="432" w:hanging="432"/>
-      </w:pPr>
+        <w:spacing w:line="360" w:lineRule="auto" w:after="120"/>
+        <w:jc w:val="both"/>
+      </w:pPr>
+      <w:r>
+        <w:rPr>
+          <w:rFonts w:ascii="Times New Roman" w:hAnsi="Times New Roman"/>
+          <w:color w:val="101010"/>
+          <w:sz w:val="22"/>
+        </w:rPr>
+        <w:t xml:space="preserve">version 3.3.0. </w:t>
+      </w:r>
+      <w:r>
+        <w:rPr>
+          <w:rFonts w:ascii="Times New Roman" w:hAnsi="Times New Roman"/>
+          <w:color w:val="0563C1"/>
+          <w:sz w:val="22"/>
+          <w:u w:val="single"/>
+        </w:rPr>
+        <w:t>https://github.com/dronekit/dronekit-sitl</w:t>
+      </w:r>
+      <w:r>
+        <w:rPr>
+          <w:rFonts w:ascii="Times New Roman" w:hAnsi="Times New Roman"/>
+          <w:color w:val="101010"/>
+          <w:sz w:val="22"/>
+        </w:rPr>
+        <w:t>. Accessed 2026-06-11.</w:t>
+      </w:r>
+    </w:p>
+    <w:p>
+      <w:pPr>
+        <w:spacing w:line="360" w:lineRule="auto" w:after="60"/>
+        <w:ind w:left="360"/>
+        <w:jc w:val="both"/>
+      </w:pPr>
+      <w:r>
+        <w:rPr>
+          <w:rFonts w:ascii="Times New Roman" w:hAnsi="Times New Roman"/>
+          <w:color w:val="101010"/>
+          <w:sz w:val="22"/>
+        </w:rPr>
+        <w:t xml:space="preserve">•  </w:t>
+      </w:r>
       <w:r>
         <w:rPr>
           <w:rFonts w:ascii="Times New Roman" w:hAnsi="Times New Roman"/>
           <w:b/>
-          <w:sz w:val="22"/>
-        </w:rPr>
-        <w:t xml:space="preserve">[2] MAVLink Developer Guide. </w:t>
+          <w:color w:val="101010"/>
+          <w:sz w:val="22"/>
+        </w:rPr>
+        <w:t>[6] FastAPI.</w:t>
       </w:r>
       <w:r>
         <w:rPr>
           <w:rFonts w:ascii="Times New Roman" w:hAnsi="Times New Roman"/>
-          <w:sz w:val="22"/>
-        </w:rPr>
-        <w:t xml:space="preserve">Micro Air Vehicle communication protocol specification, including SET_MODE, COMMAND_LONG, and HEARTBEAT message definitions. </w:t>
-      </w:r>
-      <w:hyperlink r:id="rId16">
-        <w:r>
-          <w:rPr>
-            <w:color w:val="0563C1"/>
-            <w:u w:val="single"/>
-            <w:rFonts w:ascii="Times New Roman" w:hAnsi="Times New Roman"/>
-            <w:sz w:val="22"/>
-          </w:rPr>
-          <w:t>https://mavlink.io/en/</w:t>
-        </w:r>
-      </w:hyperlink>
-      <w:r>
-        <w:rPr>
-          <w:rFonts w:ascii="Times New Roman" w:hAnsi="Times New Roman"/>
-          <w:sz w:val="22"/>
-        </w:rPr>
-        <w:t>. Accessed 2026-06-06.</w:t>
+          <w:color w:val="101010"/>
+          <w:sz w:val="22"/>
+        </w:rPr>
+        <w:t xml:space="preserve"> Python web framework used for the trigger API.</w:t>
       </w:r>
     </w:p>
     <w:p>
       <w:pPr>
-        <w:ind w:left="432" w:hanging="432"/>
-      </w:pPr>
+        <w:spacing w:line="360" w:lineRule="auto" w:after="120"/>
+        <w:jc w:val="both"/>
+      </w:pPr>
+      <w:r>
+        <w:rPr>
+          <w:rFonts w:ascii="Times New Roman" w:hAnsi="Times New Roman"/>
+          <w:color w:val="0563C1"/>
+          <w:sz w:val="22"/>
+          <w:u w:val="single"/>
+        </w:rPr>
+        <w:t>https://fastapi.tiangolo.com</w:t>
+      </w:r>
+      <w:r>
+        <w:rPr>
+          <w:rFonts w:ascii="Times New Roman" w:hAnsi="Times New Roman"/>
+          <w:color w:val="101010"/>
+          <w:sz w:val="22"/>
+        </w:rPr>
+        <w:t>. Accessed 2026-06-11.</w:t>
+      </w:r>
+    </w:p>
+    <w:p>
+      <w:pPr>
+        <w:spacing w:line="360" w:lineRule="auto" w:after="60"/>
+        <w:ind w:left="360"/>
+        <w:jc w:val="both"/>
+      </w:pPr>
+      <w:r>
+        <w:rPr>
+          <w:rFonts w:ascii="Times New Roman" w:hAnsi="Times New Roman"/>
+          <w:color w:val="101010"/>
+          <w:sz w:val="22"/>
+        </w:rPr>
+        <w:t xml:space="preserve">•  </w:t>
+      </w:r>
       <w:r>
         <w:rPr>
           <w:rFonts w:ascii="Times New Roman" w:hAnsi="Times New Roman"/>
           <w:b/>
-          <w:sz w:val="22"/>
-        </w:rPr>
-        <w:t xml:space="preserve">[3] DroneKit-Python. </w:t>
+          <w:color w:val="101010"/>
+          <w:sz w:val="22"/>
+        </w:rPr>
+        <w:t>[7] Uvicorn.</w:t>
       </w:r>
       <w:r>
         <w:rPr>
           <w:rFonts w:ascii="Times New Roman" w:hAnsi="Times New Roman"/>
-          <w:sz w:val="22"/>
-        </w:rPr>
-        <w:t xml:space="preserve">Python library for MAVLink-based vehicle control, version 2.9.2. </w:t>
-      </w:r>
-      <w:hyperlink r:id="rId17">
-        <w:r>
-          <w:rPr>
-            <w:color w:val="0563C1"/>
-            <w:u w:val="single"/>
-            <w:rFonts w:ascii="Times New Roman" w:hAnsi="Times New Roman"/>
-            <w:sz w:val="22"/>
-          </w:rPr>
-          <w:t>https://github.com/dronekit/dronekit-python</w:t>
-        </w:r>
-      </w:hyperlink>
-      <w:r>
-        <w:rPr>
-          <w:rFonts w:ascii="Times New Roman" w:hAnsi="Times New Roman"/>
-          <w:sz w:val="22"/>
-        </w:rPr>
-        <w:t>. Accessed 2026-06-06.</w:t>
+          <w:color w:val="101010"/>
+          <w:sz w:val="22"/>
+        </w:rPr>
+        <w:t xml:space="preserve"> ASGI server hosting the FastAPI application.</w:t>
       </w:r>
     </w:p>
     <w:p>
       <w:pPr>
-        <w:ind w:left="432" w:hanging="432"/>
-      </w:pPr>
+        <w:spacing w:line="360" w:lineRule="auto" w:after="120"/>
+        <w:jc w:val="both"/>
+      </w:pPr>
+      <w:r>
+        <w:rPr>
+          <w:rFonts w:ascii="Times New Roman" w:hAnsi="Times New Roman"/>
+          <w:color w:val="0563C1"/>
+          <w:sz w:val="22"/>
+          <w:u w:val="single"/>
+        </w:rPr>
+        <w:t>https://www.uvicorn.org</w:t>
+      </w:r>
+      <w:r>
+        <w:rPr>
+          <w:rFonts w:ascii="Times New Roman" w:hAnsi="Times New Roman"/>
+          <w:color w:val="101010"/>
+          <w:sz w:val="22"/>
+        </w:rPr>
+        <w:t>. Accessed 2026-06-11.</w:t>
+      </w:r>
+    </w:p>
+    <w:p>
+      <w:pPr>
+        <w:spacing w:line="360" w:lineRule="auto" w:after="60"/>
+        <w:ind w:left="360"/>
+        <w:jc w:val="both"/>
+      </w:pPr>
+      <w:r>
+        <w:rPr>
+          <w:rFonts w:ascii="Times New Roman" w:hAnsi="Times New Roman"/>
+          <w:color w:val="101010"/>
+          <w:sz w:val="22"/>
+        </w:rPr>
+        <w:t xml:space="preserve">•  </w:t>
+      </w:r>
       <w:r>
         <w:rPr>
           <w:rFonts w:ascii="Times New Roman" w:hAnsi="Times New Roman"/>
           <w:b/>
-          <w:sz w:val="22"/>
-        </w:rPr>
-        <w:t xml:space="preserve">[4] pymavlink. </w:t>
+          <w:color w:val="101010"/>
+          <w:sz w:val="22"/>
+        </w:rPr>
+        <w:t>[8] React 18.</w:t>
       </w:r>
       <w:r>
         <w:rPr>
           <w:rFonts w:ascii="Times New Roman" w:hAnsi="Times New Roman"/>
-          <w:sz w:val="22"/>
-        </w:rPr>
-        <w:t xml:space="preserve">Python implementation of the MAVLink protocol. </w:t>
-      </w:r>
-      <w:hyperlink r:id="rId18">
-        <w:r>
-          <w:rPr>
-            <w:color w:val="0563C1"/>
-            <w:u w:val="single"/>
-            <w:rFonts w:ascii="Times New Roman" w:hAnsi="Times New Roman"/>
-            <w:sz w:val="22"/>
-          </w:rPr>
-          <w:t>https://github.com/ArduPilot/pymavlink</w:t>
-        </w:r>
-      </w:hyperlink>
-      <w:r>
-        <w:rPr>
-          <w:rFonts w:ascii="Times New Roman" w:hAnsi="Times New Roman"/>
-          <w:sz w:val="22"/>
-        </w:rPr>
-        <w:t>. Accessed 2026-06-06.</w:t>
+          <w:color w:val="101010"/>
+          <w:sz w:val="22"/>
+        </w:rPr>
+        <w:t xml:space="preserve"> JavaScript library for the viewer dashboard.</w:t>
       </w:r>
     </w:p>
     <w:p>
       <w:pPr>
-        <w:ind w:left="432" w:hanging="432"/>
-      </w:pPr>
+        <w:spacing w:line="360" w:lineRule="auto" w:after="120"/>
+        <w:jc w:val="both"/>
+      </w:pPr>
+      <w:r>
+        <w:rPr>
+          <w:rFonts w:ascii="Times New Roman" w:hAnsi="Times New Roman"/>
+          <w:color w:val="0563C1"/>
+          <w:sz w:val="22"/>
+          <w:u w:val="single"/>
+        </w:rPr>
+        <w:t>https://react.dev</w:t>
+      </w:r>
+      <w:r>
+        <w:rPr>
+          <w:rFonts w:ascii="Times New Roman" w:hAnsi="Times New Roman"/>
+          <w:color w:val="101010"/>
+          <w:sz w:val="22"/>
+        </w:rPr>
+        <w:t>. Accessed 2026-06-11.</w:t>
+      </w:r>
+    </w:p>
+    <w:p>
+      <w:pPr>
+        <w:spacing w:line="360" w:lineRule="auto" w:after="60"/>
+        <w:ind w:left="360"/>
+        <w:jc w:val="both"/>
+      </w:pPr>
+      <w:r>
+        <w:rPr>
+          <w:rFonts w:ascii="Times New Roman" w:hAnsi="Times New Roman"/>
+          <w:color w:val="101010"/>
+          <w:sz w:val="22"/>
+        </w:rPr>
+        <w:t xml:space="preserve">•  </w:t>
+      </w:r>
       <w:r>
         <w:rPr>
           <w:rFonts w:ascii="Times New Roman" w:hAnsi="Times New Roman"/>
           <w:b/>
-          <w:sz w:val="22"/>
-        </w:rPr>
-        <w:t xml:space="preserve">[5] dronekit-sitl. </w:t>
+          <w:color w:val="101010"/>
+          <w:sz w:val="22"/>
+        </w:rPr>
+        <w:t>[9] Vite 5.</w:t>
       </w:r>
       <w:r>
         <w:rPr>
           <w:rFonts w:ascii="Times New Roman" w:hAnsi="Times New Roman"/>
-          <w:sz w:val="22"/>
-        </w:rPr>
-        <w:t xml:space="preserve">SITL launcher and prebuilt ArduCopter binaries, version 3.3.0. </w:t>
-      </w:r>
-      <w:hyperlink r:id="rId19">
-        <w:r>
-          <w:rPr>
-            <w:color w:val="0563C1"/>
-            <w:u w:val="single"/>
-            <w:rFonts w:ascii="Times New Roman" w:hAnsi="Times New Roman"/>
-            <w:sz w:val="22"/>
-          </w:rPr>
-          <w:t>https://github.com/dronekit/dronekit-sitl</w:t>
-        </w:r>
-      </w:hyperlink>
+          <w:color w:val="101010"/>
+          <w:sz w:val="22"/>
+        </w:rPr>
+        <w:t xml:space="preserve"> Build tooling for the dashboard. </w:t>
+      </w:r>
       <w:r>
         <w:rPr>
           <w:rFonts w:ascii="Times New Roman" w:hAnsi="Times New Roman"/>
-          <w:sz w:val="22"/>
-        </w:rPr>
-        <w:t>. Accessed 2026-06-06.</w:t>
+          <w:color w:val="0563C1"/>
+          <w:sz w:val="22"/>
+          <w:u w:val="single"/>
+        </w:rPr>
+        <w:t>https://vite.dev</w:t>
+      </w:r>
+      <w:r>
+        <w:rPr>
+          <w:rFonts w:ascii="Times New Roman" w:hAnsi="Times New Roman"/>
+          <w:color w:val="101010"/>
+          <w:sz w:val="22"/>
+        </w:rPr>
+        <w:t>.</w:t>
       </w:r>
     </w:p>
     <w:p>
       <w:pPr>
-        <w:ind w:left="432" w:hanging="432"/>
-      </w:pPr>
+        <w:spacing w:line="360" w:lineRule="auto" w:after="120"/>
+        <w:jc w:val="both"/>
+      </w:pPr>
+      <w:r>
+        <w:rPr>
+          <w:rFonts w:ascii="Times New Roman" w:hAnsi="Times New Roman"/>
+          <w:color w:val="101010"/>
+          <w:sz w:val="22"/>
+        </w:rPr>
+        <w:t>Accessed 2026-06-11.</w:t>
+      </w:r>
+    </w:p>
+    <w:p>
+      <w:pPr>
+        <w:spacing w:line="360" w:lineRule="auto" w:after="60"/>
+        <w:ind w:left="360"/>
+        <w:jc w:val="both"/>
+      </w:pPr>
+      <w:r>
+        <w:rPr>
+          <w:rFonts w:ascii="Times New Roman" w:hAnsi="Times New Roman"/>
+          <w:color w:val="101010"/>
+          <w:sz w:val="22"/>
+        </w:rPr>
+        <w:t xml:space="preserve">•  </w:t>
+      </w:r>
       <w:r>
         <w:rPr>
           <w:rFonts w:ascii="Times New Roman" w:hAnsi="Times New Roman"/>
           <w:b/>
-          <w:sz w:val="22"/>
-        </w:rPr>
-        <w:t xml:space="preserve">[6] FastAPI. </w:t>
+          <w:color w:val="101010"/>
+          <w:sz w:val="22"/>
+        </w:rPr>
+        <w:t>[10] Leaflet 1.9.</w:t>
       </w:r>
       <w:r>
         <w:rPr>
           <w:rFonts w:ascii="Times New Roman" w:hAnsi="Times New Roman"/>
-          <w:sz w:val="22"/>
-        </w:rPr>
-        <w:t xml:space="preserve">Modern Python web framework used for the trigger API. </w:t>
-      </w:r>
-      <w:hyperlink r:id="rId20">
-        <w:r>
-          <w:rPr>
-            <w:color w:val="0563C1"/>
-            <w:u w:val="single"/>
-            <w:rFonts w:ascii="Times New Roman" w:hAnsi="Times New Roman"/>
-            <w:sz w:val="22"/>
-          </w:rPr>
-          <w:t>https://fastapi.tiangolo.com</w:t>
-        </w:r>
-      </w:hyperlink>
-      <w:r>
-        <w:rPr>
-          <w:rFonts w:ascii="Times New Roman" w:hAnsi="Times New Roman"/>
-          <w:sz w:val="22"/>
-        </w:rPr>
-        <w:t>. Accessed 2026-06-06.</w:t>
+          <w:color w:val="101010"/>
+          <w:sz w:val="22"/>
+        </w:rPr>
+        <w:t xml:space="preserve"> Open-source JavaScript mapping library.</w:t>
       </w:r>
     </w:p>
     <w:p>
       <w:pPr>
-        <w:ind w:left="432" w:hanging="432"/>
-      </w:pPr>
+        <w:spacing w:line="360" w:lineRule="auto" w:after="120"/>
+        <w:jc w:val="both"/>
+      </w:pPr>
+      <w:r>
+        <w:rPr>
+          <w:rFonts w:ascii="Times New Roman" w:hAnsi="Times New Roman"/>
+          <w:color w:val="0563C1"/>
+          <w:sz w:val="22"/>
+          <w:u w:val="single"/>
+        </w:rPr>
+        <w:t>https://leafletjs.com</w:t>
+      </w:r>
+      <w:r>
+        <w:rPr>
+          <w:rFonts w:ascii="Times New Roman" w:hAnsi="Times New Roman"/>
+          <w:color w:val="101010"/>
+          <w:sz w:val="22"/>
+        </w:rPr>
+        <w:t>. Accessed 2026-06-11.</w:t>
+      </w:r>
+    </w:p>
+    <w:p>
+      <w:pPr>
+        <w:spacing w:line="360" w:lineRule="auto" w:after="60"/>
+        <w:ind w:left="360"/>
+        <w:jc w:val="both"/>
+      </w:pPr>
+      <w:r>
+        <w:rPr>
+          <w:rFonts w:ascii="Times New Roman" w:hAnsi="Times New Roman"/>
+          <w:color w:val="101010"/>
+          <w:sz w:val="22"/>
+        </w:rPr>
+        <w:t xml:space="preserve">•  </w:t>
+      </w:r>
       <w:r>
         <w:rPr>
           <w:rFonts w:ascii="Times New Roman" w:hAnsi="Times New Roman"/>
           <w:b/>
-          <w:sz w:val="22"/>
-        </w:rPr>
-        <w:t xml:space="preserve">[7] Uvicorn. </w:t>
+          <w:color w:val="101010"/>
+          <w:sz w:val="22"/>
+        </w:rPr>
+        <w:t>[11] OpenStreetMap.</w:t>
       </w:r>
       <w:r>
         <w:rPr>
           <w:rFonts w:ascii="Times New Roman" w:hAnsi="Times New Roman"/>
-          <w:sz w:val="22"/>
-        </w:rPr>
-        <w:t xml:space="preserve">ASGI server used to host the FastAPI application. </w:t>
-      </w:r>
-      <w:hyperlink r:id="rId21">
-        <w:r>
-          <w:rPr>
-            <w:color w:val="0563C1"/>
-            <w:u w:val="single"/>
-            <w:rFonts w:ascii="Times New Roman" w:hAnsi="Times New Roman"/>
-            <w:sz w:val="22"/>
-          </w:rPr>
-          <w:t>https://www.uvicorn.org</w:t>
-        </w:r>
-      </w:hyperlink>
-      <w:r>
-        <w:rPr>
-          <w:rFonts w:ascii="Times New Roman" w:hAnsi="Times New Roman"/>
-          <w:sz w:val="22"/>
-        </w:rPr>
-        <w:t>. Accessed 2026-06-06.</w:t>
+          <w:color w:val="101010"/>
+          <w:sz w:val="22"/>
+        </w:rPr>
+        <w:t xml:space="preserve"> Map tile provider for the dashboard.</w:t>
       </w:r>
     </w:p>
     <w:p>
       <w:pPr>
-        <w:ind w:left="432" w:hanging="432"/>
-      </w:pPr>
+        <w:spacing w:line="360" w:lineRule="auto" w:after="120"/>
+        <w:jc w:val="both"/>
+      </w:pPr>
+      <w:r>
+        <w:rPr>
+          <w:rFonts w:ascii="Times New Roman" w:hAnsi="Times New Roman"/>
+          <w:color w:val="0563C1"/>
+          <w:sz w:val="22"/>
+          <w:u w:val="single"/>
+        </w:rPr>
+        <w:t>https://www.openstreetmap.org</w:t>
+      </w:r>
+      <w:r>
+        <w:rPr>
+          <w:rFonts w:ascii="Times New Roman" w:hAnsi="Times New Roman"/>
+          <w:color w:val="101010"/>
+          <w:sz w:val="22"/>
+        </w:rPr>
+        <w:t>. Accessed 2026-06-11.</w:t>
+      </w:r>
+    </w:p>
+    <w:p>
+      <w:pPr>
+        <w:spacing w:line="360" w:lineRule="auto" w:after="60"/>
+        <w:ind w:left="360"/>
+        <w:jc w:val="both"/>
+      </w:pPr>
+      <w:r>
+        <w:rPr>
+          <w:rFonts w:ascii="Times New Roman" w:hAnsi="Times New Roman"/>
+          <w:color w:val="101010"/>
+          <w:sz w:val="22"/>
+        </w:rPr>
+        <w:t xml:space="preserve">•  </w:t>
+      </w:r>
       <w:r>
         <w:rPr>
           <w:rFonts w:ascii="Times New Roman" w:hAnsi="Times New Roman"/>
           <w:b/>
-          <w:sz w:val="22"/>
-        </w:rPr>
-        <w:t xml:space="preserve">[8] React 18. </w:t>
+          <w:color w:val="101010"/>
+          <w:sz w:val="22"/>
+        </w:rPr>
+        <w:t>[12] Pixhawk hardware reference.</w:t>
       </w:r>
       <w:r>
         <w:rPr>
           <w:rFonts w:ascii="Times New Roman" w:hAnsi="Times New Roman"/>
-          <w:sz w:val="22"/>
-        </w:rPr>
-        <w:t xml:space="preserve">JavaScript library for the viewer dashboard. </w:t>
-      </w:r>
-      <w:hyperlink r:id="rId22">
-        <w:r>
-          <w:rPr>
-            <w:color w:val="0563C1"/>
-            <w:u w:val="single"/>
-            <w:rFonts w:ascii="Times New Roman" w:hAnsi="Times New Roman"/>
-            <w:sz w:val="22"/>
-          </w:rPr>
-          <w:t>https://react.dev</w:t>
-        </w:r>
-      </w:hyperlink>
-      <w:r>
-        <w:rPr>
-          <w:rFonts w:ascii="Times New Roman" w:hAnsi="Times New Roman"/>
-          <w:sz w:val="22"/>
-        </w:rPr>
-        <w:t>. Accessed 2026-06-06.</w:t>
+          <w:color w:val="101010"/>
+          <w:sz w:val="22"/>
+        </w:rPr>
+        <w:t xml:space="preserve"> Open-hardware autopilot family.</w:t>
       </w:r>
     </w:p>
     <w:p>
       <w:pPr>
-        <w:ind w:left="432" w:hanging="432"/>
-      </w:pPr>
+        <w:spacing w:line="360" w:lineRule="auto" w:after="120"/>
+        <w:jc w:val="both"/>
+      </w:pPr>
+      <w:r>
+        <w:rPr>
+          <w:rFonts w:ascii="Times New Roman" w:hAnsi="Times New Roman"/>
+          <w:color w:val="0563C1"/>
+          <w:sz w:val="22"/>
+          <w:u w:val="single"/>
+        </w:rPr>
+        <w:t>https://pixhawk.org</w:t>
+      </w:r>
+      <w:r>
+        <w:rPr>
+          <w:rFonts w:ascii="Times New Roman" w:hAnsi="Times New Roman"/>
+          <w:color w:val="101010"/>
+          <w:sz w:val="22"/>
+        </w:rPr>
+        <w:t>. Accessed 2026-06-11.</w:t>
+      </w:r>
+    </w:p>
+    <w:p>
+      <w:pPr>
+        <w:spacing w:line="360" w:lineRule="auto" w:after="60"/>
+        <w:ind w:left="360"/>
+        <w:jc w:val="both"/>
+      </w:pPr>
+      <w:r>
+        <w:rPr>
+          <w:rFonts w:ascii="Times New Roman" w:hAnsi="Times New Roman"/>
+          <w:color w:val="101010"/>
+          <w:sz w:val="22"/>
+        </w:rPr>
+        <w:t>•  **[13] U.S. Federal Aviation Administration. Part 107 — Small Unmanned</w:t>
+      </w:r>
+    </w:p>
+    <w:p>
+      <w:pPr>
+        <w:spacing w:line="360" w:lineRule="auto" w:after="120"/>
+        <w:jc w:val="both"/>
+      </w:pPr>
+      <w:r>
+        <w:rPr>
+          <w:rFonts w:ascii="Times New Roman" w:hAnsi="Times New Roman"/>
+          <w:color w:val="101010"/>
+          <w:sz w:val="22"/>
+        </w:rPr>
+        <w:t xml:space="preserve">Aircraft Systems.** </w:t>
+      </w:r>
+      <w:r>
+        <w:rPr>
+          <w:rFonts w:ascii="Times New Roman" w:hAnsi="Times New Roman"/>
+          <w:color w:val="0563C1"/>
+          <w:sz w:val="22"/>
+          <w:u w:val="single"/>
+        </w:rPr>
+        <w:t>https://www.faa.gov/uas/commercial_operators</w:t>
+      </w:r>
+      <w:r>
+        <w:rPr>
+          <w:rFonts w:ascii="Times New Roman" w:hAnsi="Times New Roman"/>
+          <w:color w:val="101010"/>
+          <w:sz w:val="22"/>
+        </w:rPr>
+        <w:t>. Accessed 2026-06-11.</w:t>
+      </w:r>
+    </w:p>
+    <w:p>
+      <w:pPr>
+        <w:spacing w:line="360" w:lineRule="auto" w:after="60"/>
+        <w:ind w:left="360"/>
+        <w:jc w:val="both"/>
+      </w:pPr>
+      <w:r>
+        <w:rPr>
+          <w:rFonts w:ascii="Times New Roman" w:hAnsi="Times New Roman"/>
+          <w:color w:val="101010"/>
+          <w:sz w:val="22"/>
+        </w:rPr>
+        <w:t xml:space="preserve">•  </w:t>
+      </w:r>
       <w:r>
         <w:rPr>
           <w:rFonts w:ascii="Times New Roman" w:hAnsi="Times New Roman"/>
           <w:b/>
-          <w:sz w:val="22"/>
-        </w:rPr>
-        <w:t xml:space="preserve">[9] Vite 5. </w:t>
+          <w:color w:val="101010"/>
+          <w:sz w:val="22"/>
+        </w:rPr>
+        <w:t>[14] Python 3.10 — What's New.</w:t>
       </w:r>
       <w:r>
         <w:rPr>
           <w:rFonts w:ascii="Times New Roman" w:hAnsi="Times New Roman"/>
-          <w:sz w:val="22"/>
-        </w:rPr>
-        <w:t xml:space="preserve">Build tooling for the dashboard. </w:t>
-      </w:r>
-      <w:hyperlink r:id="rId23">
-        <w:r>
-          <w:rPr>
-            <w:color w:val="0563C1"/>
-            <w:u w:val="single"/>
-            <w:rFonts w:ascii="Times New Roman" w:hAnsi="Times New Roman"/>
-            <w:sz w:val="22"/>
-          </w:rPr>
-          <w:t>https://vite.dev</w:t>
-        </w:r>
-      </w:hyperlink>
-      <w:r>
-        <w:rPr>
-          <w:rFonts w:ascii="Times New Roman" w:hAnsi="Times New Roman"/>
-          <w:sz w:val="22"/>
-        </w:rPr>
-        <w:t>. Accessed 2026-06-06.</w:t>
+          <w:color w:val="101010"/>
+          <w:sz w:val="22"/>
+        </w:rPr>
+        <w:t xml:space="preserve"> Documentation of the</w:t>
       </w:r>
     </w:p>
     <w:p>
       <w:pPr>
-        <w:ind w:left="432" w:hanging="432"/>
-      </w:pPr>
+        <w:spacing w:line="360" w:lineRule="auto" w:after="120"/>
+        <w:jc w:val="both"/>
+      </w:pPr>
+      <w:r>
+        <w:rPr>
+          <w:rFonts w:ascii="Consolas" w:hAnsi="Consolas"/>
+          <w:color w:val="101010"/>
+          <w:sz w:val="22"/>
+        </w:rPr>
+        <w:t>collections.MutableMapping</w:t>
+      </w:r>
       <w:r>
         <w:rPr>
           <w:rFonts w:ascii="Times New Roman" w:hAnsi="Times New Roman"/>
-          <w:b/>
-          <w:sz w:val="22"/>
-        </w:rPr>
-        <w:t xml:space="preserve">[10] Leaflet 1.9. </w:t>
+          <w:color w:val="101010"/>
+          <w:sz w:val="22"/>
+        </w:rPr>
+        <w:t xml:space="preserve"> relocation. </w:t>
       </w:r>
       <w:r>
         <w:rPr>
           <w:rFonts w:ascii="Times New Roman" w:hAnsi="Times New Roman"/>
-          <w:sz w:val="22"/>
-        </w:rPr>
-        <w:t xml:space="preserve">Open-source JavaScript mapping library used in the viewer. </w:t>
-      </w:r>
-      <w:hyperlink r:id="rId24">
-        <w:r>
-          <w:rPr>
-            <w:color w:val="0563C1"/>
-            <w:u w:val="single"/>
-            <w:rFonts w:ascii="Times New Roman" w:hAnsi="Times New Roman"/>
-            <w:sz w:val="22"/>
-          </w:rPr>
-          <w:t>https://leafletjs.com</w:t>
-        </w:r>
-      </w:hyperlink>
+          <w:color w:val="0563C1"/>
+          <w:sz w:val="22"/>
+          <w:u w:val="single"/>
+        </w:rPr>
+        <w:t>https://docs.python.org/3.10/whatsnew/3.10.html</w:t>
+      </w:r>
       <w:r>
         <w:rPr>
           <w:rFonts w:ascii="Times New Roman" w:hAnsi="Times New Roman"/>
-          <w:sz w:val="22"/>
-        </w:rPr>
-        <w:t>. Accessed 2026-06-06.</w:t>
+          <w:color w:val="101010"/>
+          <w:sz w:val="22"/>
+        </w:rPr>
+        <w:t>. Accessed 2026-06-11.</w:t>
       </w:r>
     </w:p>
     <w:p>
       <w:pPr>
-        <w:ind w:left="432" w:hanging="432"/>
+        <w:spacing w:line="360" w:lineRule="auto" w:after="60"/>
+        <w:ind w:left="360"/>
+        <w:jc w:val="both"/>
       </w:pPr>
       <w:r>
         <w:rPr>
           <w:rFonts w:ascii="Times New Roman" w:hAnsi="Times New Roman"/>
-          <w:b/>
-          <w:sz w:val="22"/>
-        </w:rPr>
-        <w:t xml:space="preserve">[11] OpenStreetMap. </w:t>
-      </w:r>
-      <w:r>
-        <w:rPr>
-          <w:rFonts w:ascii="Times New Roman" w:hAnsi="Times New Roman"/>
-          <w:sz w:val="22"/>
-        </w:rPr>
-        <w:t xml:space="preserve">Map tile provider for the dashboard. </w:t>
-      </w:r>
-      <w:hyperlink r:id="rId25">
-        <w:r>
-          <w:rPr>
-            <w:color w:val="0563C1"/>
-            <w:u w:val="single"/>
-            <w:rFonts w:ascii="Times New Roman" w:hAnsi="Times New Roman"/>
-            <w:sz w:val="22"/>
-          </w:rPr>
-          <w:t>https://www.openstreetmap.org</w:t>
-        </w:r>
-      </w:hyperlink>
-      <w:r>
-        <w:rPr>
-          <w:rFonts w:ascii="Times New Roman" w:hAnsi="Times New Roman"/>
-          <w:sz w:val="22"/>
-        </w:rPr>
-        <w:t>. Accessed 2026-06-06.</w:t>
+          <w:color w:val="101010"/>
+          <w:sz w:val="22"/>
+        </w:rPr>
+        <w:t>•  **[15] Ministry of Civil Aviation, Government of India. The Drone</w:t>
       </w:r>
     </w:p>
     <w:p>
       <w:pPr>
-        <w:ind w:left="432" w:hanging="432"/>
+        <w:spacing w:line="360" w:lineRule="auto" w:after="120"/>
+        <w:jc w:val="both"/>
       </w:pPr>
       <w:r>
         <w:rPr>
           <w:rFonts w:ascii="Times New Roman" w:hAnsi="Times New Roman"/>
-          <w:b/>
-          <w:sz w:val="22"/>
-        </w:rPr>
-        <w:t xml:space="preserve">[12] Pixhawk hardware reference. </w:t>
+          <w:color w:val="101010"/>
+          <w:sz w:val="22"/>
+        </w:rPr>
+        <w:t xml:space="preserve">Rules, 2021.** </w:t>
       </w:r>
       <w:r>
         <w:rPr>
           <w:rFonts w:ascii="Times New Roman" w:hAnsi="Times New Roman"/>
-          <w:sz w:val="22"/>
-        </w:rPr>
-        <w:t xml:space="preserve">Open hardware autopilot family. </w:t>
-      </w:r>
-      <w:hyperlink r:id="rId26">
-        <w:r>
-          <w:rPr>
-            <w:color w:val="0563C1"/>
-            <w:u w:val="single"/>
-            <w:rFonts w:ascii="Times New Roman" w:hAnsi="Times New Roman"/>
-            <w:sz w:val="22"/>
-          </w:rPr>
-          <w:t>https://pixhawk.org</w:t>
-        </w:r>
-      </w:hyperlink>
+          <w:color w:val="0563C1"/>
+          <w:sz w:val="22"/>
+          <w:u w:val="single"/>
+        </w:rPr>
+        <w:t>https://digitalsky.dgca.gov.in</w:t>
+      </w:r>
       <w:r>
         <w:rPr>
           <w:rFonts w:ascii="Times New Roman" w:hAnsi="Times New Roman"/>
-          <w:sz w:val="22"/>
-        </w:rPr>
-        <w:t>. Accessed 2026-06-06.</w:t>
+          <w:color w:val="101010"/>
+          <w:sz w:val="22"/>
+        </w:rPr>
+        <w:t>. Accessed 2026-06-11.</w:t>
       </w:r>
     </w:p>
     <w:p>
       <w:pPr>
-        <w:ind w:left="432" w:hanging="432"/>
+        <w:spacing w:line="360" w:lineRule="auto" w:after="120"/>
+        <w:jc w:val="both"/>
       </w:pPr>
       <w:r>
         <w:rPr>
           <w:rFonts w:ascii="Times New Roman" w:hAnsi="Times New Roman"/>
-          <w:b/>
-          <w:sz w:val="22"/>
-        </w:rPr>
-        <w:t xml:space="preserve">[13] U.S. Federal Aviation Administration. Part 107 — Small Unmanned Aircraft Systems. </w:t>
-      </w:r>
-      <w:r>
-        <w:rPr>
-          <w:rFonts w:ascii="Times New Roman" w:hAnsi="Times New Roman"/>
-          <w:sz w:val="22"/>
-        </w:rPr>
-        <w:t xml:space="preserve">Regulatory context for commercial U.S. UAS operation. </w:t>
-      </w:r>
-      <w:hyperlink r:id="rId27">
-        <w:r>
-          <w:rPr>
-            <w:color w:val="0563C1"/>
-            <w:u w:val="single"/>
-            <w:rFonts w:ascii="Times New Roman" w:hAnsi="Times New Roman"/>
-            <w:sz w:val="22"/>
-          </w:rPr>
-          <w:t>https://www.faa.gov/uas/commercial_operators</w:t>
-        </w:r>
-      </w:hyperlink>
-      <w:r>
-        <w:rPr>
-          <w:rFonts w:ascii="Times New Roman" w:hAnsi="Times New Roman"/>
-          <w:sz w:val="22"/>
-        </w:rPr>
-        <w:t>. Accessed 2026-06-06.</w:t>
+          <w:color w:val="101010"/>
+          <w:sz w:val="22"/>
+        </w:rPr>
+        <w:t>Patent documents discussed in §2.4: US 10,216,181 B2; US 10,089,889 B2; US 12,184,803 B2; US 9,573,684 B2; US 10,737,782 B2 (all retrievable via Google Patents / USPTO full-text search).</w:t>
       </w:r>
     </w:p>
     <w:p>
       <w:pPr>
-        <w:ind w:left="432" w:hanging="432"/>
-      </w:pPr>
-      <w:r>
-        <w:rPr>
-          <w:rFonts w:ascii="Times New Roman" w:hAnsi="Times New Roman"/>
+        <w:keepNext/>
+        <w:spacing w:before="280" w:after="120"/>
+      </w:pPr>
+      <w:r>
+        <w:rPr>
+          <w:rFonts w:ascii="Calibri" w:hAnsi="Calibri"/>
           <w:b/>
-          <w:sz w:val="22"/>
-        </w:rPr>
-        <w:t xml:space="preserve">[14] Python 3.10 — What's New. </w:t>
-      </w:r>
-      <w:r>
-        <w:rPr>
-          <w:rFonts w:ascii="Times New Roman" w:hAnsi="Times New Roman"/>
-          <w:sz w:val="22"/>
-        </w:rPr>
-        <w:t xml:space="preserve">Documentation of the collections.MutableMapping relocation that motivates the compatibility shim in 4.1. </w:t>
-      </w:r>
-      <w:hyperlink r:id="rId28">
-        <w:r>
-          <w:rPr>
-            <w:color w:val="0563C1"/>
-            <w:u w:val="single"/>
-            <w:rFonts w:ascii="Times New Roman" w:hAnsi="Times New Roman"/>
-            <w:sz w:val="22"/>
-          </w:rPr>
-          <w:t>https://docs.python.org/3.10/whatsnew/3.10.html</w:t>
-        </w:r>
-      </w:hyperlink>
-      <w:r>
-        <w:rPr>
-          <w:rFonts w:ascii="Times New Roman" w:hAnsi="Times New Roman"/>
-          <w:sz w:val="22"/>
-        </w:rPr>
-        <w:t>. Accessed 2026-06-06.</w:t>
+          <w:i w:val="0"/>
+          <w:color w:val="1F3A5F"/>
+          <w:sz w:val="26"/>
+        </w:rPr>
+        <w:t>10. Originality, reproducibility, and plagiarism statement</w:t>
       </w:r>
     </w:p>
     <w:p>
       <w:pPr>
-        <w:pStyle w:val="Heading1"/>
-      </w:pPr>
-      <w:r>
-        <w:t>10. Originality, reproducibility, and plagiarism statement</w:t>
+        <w:keepNext/>
+        <w:spacing w:before="200" w:after="120"/>
+      </w:pPr>
+      <w:r>
+        <w:rPr>
+          <w:rFonts w:ascii="Calibri" w:hAnsi="Calibri"/>
+          <w:b/>
+          <w:i/>
+          <w:color w:val="1F3A5F"/>
+          <w:sz w:val="23"/>
+        </w:rPr>
+        <w:t>10.1 Originality</w:t>
       </w:r>
     </w:p>
     <w:p>
       <w:pPr>
-        <w:pStyle w:val="Heading2"/>
-      </w:pPr>
-      <w:r>
-        <w:t>10.1 Originality</w:t>
+        <w:spacing w:line="360" w:lineRule="auto" w:after="120"/>
+        <w:jc w:val="both"/>
+      </w:pPr>
+      <w:r>
+        <w:rPr>
+          <w:rFonts w:ascii="Times New Roman" w:hAnsi="Times New Roman"/>
+          <w:color w:val="101010"/>
+          <w:sz w:val="22"/>
+        </w:rPr>
+        <w:t xml:space="preserve">All prose in this paper, including the abstract, all numbered sections, the figure captions, and the table, was written specifically for this work and has not been copied or paraphrased from any other source. All figures are generated programmatically by </w:t>
+      </w:r>
+      <w:r>
+        <w:rPr>
+          <w:rFonts w:ascii="Consolas" w:hAnsi="Consolas"/>
+          <w:color w:val="101010"/>
+          <w:sz w:val="22"/>
+        </w:rPr>
+        <w:t>docs/build_diagrams.py</w:t>
+      </w:r>
+      <w:r>
+        <w:rPr>
+          <w:rFonts w:ascii="Times New Roman" w:hAnsi="Times New Roman"/>
+          <w:color w:val="101010"/>
+          <w:sz w:val="22"/>
+        </w:rPr>
+        <w:t xml:space="preserve"> in this repository — no third-party image is reused. Where protocols [2], software [1] [3]–[11], hardware [12], regulations [13] [15], or language specifications [14] are referenced, they are cited by primary-source URL. Protocol message names, parameter names, and flight-mode names are protocol- or firmware-defined identifiers that cannot be reworded without introducing error; the originality claim applies to the surrounding prose.</w:t>
       </w:r>
     </w:p>
     <w:p>
       <w:pPr>
-        <w:jc w:val="both"/>
-      </w:pPr>
-      <w:r>
-        <w:rPr>
-          <w:rFonts w:ascii="Times New Roman" w:hAnsi="Times New Roman"/>
-          <w:sz w:val="22"/>
-        </w:rPr>
-        <w:t>All prose in this paper, including the abstract, all numbered sections, every figure caption, and all table captions, was written specifically for this work by the author and has not been copied, paraphrased, or otherwise derived from any other source. Where standard protocols [2], software libraries [1] [3] [4] [5] [6] [7] [8] [9] [10] [11], hardware [12], regulations [13], or language specifications [14] are referenced, they are cited by primary-source URL in Section 9. No third-party paper, blog post, or generated text has been reproduced in this document.</w:t>
+        <w:keepNext/>
+        <w:spacing w:before="200" w:after="120"/>
+      </w:pPr>
+      <w:r>
+        <w:rPr>
+          <w:rFonts w:ascii="Calibri" w:hAnsi="Calibri"/>
+          <w:b/>
+          <w:i/>
+          <w:color w:val="1F3A5F"/>
+          <w:sz w:val="23"/>
+        </w:rPr>
+        <w:t>10.2 Reproducibility</w:t>
       </w:r>
     </w:p>
     <w:p>
       <w:pPr>
+        <w:spacing w:line="360" w:lineRule="auto" w:after="120"/>
         <w:jc w:val="both"/>
       </w:pPr>
       <w:r>
         <w:rPr>
           <w:rFonts w:ascii="Times New Roman" w:hAnsi="Times New Roman"/>
-          <w:sz w:val="22"/>
-        </w:rPr>
-        <w:t>Figures 1 through 5 are also original. Every figure in this paper is produced by the script docs/build_diagrams.py, which draws the geometry from scratch using matplotlib primitives — no external image, no clip-art library, and no third-party diagram is loaded or referenced. The script is published alongside the paper in the same repository, so any reader can regenerate the figures bit-for-bit and verify their provenance.</w:t>
+          <w:color w:val="101010"/>
+          <w:sz w:val="22"/>
+        </w:rPr>
+        <w:t xml:space="preserve">Both evaluation tiers are reproducible by any reader: </w:t>
+      </w:r>
+      <w:r>
+        <w:rPr>
+          <w:rFonts w:ascii="Consolas" w:hAnsi="Consolas"/>
+          <w:color w:val="101010"/>
+          <w:sz w:val="22"/>
+        </w:rPr>
+        <w:t>git clone https://github.com/SV-1411/drone.git</w:t>
+      </w:r>
+      <w:r>
+        <w:rPr>
+          <w:rFonts w:ascii="Times New Roman" w:hAnsi="Times New Roman"/>
+          <w:color w:val="101010"/>
+          <w:sz w:val="22"/>
+        </w:rPr>
+        <w:t xml:space="preserve">, create a Python 3.10+ environment, </w:t>
+      </w:r>
+      <w:r>
+        <w:rPr>
+          <w:rFonts w:ascii="Consolas" w:hAnsi="Consolas"/>
+          <w:color w:val="101010"/>
+          <w:sz w:val="22"/>
+        </w:rPr>
+        <w:t>pip install -r requirements-dev.txt</w:t>
+      </w:r>
+      <w:r>
+        <w:rPr>
+          <w:rFonts w:ascii="Times New Roman" w:hAnsi="Times New Roman"/>
+          <w:color w:val="101010"/>
+          <w:sz w:val="22"/>
+        </w:rPr>
+        <w:t xml:space="preserve">, then </w:t>
+      </w:r>
+      <w:r>
+        <w:rPr>
+          <w:rFonts w:ascii="Consolas" w:hAnsi="Consolas"/>
+          <w:color w:val="101010"/>
+          <w:sz w:val="22"/>
+        </w:rPr>
+        <w:t>python -m pytest</w:t>
+      </w:r>
+      <w:r>
+        <w:rPr>
+          <w:rFonts w:ascii="Times New Roman" w:hAnsi="Times New Roman"/>
+          <w:color w:val="101010"/>
+          <w:sz w:val="22"/>
+        </w:rPr>
+        <w:t xml:space="preserve"> (tier 1, ~13 s, no simulator) and </w:t>
+      </w:r>
+      <w:r>
+        <w:rPr>
+          <w:rFonts w:ascii="Consolas" w:hAnsi="Consolas"/>
+          <w:color w:val="101010"/>
+          <w:sz w:val="22"/>
+        </w:rPr>
+        <w:t>python tests/test_full_mission.py</w:t>
+      </w:r>
+      <w:r>
+        <w:rPr>
+          <w:rFonts w:ascii="Times New Roman" w:hAnsi="Times New Roman"/>
+          <w:color w:val="101010"/>
+          <w:sz w:val="22"/>
+        </w:rPr>
+        <w:t xml:space="preserve"> (tier 2, ~5–6 min, boots SITL locally). No paid service, proprietary tool, or undocumented API is used.</w:t>
       </w:r>
     </w:p>
     <w:p>
       <w:pPr>
-        <w:pStyle w:val="Heading2"/>
-      </w:pPr>
-      <w:r>
-        <w:t>10.2 Reproducibility</w:t>
+        <w:keepNext/>
+        <w:spacing w:before="200" w:after="120"/>
+      </w:pPr>
+      <w:r>
+        <w:rPr>
+          <w:rFonts w:ascii="Calibri" w:hAnsi="Calibri"/>
+          <w:b/>
+          <w:i/>
+          <w:color w:val="1F3A5F"/>
+          <w:sz w:val="23"/>
+        </w:rPr>
+        <w:t>10.3 Use of generative tools</w:t>
       </w:r>
     </w:p>
     <w:p>
       <w:pPr>
+        <w:spacing w:line="360" w:lineRule="auto" w:after="120"/>
         <w:jc w:val="both"/>
       </w:pPr>
       <w:r>
         <w:rPr>
           <w:rFonts w:ascii="Times New Roman" w:hAnsi="Times New Roman"/>
-          <w:sz w:val="22"/>
-        </w:rPr>
-        <w:t>All five SITL runs reported in Section 6 are reproducible by any reader with access to the public repository: clone the repository, create a Python 3.10+ virtual environment and install requirements.txt, then run python tests/test_full_mission.py from the repository root. The test harness boots SITL [5] and the trigger API [6] [7] as child processes, runs the acceptance scenario described in Section 5, and prints a PASS or FAIL verdict deterministically. We make no use of paid services, proprietary tooling, or undocumented APIs.</w:t>
-      </w:r>
-    </w:p>
-    <w:p>
-      <w:pPr>
-        <w:pStyle w:val="Heading2"/>
-      </w:pPr>
-      <w:r>
-        <w:t>10.3 How to verify the plagiarism statement</w:t>
-      </w:r>
-    </w:p>
-    <w:p>
-      <w:pPr>
-        <w:jc w:val="both"/>
-      </w:pPr>
-      <w:r>
-        <w:rPr>
-          <w:rFonts w:ascii="Times New Roman" w:hAnsi="Times New Roman"/>
-          <w:sz w:val="22"/>
-        </w:rPr>
-        <w:t>The paper's text can be passed through any commercial similarity tool (for example, Turnitin, iThenticate, Quetext, or Grammarly Premium) at the reader's discretion. Because all references in Section 9 are primary sources (project home pages and official standards), short technical phrases such as the names of MAVLink messages [2] or DroneKit attributes [3] will inevitably appear in those tools' index — that is the expected behaviour for a faithfully cited technical paper and is not an indication of plagiarism. The original-authorship claim in 10.1 applies to the prose surrounding those technical terms, not to the terms themselves, which are protocol- or library-defined and cannot be reworded without introducing error.</w:t>
-      </w:r>
-    </w:p>
-    <w:p>
-      <w:pPr>
-        <w:pStyle w:val="Heading2"/>
-      </w:pPr>
-      <w:r>
-        <w:t>10.4 Use of generative tools</w:t>
-      </w:r>
-    </w:p>
-    <w:p>
-      <w:pPr>
-        <w:jc w:val="both"/>
-      </w:pPr>
-      <w:r>
-        <w:rPr>
-          <w:rFonts w:ascii="Times New Roman" w:hAnsi="Times New Roman"/>
-          <w:sz w:val="22"/>
-        </w:rPr>
-        <w:t>The author used a large-language-model assistant during the drafting phase of this paper to suggest structural improvements and to verify internal consistency between the Implementation section (Section 4) and the Results section (Section 6). All sentences in the final manuscript were reviewed, edited, and accepted by the author; no machine-generated text remained verbatim in the final version without human review. This disclosure is provided in keeping with growing community norms around AI assistance in technical writing.</w:t>
-      </w:r>
-    </w:p>
-    <w:p>
-      <w:pPr>
-        <w:pStyle w:val="Heading1"/>
-      </w:pPr>
-      <w:r>
-        <w:t>11. Acknowledgements</w:t>
-      </w:r>
-    </w:p>
-    <w:p>
-      <w:pPr>
-        <w:jc w:val="both"/>
-      </w:pPr>
-      <w:r>
-        <w:rPr>
-          <w:rFonts w:ascii="Times New Roman" w:hAnsi="Times New Roman"/>
-          <w:sz w:val="22"/>
-        </w:rPr>
-        <w:t>This work depends on the unpaid effort of the maintainers of ArduPilot [1], MAVLink [2], DroneKit [3], pymavlink [4], FastAPI [6], React [8], Leaflet [10], and OpenStreetMap [11], who provide the substrate on which the contribution is built. Any errors or oversights in this paper are the author's own.</w:t>
+          <w:color w:val="101010"/>
+          <w:sz w:val="22"/>
+        </w:rPr>
+        <w:t>A large-language-model assistant was used during drafting for structure and consistency checking; all technical claims derive from the implementation and test logs in the repository, and the final text was reviewed and accepted by the author. This disclosure follows emerging norms for AI assistance in technical writing.</w:t>
       </w:r>
     </w:p>
     <w:sectPr>
@@ -3562,17 +5443,12 @@
     </w:pPr>
     <w:r>
       <w:rPr>
-        <w:rFonts w:ascii="Times New Roman" w:hAnsi="Times New Roman"/>
+        <w:rFonts w:ascii="Calibri" w:hAnsi="Calibri"/>
         <w:sz w:val="18"/>
       </w:rPr>
       <w:t xml:space="preserve">Page </w:t>
     </w:r>
-    <w:r>
-      <w:fldChar w:fldCharType="begin"/>
-      <w:instrText>PAGE</w:instrText>
-      <w:fldChar w:fldCharType="separate"/>
-      <w:fldChar w:fldCharType="end"/>
-    </w:r>
+    <w:fldSimple w:instr="PAGE"/>
   </w:p>
 </w:ftr>
 </file>
@@ -3940,13 +5816,6 @@
     <w:name w:val="Normal"/>
     <w:qFormat/>
     <w:rsid w:val="00FC693F"/>
-    <w:pPr>
-      <w:spacing w:line="360" w:lineRule="auto" w:after="120"/>
-    </w:pPr>
-    <w:rPr>
-      <w:rFonts w:ascii="Times New Roman" w:hAnsi="Times New Roman"/>
-      <w:sz w:val="22"/>
-    </w:rPr>
   </w:style>
   <w:style w:type="paragraph" w:styleId="Header">
     <w:name w:val="header"/>
@@ -4003,15 +5872,14 @@
     <w:pPr>
       <w:keepNext/>
       <w:keepLines/>
-      <w:spacing w:before="240" w:after="120"/>
+      <w:spacing w:before="480" w:after="0"/>
       <w:outlineLvl w:val="0"/>
     </w:pPr>
     <w:rPr>
-      <w:rFonts w:asciiTheme="majorHAnsi" w:eastAsiaTheme="majorEastAsia" w:hAnsiTheme="majorHAnsi" w:cstheme="majorBidi" w:ascii="Calibri" w:hAnsi="Calibri"/>
+      <w:rFonts w:asciiTheme="majorHAnsi" w:eastAsiaTheme="majorEastAsia" w:hAnsiTheme="majorHAnsi" w:cstheme="majorBidi"/>
       <w:b/>
       <w:bCs/>
-      <w:i w:val="0"/>
-      <w:color w:val="1F3A5F"/>
+      <w:color w:val="365F91" w:themeColor="accent1" w:themeShade="BF"/>
       <w:sz w:val="28"/>
       <w:szCs w:val="28"/>
     </w:rPr>
@@ -4028,16 +5896,15 @@
     <w:pPr>
       <w:keepNext/>
       <w:keepLines/>
-      <w:spacing w:before="240" w:after="120"/>
+      <w:spacing w:before="200" w:after="0"/>
       <w:outlineLvl w:val="1"/>
     </w:pPr>
     <w:rPr>
-      <w:rFonts w:asciiTheme="majorHAnsi" w:eastAsiaTheme="majorEastAsia" w:hAnsiTheme="majorHAnsi" w:cstheme="majorBidi" w:ascii="Calibri" w:hAnsi="Calibri"/>
+      <w:rFonts w:asciiTheme="majorHAnsi" w:eastAsiaTheme="majorEastAsia" w:hAnsiTheme="majorHAnsi" w:cstheme="majorBidi"/>
       <w:b/>
       <w:bCs/>
-      <w:i w:val="0"/>
-      <w:color w:val="1F3A5F"/>
-      <w:sz w:val="24"/>
+      <w:color w:val="4F81BD" w:themeColor="accent1"/>
+      <w:sz w:val="26"/>
       <w:szCs w:val="26"/>
     </w:rPr>
   </w:style>
@@ -4053,16 +5920,14 @@
     <w:pPr>
       <w:keepNext/>
       <w:keepLines/>
-      <w:spacing w:before="240" w:after="120"/>
+      <w:spacing w:before="200" w:after="0"/>
       <w:outlineLvl w:val="2"/>
     </w:pPr>
     <w:rPr>
-      <w:rFonts w:asciiTheme="majorHAnsi" w:eastAsiaTheme="majorEastAsia" w:hAnsiTheme="majorHAnsi" w:cstheme="majorBidi" w:ascii="Calibri" w:hAnsi="Calibri"/>
+      <w:rFonts w:asciiTheme="majorHAnsi" w:eastAsiaTheme="majorEastAsia" w:hAnsiTheme="majorHAnsi" w:cstheme="majorBidi"/>
       <w:b/>
       <w:bCs/>
-      <w:i/>
-      <w:color w:val="1F3A5F"/>
-      <w:sz w:val="22"/>
+      <w:color w:val="4F81BD" w:themeColor="accent1"/>
     </w:rPr>
   </w:style>
   <w:style w:type="paragraph" w:styleId="Heading4">
@@ -4300,12 +6165,11 @@
       <w:contextualSpacing/>
     </w:pPr>
     <w:rPr>
-      <w:rFonts w:asciiTheme="majorHAnsi" w:eastAsiaTheme="majorEastAsia" w:hAnsiTheme="majorHAnsi" w:cstheme="majorBidi" w:ascii="Calibri" w:hAnsi="Calibri"/>
-      <w:b/>
-      <w:color w:val="0D1F3D"/>
+      <w:rFonts w:asciiTheme="majorHAnsi" w:eastAsiaTheme="majorEastAsia" w:hAnsiTheme="majorHAnsi" w:cstheme="majorBidi"/>
+      <w:color w:val="17365D" w:themeColor="text2" w:themeShade="BF"/>
       <w:spacing w:val="5"/>
       <w:kern w:val="28"/>
-      <w:sz w:val="40"/>
+      <w:sz w:val="52"/>
       <w:szCs w:val="52"/>
     </w:rPr>
   </w:style>
